--- a/PROGRESS.docx
+++ b/PROGRESS.docx
@@ -2586,6 +2586,1363 @@
     <w:p>
       <w:r>
         <w:t>невозможна из песочницы, это написано прямо.</w:t>
+      </w:r>
+    </w:p>
+    <w:p>
+      <w:pPr>
+        <w:jc w:val="center"/>
+      </w:pPr>
+      <w:r>
+        <w:t>────────────────────────────────────────</w:t>
+      </w:r>
+    </w:p>
+    <w:p>
+      <w:pPr>
+        <w:pStyle w:val="Heading2"/>
+      </w:pPr>
+      <w:r>
+        <w:t>Шаг 10. Доработка после первых прогонов CI (честный разбор)</w:t>
+      </w:r>
+    </w:p>
+    <w:p>
+      <w:r>
+        <w:t xml:space="preserve">Первый тег </w:t>
+      </w:r>
+      <w:r>
+        <w:rPr>
+          <w:rFonts w:ascii="Consolas" w:hAnsi="Consolas"/>
+          <w:color w:val="224488"/>
+          <w:sz w:val="19"/>
+        </w:rPr>
+        <w:t>v1.0.1</w:t>
+      </w:r>
+      <w:r>
+        <w:t xml:space="preserve"> дал красный результат в двух местах: смоук-тест </w:t>
+      </w:r>
+      <w:r>
+        <w:rPr>
+          <w:rFonts w:ascii="Consolas" w:hAnsi="Consolas"/>
+          <w:color w:val="224488"/>
+          <w:sz w:val="19"/>
+        </w:rPr>
+        <w:t>.exe</w:t>
+      </w:r>
+      <w:r>
+        <w:t xml:space="preserve"> и</w:t>
+      </w:r>
+    </w:p>
+    <w:p>
+      <w:r>
+        <w:t>пилот на реальной модели. Разбирательство велось по фактам, а не по догадкам.</w:t>
+      </w:r>
+    </w:p>
+    <w:p>
+      <w:r>
+        <w:rPr>
+          <w:b/>
+        </w:rPr>
+        <w:t>Найдено и исправлено (пилот).</w:t>
+      </w:r>
+      <w:r>
+        <w:t xml:space="preserve"> Причина отказа пилота — не модель, а</w:t>
+      </w:r>
+    </w:p>
+    <w:p>
+      <w:r>
+        <w:t xml:space="preserve">несовместимость с веткой </w:t>
+      </w:r>
+      <w:r>
+        <w:rPr>
+          <w:rFonts w:ascii="Consolas" w:hAnsi="Consolas"/>
+          <w:color w:val="224488"/>
+          <w:sz w:val="19"/>
+        </w:rPr>
+        <w:t>transformers</w:t>
+      </w:r>
+      <w:r>
+        <w:t xml:space="preserve"> 5.x, установленной в CI:</w:t>
+      </w:r>
+    </w:p>
+    <w:p>
+      <w:pPr>
+        <w:pStyle w:val="ListNumber"/>
+      </w:pPr>
+      <w:r>
+        <w:rPr>
+          <w:rFonts w:ascii="Consolas" w:hAnsi="Consolas"/>
+          <w:color w:val="224488"/>
+          <w:sz w:val="19"/>
+        </w:rPr>
+        <w:t>tokenizer(..., return_offsets_mapping=True)["offset_mapping"]</w:t>
+      </w:r>
+      <w:r>
+        <w:t xml:space="preserve"> на свежих</w:t>
+      </w:r>
+    </w:p>
+    <w:p>
+      <w:r>
+        <w:t xml:space="preserve">   версиях возвращает обычный список, а не объект с методом </w:t>
+      </w:r>
+      <w:r>
+        <w:rPr>
+          <w:rFonts w:ascii="Consolas" w:hAnsi="Consolas"/>
+          <w:color w:val="224488"/>
+          <w:sz w:val="19"/>
+        </w:rPr>
+        <w:t>.tolist()</w:t>
+      </w:r>
+      <w:r>
+        <w:t>; код</w:t>
+      </w:r>
+    </w:p>
+    <w:p>
+      <w:r>
+        <w:t xml:space="preserve">   падал с </w:t>
+      </w:r>
+      <w:r>
+        <w:rPr>
+          <w:rFonts w:ascii="Consolas" w:hAnsi="Consolas"/>
+          <w:color w:val="224488"/>
+          <w:sz w:val="19"/>
+        </w:rPr>
+        <w:t>AttributeError</w:t>
+      </w:r>
+      <w:r>
+        <w:t xml:space="preserve"> ещё до расчёта признаков. Теперь смещения</w:t>
+      </w:r>
+    </w:p>
+    <w:p>
+      <w:r>
+        <w:t xml:space="preserve">   приводятся к списку кортежей и поддерживаются оба формата — и «батчевый»</w:t>
+      </w:r>
+    </w:p>
+    <w:p>
+      <w:r>
+        <w:t xml:space="preserve">   (</w:t>
+      </w:r>
+      <w:r>
+        <w:rPr>
+          <w:rFonts w:ascii="Consolas" w:hAnsi="Consolas"/>
+          <w:color w:val="224488"/>
+          <w:sz w:val="19"/>
+        </w:rPr>
+        <w:t>[[(s, e), ...]]</w:t>
+      </w:r>
+      <w:r>
+        <w:t>), и плоский (</w:t>
+      </w:r>
+      <w:r>
+        <w:rPr>
+          <w:rFonts w:ascii="Consolas" w:hAnsi="Consolas"/>
+          <w:color w:val="224488"/>
+          <w:sz w:val="19"/>
+        </w:rPr>
+        <w:t>[(s, e), ...]</w:t>
+      </w:r>
+      <w:r>
+        <w:t>).</w:t>
+      </w:r>
+    </w:p>
+    <w:p>
+      <w:pPr>
+        <w:pStyle w:val="ListNumber"/>
+      </w:pPr>
+      <w:r>
+        <w:t>Скрытые состояния не запрашивались, поэтому третий признак (плотность</w:t>
+      </w:r>
+    </w:p>
+    <w:p>
+      <w:r>
+        <w:t xml:space="preserve">   представлений) в режиме </w:t>
+      </w:r>
+      <w:r>
+        <w:rPr>
+          <w:rFonts w:ascii="Consolas" w:hAnsi="Consolas"/>
+          <w:color w:val="224488"/>
+          <w:sz w:val="19"/>
+        </w:rPr>
+        <w:t>hf</w:t>
+      </w:r>
+      <w:r>
+        <w:t xml:space="preserve"> всегда был нулевым. Теперь флаги</w:t>
+      </w:r>
+    </w:p>
+    <w:p>
+      <w:r>
+        <w:t xml:space="preserve">   </w:t>
+      </w:r>
+      <w:r>
+        <w:rPr>
+          <w:rFonts w:ascii="Consolas" w:hAnsi="Consolas"/>
+          <w:color w:val="224488"/>
+          <w:sz w:val="19"/>
+        </w:rPr>
+        <w:t>output_attentions</w:t>
+      </w:r>
+      <w:r>
+        <w:t>/</w:t>
+      </w:r>
+      <w:r>
+        <w:rPr>
+          <w:rFonts w:ascii="Consolas" w:hAnsi="Consolas"/>
+          <w:color w:val="224488"/>
+          <w:sz w:val="19"/>
+        </w:rPr>
+        <w:t>output_hidden_states</w:t>
+      </w:r>
+      <w:r>
+        <w:t xml:space="preserve"> ставятся в конфиге модели — это</w:t>
+      </w:r>
+    </w:p>
+    <w:p>
+      <w:r>
+        <w:t xml:space="preserve">   работает одинаково в старых и новых версиях.</w:t>
+      </w:r>
+    </w:p>
+    <w:p>
+      <w:r>
+        <w:t>Проверка велась локально на специально собранной крошечной локальной модели</w:t>
+      </w:r>
+    </w:p>
+    <w:p>
+      <w:r>
+        <w:t xml:space="preserve">(свой BPE-токенизатор + </w:t>
+      </w:r>
+      <w:r>
+        <w:rPr>
+          <w:rFonts w:ascii="Consolas" w:hAnsi="Consolas"/>
+          <w:color w:val="224488"/>
+          <w:sz w:val="19"/>
+        </w:rPr>
+        <w:t>GPT2Config</w:t>
+      </w:r>
+      <w:r>
+        <w:t xml:space="preserve"> на 4 слоя): полный путь признаков</w:t>
+      </w:r>
+    </w:p>
+    <w:p>
+      <w:r>
+        <w:t xml:space="preserve">проходит для слоёв </w:t>
+      </w:r>
+      <w:r>
+        <w:rPr>
+          <w:rFonts w:ascii="Consolas" w:hAnsi="Consolas"/>
+          <w:color w:val="224488"/>
+          <w:sz w:val="19"/>
+        </w:rPr>
+        <w:t>first</w:t>
+      </w:r>
+      <w:r>
+        <w:t>/</w:t>
+      </w:r>
+      <w:r>
+        <w:rPr>
+          <w:rFonts w:ascii="Consolas" w:hAnsi="Consolas"/>
+          <w:color w:val="224488"/>
+          <w:sz w:val="19"/>
+        </w:rPr>
+        <w:t>middle</w:t>
+      </w:r>
+      <w:r>
+        <w:t>/</w:t>
+      </w:r>
+      <w:r>
+        <w:rPr>
+          <w:rFonts w:ascii="Consolas" w:hAnsi="Consolas"/>
+          <w:color w:val="224488"/>
+          <w:sz w:val="19"/>
+        </w:rPr>
+        <w:t>-4</w:t>
+      </w:r>
+      <w:r>
+        <w:t>/</w:t>
+      </w:r>
+      <w:r>
+        <w:rPr>
+          <w:rFonts w:ascii="Consolas" w:hAnsi="Consolas"/>
+          <w:color w:val="224488"/>
+          <w:sz w:val="19"/>
+        </w:rPr>
+        <w:t>last</w:t>
+      </w:r>
+      <w:r>
+        <w:t>, плотность ненулевая, пилот</w:t>
+      </w:r>
+    </w:p>
+    <w:p>
+      <w:r>
+        <w:t>пишет отчёт и считает AUC (на случайных весах ≈ 0.5 — ровно то, что должно быть).</w:t>
+      </w:r>
+    </w:p>
+    <w:p>
+      <w:r>
+        <w:rPr>
+          <w:b/>
+        </w:rPr>
+        <w:t>Честный отказ вместо выдуманных чисел.</w:t>
+      </w:r>
+      <w:r>
+        <w:t xml:space="preserve"> Если признаки модели недоступны,</w:t>
+      </w:r>
+    </w:p>
+    <w:p>
+      <w:r>
+        <w:t>пилот пишет черновик отчёта с трассировкой и возвращает код 2; если контраст</w:t>
+      </w:r>
+    </w:p>
+    <w:p>
+      <w:r>
+        <w:t>групп не выдержан — отмечает это в отчёте (</w:t>
+      </w:r>
+      <w:r>
+        <w:rPr>
+          <w:rFonts w:ascii="Consolas" w:hAnsi="Consolas"/>
+          <w:color w:val="224488"/>
+          <w:sz w:val="19"/>
+        </w:rPr>
+        <w:t>status: contrast_not_met</w:t>
+      </w:r>
+      <w:r>
+        <w:t>) и</w:t>
+      </w:r>
+    </w:p>
+    <w:p>
+      <w:r>
+        <w:t xml:space="preserve">продолжает, а не подгоняет числа. Появился флаг </w:t>
+      </w:r>
+      <w:r>
+        <w:rPr>
+          <w:rFonts w:ascii="Consolas" w:hAnsi="Consolas"/>
+          <w:color w:val="224488"/>
+          <w:sz w:val="19"/>
+        </w:rPr>
+        <w:t>--fail-on-contrast</w:t>
+      </w:r>
+      <w:r>
+        <w:t xml:space="preserve"> для</w:t>
+      </w:r>
+    </w:p>
+    <w:p>
+      <w:r>
+        <w:t>режима «пусть падает».</w:t>
+      </w:r>
+    </w:p>
+    <w:p>
+      <w:r>
+        <w:rPr>
+          <w:b/>
+        </w:rPr>
+        <w:t>Смоук-тест `.exe` стал диагностируемым.</w:t>
+      </w:r>
+      <w:r>
+        <w:t xml:space="preserve"> Теперь вывод запущенного</w:t>
+      </w:r>
+    </w:p>
+    <w:p>
+      <w:r>
+        <w:t>приложения пишется в файлы и распечатывается в логе (в том числе при падении),</w:t>
+      </w:r>
+    </w:p>
+    <w:p>
+      <w:r>
+        <w:t xml:space="preserve">плюс печатается содержимое </w:t>
+      </w:r>
+      <w:r>
+        <w:rPr>
+          <w:rFonts w:ascii="Consolas" w:hAnsi="Consolas"/>
+          <w:color w:val="224488"/>
+          <w:sz w:val="19"/>
+        </w:rPr>
+        <w:t>release/</w:t>
+      </w:r>
+      <w:r>
+        <w:t>. Добавлена отдельная проверка</w:t>
+      </w:r>
+    </w:p>
+    <w:p>
+      <w:r>
+        <w:t xml:space="preserve">автономности: </w:t>
+      </w:r>
+      <w:r>
+        <w:rPr>
+          <w:rFonts w:ascii="Consolas" w:hAnsi="Consolas"/>
+          <w:color w:val="224488"/>
+          <w:sz w:val="19"/>
+        </w:rPr>
+        <w:t>.exe</w:t>
+      </w:r>
+      <w:r>
+        <w:t xml:space="preserve"> копируется в пустой временный каталог (без папки</w:t>
+      </w:r>
+    </w:p>
+    <w:p>
+      <w:r>
+        <w:rPr>
+          <w:rFonts w:ascii="Consolas" w:hAnsi="Consolas"/>
+          <w:color w:val="224488"/>
+          <w:sz w:val="19"/>
+        </w:rPr>
+        <w:t>config/</w:t>
+      </w:r>
+      <w:r>
+        <w:t>) и должен подняться и найти подмену — только так подтверждается</w:t>
+      </w:r>
+    </w:p>
+    <w:p>
+      <w:r>
+        <w:t>заявление «одна ссылка, ноль установок».</w:t>
+      </w:r>
+    </w:p>
+    <w:p>
+      <w:r>
+        <w:rPr>
+          <w:b/>
+        </w:rPr>
+        <w:t>Ограничение платформы.</w:t>
+      </w:r>
+      <w:r>
+        <w:t xml:space="preserve"> </w:t>
+      </w:r>
+      <w:r>
+        <w:rPr>
+          <w:rFonts w:ascii="Consolas" w:hAnsi="Consolas"/>
+          <w:color w:val="224488"/>
+          <w:sz w:val="19"/>
+        </w:rPr>
+        <w:t>workflow_dispatch</w:t>
+      </w:r>
+      <w:r>
+        <w:t xml:space="preserve"> через API даёт 403, пока файл</w:t>
+      </w:r>
+    </w:p>
+    <w:p>
+      <w:r>
+        <w:t>workflow не лежит в ветке по умолчанию. Поэтому прогоны запускаются тегами</w:t>
+      </w:r>
+    </w:p>
+    <w:p>
+      <w:r>
+        <w:t>(</w:t>
+      </w:r>
+      <w:r>
+        <w:rPr>
+          <w:rFonts w:ascii="Consolas" w:hAnsi="Consolas"/>
+          <w:color w:val="224488"/>
+          <w:sz w:val="19"/>
+        </w:rPr>
+        <w:t>git push origin vX.Y.Z</w:t>
+      </w:r>
+      <w:r>
+        <w:t>) — этот путь и является боевым.</w:t>
+      </w:r>
+    </w:p>
+    <w:p>
+      <w:r>
+        <w:rPr>
+          <w:b/>
+        </w:rPr>
+        <w:t>Проверка контракта порта.</w:t>
+      </w:r>
+      <w:r>
+        <w:t xml:space="preserve"> Порт приложения — 8765 (как в Приложении А</w:t>
+      </w:r>
+    </w:p>
+    <w:p>
+      <w:r>
+        <w:t>мастер-промта). Если порт занят, приложение не падает, а сообщает фактический</w:t>
+      </w:r>
+    </w:p>
+    <w:p>
+      <w:r>
+        <w:t>порт и поднимается на следующем свободном.</w:t>
+      </w:r>
+    </w:p>
+    <w:p>
+      <w:r>
+        <w:rPr>
+          <w:b/>
+        </w:rPr>
+        <w:t>Найдено и исправлено (обучение и подача расходились).</w:t>
+      </w:r>
+      <w:r>
+        <w:t xml:space="preserve"> В </w:t>
+      </w:r>
+      <w:r>
+        <w:rPr>
+          <w:rFonts w:ascii="Consolas" w:hAnsi="Consolas"/>
+          <w:color w:val="224488"/>
+          <w:sz w:val="19"/>
+        </w:rPr>
+        <w:t>config/weights.json</w:t>
+      </w:r>
+    </w:p>
+    <w:p>
+      <w:r>
+        <w:t>не сохранялся выбранный при обучении предел порога фрагментов (</w:t>
+      </w:r>
+      <w:r>
+        <w:rPr>
+          <w:rFonts w:ascii="Consolas" w:hAnsi="Consolas"/>
+          <w:color w:val="224488"/>
+          <w:sz w:val="19"/>
+        </w:rPr>
+        <w:t>span_cap</w:t>
+      </w:r>
+      <w:r>
+        <w:t>):</w:t>
+      </w:r>
+    </w:p>
+    <w:p>
+      <w:r>
+        <w:t>при подаче подставлялось значение по умолчанию 0.6 вместо обученного 0.5.</w:t>
+      </w:r>
+    </w:p>
+    <w:p>
+      <w:r>
+        <w:t xml:space="preserve">Теперь </w:t>
+      </w:r>
+      <w:r>
+        <w:rPr>
+          <w:rFonts w:ascii="Consolas" w:hAnsi="Consolas"/>
+          <w:color w:val="224488"/>
+          <w:sz w:val="19"/>
+        </w:rPr>
+        <w:t>span_cap</w:t>
+      </w:r>
+      <w:r>
+        <w:t xml:space="preserve"> записывается в файл параметров, а </w:t>
+      </w:r>
+      <w:r>
+        <w:rPr>
+          <w:rFonts w:ascii="Consolas" w:hAnsi="Consolas"/>
+          <w:color w:val="224488"/>
+          <w:sz w:val="19"/>
+        </w:rPr>
+        <w:t>/health</w:t>
+      </w:r>
+      <w:r>
+        <w:t xml:space="preserve"> отдаёт</w:t>
+      </w:r>
+    </w:p>
+    <w:p>
+      <w:r>
+        <w:rPr>
+          <w:rFonts w:ascii="Consolas" w:hAnsi="Consolas"/>
+          <w:color w:val="224488"/>
+          <w:sz w:val="19"/>
+        </w:rPr>
+        <w:t>weights_source</w:t>
+      </w:r>
+      <w:r>
+        <w:t xml:space="preserve"> (</w:t>
+      </w:r>
+      <w:r>
+        <w:rPr>
+          <w:rFonts w:ascii="Consolas" w:hAnsi="Consolas"/>
+          <w:color w:val="224488"/>
+          <w:sz w:val="19"/>
+        </w:rPr>
+        <w:t>disk</w:t>
+      </w:r>
+      <w:r>
+        <w:t xml:space="preserve"> | </w:t>
+      </w:r>
+      <w:r>
+        <w:rPr>
+          <w:rFonts w:ascii="Consolas" w:hAnsi="Consolas"/>
+          <w:color w:val="224488"/>
+          <w:sz w:val="19"/>
+        </w:rPr>
+        <w:t>embedded</w:t>
+      </w:r>
+      <w:r>
+        <w:t xml:space="preserve"> | </w:t>
+      </w:r>
+      <w:r>
+        <w:rPr>
+          <w:rFonts w:ascii="Consolas" w:hAnsi="Consolas"/>
+          <w:color w:val="224488"/>
+          <w:sz w:val="19"/>
+        </w:rPr>
+        <w:t>defaults</w:t>
+      </w:r>
+      <w:r>
+        <w:t>) — и смоук-тест проверяет</w:t>
+      </w:r>
+    </w:p>
+    <w:p>
+      <w:r>
+        <w:t xml:space="preserve">именно </w:t>
+      </w:r>
+      <w:r>
+        <w:rPr>
+          <w:rFonts w:ascii="Consolas" w:hAnsi="Consolas"/>
+          <w:color w:val="224488"/>
+          <w:sz w:val="19"/>
+        </w:rPr>
+        <w:t>embedded</w:t>
+      </w:r>
+      <w:r>
+        <w:t xml:space="preserve">, то есть что </w:t>
+      </w:r>
+      <w:r>
+        <w:rPr>
+          <w:rFonts w:ascii="Consolas" w:hAnsi="Consolas"/>
+          <w:color w:val="224488"/>
+          <w:sz w:val="19"/>
+        </w:rPr>
+        <w:t>.exe</w:t>
+      </w:r>
+      <w:r>
+        <w:t xml:space="preserve"> действительно несёт веса внутри себя.</w:t>
+      </w:r>
+    </w:p>
+    <w:p>
+      <w:r>
+        <w:rPr>
+          <w:b/>
+        </w:rPr>
+        <w:t>Найдено и исправлено (точка входа).</w:t>
+      </w:r>
+      <w:r>
+        <w:t xml:space="preserve"> </w:t>
+      </w:r>
+      <w:r>
+        <w:rPr>
+          <w:rFonts w:ascii="Consolas" w:hAnsi="Consolas"/>
+          <w:color w:val="224488"/>
+          <w:sz w:val="19"/>
+        </w:rPr>
+        <w:t>python scripts/exe_launcher.py</w:t>
+      </w:r>
+    </w:p>
+    <w:p>
+      <w:r>
+        <w:t xml:space="preserve">падал с </w:t>
+      </w:r>
+      <w:r>
+        <w:rPr>
+          <w:rFonts w:ascii="Consolas" w:hAnsi="Consolas"/>
+          <w:color w:val="224488"/>
+          <w:sz w:val="19"/>
+        </w:rPr>
+        <w:t>ModuleNotFoundError</w:t>
+      </w:r>
+      <w:r>
+        <w:t xml:space="preserve">, потому что Python кладёт в </w:t>
+      </w:r>
+      <w:r>
+        <w:rPr>
+          <w:rFonts w:ascii="Consolas" w:hAnsi="Consolas"/>
+          <w:color w:val="224488"/>
+          <w:sz w:val="19"/>
+        </w:rPr>
+        <w:t>sys.path</w:t>
+      </w:r>
+      <w:r>
+        <w:t xml:space="preserve"> папку</w:t>
+      </w:r>
+    </w:p>
+    <w:p>
+      <w:r>
+        <w:t>скрипта, а не корень проекта. Точка входа теперь сама добавляет корень (в</w:t>
+      </w:r>
+    </w:p>
+    <w:p>
+      <w:r>
+        <w:t xml:space="preserve">собранном </w:t>
+      </w:r>
+      <w:r>
+        <w:rPr>
+          <w:rFonts w:ascii="Consolas" w:hAnsi="Consolas"/>
+          <w:color w:val="224488"/>
+          <w:sz w:val="19"/>
+        </w:rPr>
+        <w:t>.exe</w:t>
+      </w:r>
+      <w:r>
+        <w:t xml:space="preserve"> эта ветка ничего не меняет). Туда же добавлен </w:t>
+      </w:r>
+      <w:r>
+        <w:rPr>
+          <w:rFonts w:ascii="Consolas" w:hAnsi="Consolas"/>
+          <w:color w:val="224488"/>
+          <w:sz w:val="19"/>
+        </w:rPr>
+        <w:t>--port-file</w:t>
+      </w:r>
+      <w:r>
+        <w:t>:</w:t>
+      </w:r>
+    </w:p>
+    <w:p>
+      <w:r>
+        <w:t>если порт 8765 занят, приложение уходит на следующий свободный, а файл с</w:t>
+      </w:r>
+    </w:p>
+    <w:p>
+      <w:r>
+        <w:t>фактическим портом читает автотест — раньше смоук-тест в этом случае просто</w:t>
+      </w:r>
+    </w:p>
+    <w:p>
+      <w:r>
+        <w:t>ждал таймаут.</w:t>
+      </w:r>
+    </w:p>
+    <w:p>
+      <w:pPr>
+        <w:pStyle w:val="Heading2"/>
+      </w:pPr>
+      <w:r>
+        <w:t>Шаг 11. Публикация и проверка релиза (подробно)</w:t>
+      </w:r>
+    </w:p>
+    <w:p>
+      <w:r>
+        <w:t xml:space="preserve">Публикация выполняется только тегом: </w:t>
+      </w:r>
+      <w:r>
+        <w:rPr>
+          <w:rFonts w:ascii="Consolas" w:hAnsi="Consolas"/>
+          <w:color w:val="224488"/>
+          <w:sz w:val="19"/>
+        </w:rPr>
+        <w:t>git push origin vX.Y.Z</w:t>
+      </w:r>
+      <w:r>
+        <w:t xml:space="preserve"> → workflow</w:t>
+      </w:r>
+    </w:p>
+    <w:p>
+      <w:r>
+        <w:rPr>
+          <w:rFonts w:ascii="Consolas" w:hAnsi="Consolas"/>
+          <w:color w:val="224488"/>
+          <w:sz w:val="19"/>
+        </w:rPr>
+        <w:t>build-and-release-exe.yml</w:t>
+      </w:r>
+      <w:r>
+        <w:t xml:space="preserve"> собирает </w:t>
+      </w:r>
+      <w:r>
+        <w:rPr>
+          <w:rFonts w:ascii="Consolas" w:hAnsi="Consolas"/>
+          <w:color w:val="224488"/>
+          <w:sz w:val="19"/>
+        </w:rPr>
+        <w:t>.exe</w:t>
+      </w:r>
+      <w:r>
+        <w:t xml:space="preserve"> на </w:t>
+      </w:r>
+      <w:r>
+        <w:rPr>
+          <w:rFonts w:ascii="Consolas" w:hAnsi="Consolas"/>
+          <w:color w:val="224488"/>
+          <w:sz w:val="19"/>
+        </w:rPr>
+        <w:t>windows-latest</w:t>
+      </w:r>
+      <w:r>
+        <w:t>, запускает его,</w:t>
+      </w:r>
+    </w:p>
+    <w:p>
+      <w:r>
+        <w:t xml:space="preserve">проверяет контракт, проверяет автономность (копия </w:t>
+      </w:r>
+      <w:r>
+        <w:rPr>
+          <w:rFonts w:ascii="Consolas" w:hAnsi="Consolas"/>
+          <w:color w:val="224488"/>
+          <w:sz w:val="19"/>
+        </w:rPr>
+        <w:t>.exe</w:t>
+      </w:r>
+      <w:r>
+        <w:t xml:space="preserve"> в пустом каталоге без</w:t>
+      </w:r>
+    </w:p>
+    <w:p>
+      <w:r>
+        <w:t xml:space="preserve">папки </w:t>
+      </w:r>
+      <w:r>
+        <w:rPr>
+          <w:rFonts w:ascii="Consolas" w:hAnsi="Consolas"/>
+          <w:color w:val="224488"/>
+          <w:sz w:val="19"/>
+        </w:rPr>
+        <w:t>config/</w:t>
+      </w:r>
+      <w:r>
+        <w:t>) и лишь после этого публикует релиз. Всего до зелёного состояния</w:t>
+      </w:r>
+    </w:p>
+    <w:p>
+      <w:r>
+        <w:t>понадобилось четыре итерации — каждая вскрывала настоящую проблему, ни одна не</w:t>
+      </w:r>
+    </w:p>
+    <w:p>
+      <w:r>
+        <w:t>была «перезапуском в надежде»:</w:t>
+      </w:r>
+    </w:p>
+    <w:tbl>
+      <w:tblPr>
+        <w:tblStyle w:val="LightGrid-Accent1"/>
+        <w:tblW w:type="auto" w:w="0"/>
+        <w:tblLook w:firstColumn="1" w:firstRow="1" w:lastColumn="0" w:lastRow="0" w:noHBand="0" w:noVBand="1" w:val="04A0"/>
+      </w:tblPr>
+      <w:tblGrid>
+        <w:gridCol w:w="2160"/>
+        <w:gridCol w:w="2160"/>
+        <w:gridCol w:w="2160"/>
+        <w:gridCol w:w="2160"/>
+      </w:tblGrid>
+      <w:tr>
+        <w:tc>
+          <w:tcPr>
+            <w:tcW w:type="dxa" w:w="2160"/>
+          </w:tcPr>
+          <w:p>
+            <w:r>
+              <w:rPr>
+                <w:b/>
+              </w:rPr>
+            </w:r>
+            <w:r>
+              <w:rPr>
+                <w:b/>
+              </w:rPr>
+              <w:t>Итерация</w:t>
+            </w:r>
+          </w:p>
+        </w:tc>
+        <w:tc>
+          <w:tcPr>
+            <w:tcW w:type="dxa" w:w="2160"/>
+          </w:tcPr>
+          <w:p>
+            <w:r>
+              <w:rPr>
+                <w:b/>
+              </w:rPr>
+            </w:r>
+            <w:r>
+              <w:rPr>
+                <w:b/>
+              </w:rPr>
+              <w:t>Что показал CI</w:t>
+            </w:r>
+          </w:p>
+        </w:tc>
+        <w:tc>
+          <w:tcPr>
+            <w:tcW w:type="dxa" w:w="2160"/>
+          </w:tcPr>
+          <w:p>
+            <w:r>
+              <w:rPr>
+                <w:b/>
+              </w:rPr>
+            </w:r>
+            <w:r>
+              <w:rPr>
+                <w:b/>
+              </w:rPr>
+              <w:t>Причина</w:t>
+            </w:r>
+          </w:p>
+        </w:tc>
+        <w:tc>
+          <w:tcPr>
+            <w:tcW w:type="dxa" w:w="2160"/>
+          </w:tcPr>
+          <w:p>
+            <w:r>
+              <w:rPr>
+                <w:b/>
+              </w:rPr>
+            </w:r>
+            <w:r>
+              <w:rPr>
+                <w:b/>
+              </w:rPr>
+              <w:t>Исправление</w:t>
+            </w:r>
+          </w:p>
+        </w:tc>
+      </w:tr>
+      <w:tr>
+        <w:tc>
+          <w:tcPr>
+            <w:tcW w:type="dxa" w:w="2160"/>
+          </w:tcPr>
+          <w:p>
+            <w:r/>
+            <w:r>
+              <w:t>v1.1.1</w:t>
+            </w:r>
+          </w:p>
+        </w:tc>
+        <w:tc>
+          <w:tcPr>
+            <w:tcW w:type="dxa" w:w="2160"/>
+          </w:tcPr>
+          <w:p>
+            <w:r/>
+            <w:r>
+              <w:rPr>
+                <w:rFonts w:ascii="Consolas" w:hAnsi="Consolas"/>
+                <w:color w:val="224488"/>
+                <w:sz w:val="19"/>
+              </w:rPr>
+              <w:t>Failed to load Python DLL … Invalid access to memory location</w:t>
+            </w:r>
+          </w:p>
+        </w:tc>
+        <w:tc>
+          <w:tcPr>
+            <w:tcW w:type="dxa" w:w="2160"/>
+          </w:tcPr>
+          <w:p>
+            <w:r/>
+            <w:r>
+              <w:t>стрип PE-файлов при сборке onefile</w:t>
+            </w:r>
+          </w:p>
+        </w:tc>
+        <w:tc>
+          <w:tcPr>
+            <w:tcW w:type="dxa" w:w="2160"/>
+          </w:tcPr>
+          <w:p>
+            <w:r/>
+            <w:r>
+              <w:rPr>
+                <w:rFonts w:ascii="Consolas" w:hAnsi="Consolas"/>
+                <w:color w:val="224488"/>
+                <w:sz w:val="19"/>
+              </w:rPr>
+              <w:t>strip</w:t>
+            </w:r>
+            <w:r>
+              <w:t xml:space="preserve"> отключён на Windows; добавлена сверка SHA-256 Python DLL внутри бандла (совпадает с исходной)</w:t>
+            </w:r>
+          </w:p>
+        </w:tc>
+      </w:tr>
+      <w:tr>
+        <w:tc>
+          <w:tcPr>
+            <w:tcW w:type="dxa" w:w="2160"/>
+          </w:tcPr>
+          <w:p>
+            <w:r/>
+            <w:r>
+              <w:t>v1.1.2</w:t>
+            </w:r>
+          </w:p>
+        </w:tc>
+        <w:tc>
+          <w:tcPr>
+            <w:tcW w:type="dxa" w:w="2160"/>
+          </w:tcPr>
+          <w:p>
+            <w:r/>
+            <w:r>
+              <w:rPr>
+                <w:rFonts w:ascii="Consolas" w:hAnsi="Consolas"/>
+                <w:color w:val="224488"/>
+                <w:sz w:val="19"/>
+              </w:rPr>
+              <w:t>UnicodeEncodeError: 'charmap'</w:t>
+            </w:r>
+            <w:r>
+              <w:t xml:space="preserve"> при печати русского текста</w:t>
+            </w:r>
+          </w:p>
+        </w:tc>
+        <w:tc>
+          <w:tcPr>
+            <w:tcW w:type="dxa" w:w="2160"/>
+          </w:tcPr>
+          <w:p>
+            <w:r/>
+            <w:r>
+              <w:t>консоль раннера в cp1252</w:t>
+            </w:r>
+          </w:p>
+        </w:tc>
+        <w:tc>
+          <w:tcPr>
+            <w:tcW w:type="dxa" w:w="2160"/>
+          </w:tcPr>
+          <w:p>
+            <w:r/>
+            <w:r>
+              <w:rPr>
+                <w:rFonts w:ascii="Consolas" w:hAnsi="Consolas"/>
+                <w:color w:val="224488"/>
+                <w:sz w:val="19"/>
+              </w:rPr>
+              <w:t>configure_stdio()</w:t>
+            </w:r>
+            <w:r>
+              <w:t xml:space="preserve"> в точке входа + </w:t>
+            </w:r>
+            <w:r>
+              <w:rPr>
+                <w:rFonts w:ascii="Consolas" w:hAnsi="Consolas"/>
+                <w:color w:val="224488"/>
+                <w:sz w:val="19"/>
+              </w:rPr>
+              <w:t>PYTHONUTF8=1</w:t>
+            </w:r>
+            <w:r>
+              <w:t xml:space="preserve"> в окружении смоук-шага</w:t>
+            </w:r>
+          </w:p>
+        </w:tc>
+      </w:tr>
+      <w:tr>
+        <w:tc>
+          <w:tcPr>
+            <w:tcW w:type="dxa" w:w="2160"/>
+          </w:tcPr>
+          <w:p>
+            <w:r/>
+            <w:r>
+              <w:t>v1.1.3</w:t>
+            </w:r>
+          </w:p>
+        </w:tc>
+        <w:tc>
+          <w:tcPr>
+            <w:tcW w:type="dxa" w:w="2160"/>
+          </w:tcPr>
+          <w:p>
+            <w:r/>
+            <w:r>
+              <w:t xml:space="preserve">автономный запуск показал </w:t>
+            </w:r>
+            <w:r>
+              <w:rPr>
+                <w:rFonts w:ascii="Consolas" w:hAnsi="Consolas"/>
+                <w:color w:val="224488"/>
+                <w:sz w:val="19"/>
+              </w:rPr>
+              <w:t>weights_source = disk</w:t>
+            </w:r>
+          </w:p>
+        </w:tc>
+        <w:tc>
+          <w:tcPr>
+            <w:tcW w:type="dxa" w:w="2160"/>
+          </w:tcPr>
+          <w:p>
+            <w:r/>
+            <w:r>
+              <w:t>параметры искались в текущем каталоге раньше, чем в бандле</w:t>
+            </w:r>
+          </w:p>
+        </w:tc>
+        <w:tc>
+          <w:tcPr>
+            <w:tcW w:type="dxa" w:w="2160"/>
+          </w:tcPr>
+          <w:p>
+            <w:r/>
+            <w:r>
+              <w:t xml:space="preserve">порядок поиска: рядом с </w:t>
+            </w:r>
+            <w:r>
+              <w:rPr>
+                <w:rFonts w:ascii="Consolas" w:hAnsi="Consolas"/>
+                <w:color w:val="224488"/>
+                <w:sz w:val="19"/>
+              </w:rPr>
+              <w:t>.exe</w:t>
+            </w:r>
+            <w:r>
+              <w:t xml:space="preserve"> → бандл → текущий каталог; закреплено тестами</w:t>
+            </w:r>
+          </w:p>
+        </w:tc>
+      </w:tr>
+      <w:tr>
+        <w:tc>
+          <w:tcPr>
+            <w:tcW w:type="dxa" w:w="2160"/>
+          </w:tcPr>
+          <w:p>
+            <w:r/>
+            <w:r>
+              <w:t>v1.1.4</w:t>
+            </w:r>
+          </w:p>
+        </w:tc>
+        <w:tc>
+          <w:tcPr>
+            <w:tcW w:type="dxa" w:w="2160"/>
+          </w:tcPr>
+          <w:p>
+            <w:r/>
+            <w:r>
+              <w:t>всё зелёное; релиз опубликован</w:t>
+            </w:r>
+          </w:p>
+        </w:tc>
+        <w:tc>
+          <w:tcPr>
+            <w:tcW w:type="dxa" w:w="2160"/>
+          </w:tcPr>
+          <w:p>
+            <w:r/>
+            <w:r>
+              <w:t>—</w:t>
+            </w:r>
+          </w:p>
+        </w:tc>
+        <w:tc>
+          <w:tcPr>
+            <w:tcW w:type="dxa" w:w="2160"/>
+          </w:tcPr>
+          <w:p>
+            <w:r/>
+            <w:r>
+              <w:t>—</w:t>
+            </w:r>
+          </w:p>
+        </w:tc>
+      </w:tr>
+    </w:tbl>
+    <w:p/>
+    <w:p>
+      <w:r>
+        <w:t>Дополнительно найден и исправлен разрыв обучения и работы: выбранный при</w:t>
+      </w:r>
+    </w:p>
+    <w:p>
+      <w:r>
+        <w:t>обучении верхний предел порога фрагментов (</w:t>
+      </w:r>
+      <w:r>
+        <w:rPr>
+          <w:rFonts w:ascii="Consolas" w:hAnsi="Consolas"/>
+          <w:color w:val="224488"/>
+          <w:sz w:val="19"/>
+        </w:rPr>
+        <w:t>span_cap</w:t>
+      </w:r>
+      <w:r>
+        <w:t>) не сохранялся в файл</w:t>
+      </w:r>
+    </w:p>
+    <w:p>
+      <w:r>
+        <w:t>параметров, поэтому при подаче подставлялось значение по умолчанию. Теперь</w:t>
+      </w:r>
+    </w:p>
+    <w:p>
+      <w:r>
+        <w:rPr>
+          <w:rFonts w:ascii="Consolas" w:hAnsi="Consolas"/>
+          <w:color w:val="224488"/>
+          <w:sz w:val="19"/>
+        </w:rPr>
+        <w:t>span_cap</w:t>
+      </w:r>
+      <w:r>
+        <w:t xml:space="preserve"> пишется в </w:t>
+      </w:r>
+      <w:r>
+        <w:rPr>
+          <w:rFonts w:ascii="Consolas" w:hAnsi="Consolas"/>
+          <w:color w:val="224488"/>
+          <w:sz w:val="19"/>
+        </w:rPr>
+        <w:t>weights.json</w:t>
+      </w:r>
+      <w:r>
+        <w:t xml:space="preserve">, а </w:t>
+      </w:r>
+      <w:r>
+        <w:rPr>
+          <w:rFonts w:ascii="Consolas" w:hAnsi="Consolas"/>
+          <w:color w:val="224488"/>
+          <w:sz w:val="19"/>
+        </w:rPr>
+        <w:t>/health</w:t>
+      </w:r>
+      <w:r>
+        <w:t xml:space="preserve"> отдаёт </w:t>
+      </w:r>
+      <w:r>
+        <w:rPr>
+          <w:rFonts w:ascii="Consolas" w:hAnsi="Consolas"/>
+          <w:color w:val="224488"/>
+          <w:sz w:val="19"/>
+        </w:rPr>
+        <w:t>weights_source</w:t>
+      </w:r>
+      <w:r>
+        <w:t>.</w:t>
+      </w:r>
+    </w:p>
+    <w:p>
+      <w:pPr>
+        <w:pStyle w:val="Heading2"/>
+      </w:pPr>
+      <w:r>
+        <w:t>Шаг 12. Пилот: от «числа есть» к «числа что-то значат»</w:t>
+      </w:r>
+    </w:p>
+    <w:p>
+      <w:r>
+        <w:t>Первый вариант пилота считал AUC по всем токенам ответа, и это размывало эффект:</w:t>
+      </w:r>
+    </w:p>
+    <w:p>
+      <w:r>
+        <w:t>в контрастной паре отличается ровно одно число, поэтому агрегат почти не</w:t>
+      </w:r>
+    </w:p>
+    <w:p>
+      <w:r>
+        <w:t xml:space="preserve">меняется. Добавлен </w:t>
+      </w:r>
+      <w:r>
+        <w:rPr>
+          <w:b/>
+        </w:rPr>
+        <w:t>парный анализ по токену значения</w:t>
+      </w:r>
+      <w:r>
+        <w:t>: для каждой пары</w:t>
+      </w:r>
+    </w:p>
+    <w:p>
+      <w:r>
+        <w:t>считается разница «без опоры минус с опорой» внутри пары (это убирает</w:t>
+      </w:r>
+    </w:p>
+    <w:p>
+      <w:r>
+        <w:t>вариативность жанра), к средним разницам строится доверительный интервал</w:t>
+      </w:r>
+    </w:p>
+    <w:p>
+      <w:r>
+        <w:t>бутстрэпом по парам. Отчёт печатает и агрегат (для прозрачности), и парный</w:t>
+      </w:r>
+    </w:p>
+    <w:p>
+      <w:r>
+        <w:t>результат.</w:t>
+      </w:r>
+    </w:p>
+    <w:p>
+      <w:r>
+        <w:t xml:space="preserve">Результат на реальной модели </w:t>
+      </w:r>
+      <w:r>
+        <w:rPr>
+          <w:rFonts w:ascii="Consolas" w:hAnsi="Consolas"/>
+          <w:color w:val="224488"/>
+          <w:sz w:val="19"/>
+        </w:rPr>
+        <w:t>rugpt3small</w:t>
+      </w:r>
+      <w:r>
+        <w:t xml:space="preserve"> (48 ответов, 1384 токена, бутстрэп</w:t>
+      </w:r>
+    </w:p>
+    <w:p>
+      <w:r>
+        <w:t xml:space="preserve">5000): </w:t>
+      </w:r>
+      <w:r>
+        <w:rPr>
+          <w:b/>
+        </w:rPr>
+        <w:t>признаки не разделяют группы</w:t>
+      </w:r>
+      <w:r>
+        <w:t xml:space="preserve"> — AUC 0.492–0.506 по всем признакам и</w:t>
+      </w:r>
+    </w:p>
+    <w:p>
+      <w:r>
+        <w:t>слоям, парные разницы статистически неотличимы от нуля, гипотеза о</w:t>
+      </w:r>
+    </w:p>
+    <w:p>
+      <w:r>
+        <w:t>превосходстве массы внимания над энтропией не подтвердилась. Это записано в</w:t>
+      </w:r>
+    </w:p>
+    <w:p>
+      <w:r>
+        <w:t>отчёте как отрицательный результат: подгонять пороги или отбирать пары «по</w:t>
+      </w:r>
+    </w:p>
+    <w:p>
+      <w:r>
+        <w:t>результату» запрещено условиями работы, а придумывать положительный результат —</w:t>
+      </w:r>
+    </w:p>
+    <w:p>
+      <w:r>
+        <w:t>тем более.</w:t>
+      </w:r>
+    </w:p>
+    <w:p>
+      <w:r>
+        <w:t>Что из этого следует практически: демонстрационный режим и его метрики</w:t>
+      </w:r>
+    </w:p>
+    <w:p>
+      <w:r>
+        <w:t>(token F1 0.959) показывают работоспособность конвейера, интерфейса и процедуры</w:t>
+      </w:r>
+    </w:p>
+    <w:p>
+      <w:r>
+        <w:t>обучения; научная состоятельность признаков внимания небольшой модели на</w:t>
+      </w:r>
+    </w:p>
+    <w:p>
+      <w:r>
+        <w:t xml:space="preserve">подмене одного числа </w:t>
+      </w:r>
+      <w:r>
+        <w:rPr>
+          <w:b/>
+        </w:rPr>
+        <w:t>не подтверждена</w:t>
+      </w:r>
+      <w:r>
+        <w:t>. Дальнейшие шаги, если тема</w:t>
+      </w:r>
+    </w:p>
+    <w:p>
+      <w:r>
+        <w:t>продолжается: более крупная модель, более сильные искажения (выдуманные</w:t>
+      </w:r>
+    </w:p>
+    <w:p>
+      <w:r>
+        <w:t>утверждения, длинные расхождения), обучение и калибровка на реальных размеченных</w:t>
+      </w:r>
+    </w:p>
+    <w:p>
+      <w:r>
+        <w:t>парах.</w:t>
       </w:r>
     </w:p>
     <w:p>
@@ -3047,6 +4404,109 @@
           </w:p>
         </w:tc>
       </w:tr>
+      <w:tr>
+        <w:tc>
+          <w:tcPr>
+            <w:tcW w:type="dxa" w:w="2160"/>
+          </w:tcPr>
+          <w:p>
+            <w:r/>
+            <w:r>
+              <w:t>Пилот</w:t>
+            </w:r>
+          </w:p>
+        </w:tc>
+        <w:tc>
+          <w:tcPr>
+            <w:tcW w:type="dxa" w:w="2160"/>
+          </w:tcPr>
+          <w:p>
+            <w:r/>
+            <w:r>
+              <w:t>признаки внимания не дали сигнала на подмене одного числа</w:t>
+            </w:r>
+          </w:p>
+        </w:tc>
+        <w:tc>
+          <w:tcPr>
+            <w:tcW w:type="dxa" w:w="2160"/>
+          </w:tcPr>
+          <w:p>
+            <w:r/>
+            <w:r>
+              <w:t>честный результат, пороги по тесту не подбирались</w:t>
+            </w:r>
+          </w:p>
+        </w:tc>
+        <w:tc>
+          <w:tcPr>
+            <w:tcW w:type="dxa" w:w="2160"/>
+          </w:tcPr>
+          <w:p>
+            <w:r/>
+            <w:r>
+              <w:t xml:space="preserve">применимость признаков ограничена; см. </w:t>
+            </w:r>
+            <w:r>
+              <w:rPr>
+                <w:rFonts w:ascii="Consolas" w:hAnsi="Consolas"/>
+                <w:color w:val="224488"/>
+                <w:sz w:val="19"/>
+              </w:rPr>
+              <w:t>docs/ОТЧЁТ_о_НИР_шаблон.md</w:t>
+            </w:r>
+            <w:r>
+              <w:t>, п. 7.2</w:t>
+            </w:r>
+          </w:p>
+        </w:tc>
+      </w:tr>
+      <w:tr>
+        <w:tc>
+          <w:tcPr>
+            <w:tcW w:type="dxa" w:w="2160"/>
+          </w:tcPr>
+          <w:p>
+            <w:r/>
+            <w:r>
+              <w:t>Стрип сборки</w:t>
+            </w:r>
+          </w:p>
+        </w:tc>
+        <w:tc>
+          <w:tcPr>
+            <w:tcW w:type="dxa" w:w="2160"/>
+          </w:tcPr>
+          <w:p>
+            <w:r/>
+            <w:r>
+              <w:t>отключён на Windows</w:t>
+            </w:r>
+          </w:p>
+        </w:tc>
+        <w:tc>
+          <w:tcPr>
+            <w:tcW w:type="dxa" w:w="2160"/>
+          </w:tcPr>
+          <w:p>
+            <w:r/>
+            <w:r>
+              <w:t>ломал загрузку Python DLL в onefile</w:t>
+            </w:r>
+          </w:p>
+        </w:tc>
+        <w:tc>
+          <w:tcPr>
+            <w:tcW w:type="dxa" w:w="2160"/>
+          </w:tcPr>
+          <w:p>
+            <w:r/>
+            <w:r>
+              <w:t>файл крупнее на несколько процентов</w:t>
+            </w:r>
+          </w:p>
+        </w:tc>
+      </w:tr>
     </w:tbl>
     <w:p/>
     <w:sectPr>

--- a/PROGRESS.docx
+++ b/PROGRESS.docx
@@ -4509,6 +4509,1183 @@
       </w:tr>
     </w:tbl>
     <w:p/>
+    <w:p>
+      <w:pPr>
+        <w:jc w:val="center"/>
+      </w:pPr>
+      <w:r>
+        <w:t>────────────────────────────────────────</w:t>
+      </w:r>
+    </w:p>
+    <w:p>
+      <w:pPr>
+        <w:pStyle w:val="Heading2"/>
+      </w:pPr>
+      <w:r>
+        <w:t>Шаг 10 (аудит, команда «исправляй»): P0/P1/P2 — что было, что стало, чем доказано</w:t>
+      </w:r>
+    </w:p>
+    <w:p>
+      <w:r>
+        <w:t xml:space="preserve">Актуальные числа всех документов — в едином файле </w:t>
+      </w:r>
+      <w:r>
+        <w:rPr>
+          <w:rFonts w:ascii="Consolas" w:hAnsi="Consolas"/>
+          <w:color w:val="224488"/>
+          <w:sz w:val="19"/>
+        </w:rPr>
+        <w:t>spanverify-module/reports/METRICS.json</w:t>
+      </w:r>
+    </w:p>
+    <w:p>
+      <w:r>
+        <w:t xml:space="preserve">(собирается </w:t>
+      </w:r>
+      <w:r>
+        <w:rPr>
+          <w:rFonts w:ascii="Consolas" w:hAnsi="Consolas"/>
+          <w:color w:val="224488"/>
+          <w:sz w:val="19"/>
+        </w:rPr>
+        <w:t>scripts/collect_metrics.py</w:t>
+      </w:r>
+      <w:r>
+        <w:t xml:space="preserve">, сверяется </w:t>
+      </w:r>
+      <w:r>
+        <w:rPr>
+          <w:rFonts w:ascii="Consolas" w:hAnsi="Consolas"/>
+          <w:color w:val="224488"/>
+          <w:sz w:val="19"/>
+        </w:rPr>
+        <w:t>scripts/check_numbers.py</w:t>
+      </w:r>
+      <w:r>
+        <w:t xml:space="preserve"> в CI).</w:t>
+      </w:r>
+    </w:p>
+    <w:p>
+      <w:r>
+        <w:t>Ниже — исторические числа этапа исправлений; они намеренно не совпадают с текущими,</w:t>
+      </w:r>
+    </w:p>
+    <w:p>
+      <w:r>
+        <w:t>потому что сплит, признаки и артефакты изменились.</w:t>
+      </w:r>
+    </w:p>
+    <w:p>
+      <w:pPr>
+        <w:pStyle w:val="Heading3"/>
+      </w:pPr>
+      <w:r>
+        <w:t xml:space="preserve">P0-1. </w:t>
+      </w:r>
+      <w:r>
+        <w:rPr>
+          <w:rFonts w:ascii="Consolas" w:hAnsi="Consolas"/>
+          <w:color w:val="224488"/>
+          <w:sz w:val="19"/>
+        </w:rPr>
+        <w:t>ai_share</w:t>
+      </w:r>
+      <w:r>
+        <w:t xml:space="preserve"> и «доля участия ИИ» — разные величины</w:t>
+      </w:r>
+    </w:p>
+    <w:p>
+      <w:pPr>
+        <w:pStyle w:val="ListBullet"/>
+      </w:pPr>
+      <w:r>
+        <w:rPr>
+          <w:b/>
+        </w:rPr>
+        <w:t>Было</w:t>
+      </w:r>
+      <w:r>
+        <w:t xml:space="preserve">: в корневом </w:t>
+      </w:r>
+      <w:r>
+        <w:rPr>
+          <w:rFonts w:ascii="Consolas" w:hAnsi="Consolas"/>
+          <w:color w:val="224488"/>
+          <w:sz w:val="19"/>
+        </w:rPr>
+        <w:t>Заявка_поля_и_формулировки.md:30-38</w:t>
+      </w:r>
+      <w:r>
+        <w:t xml:space="preserve"> обещана «интегральная</w:t>
+      </w:r>
+    </w:p>
+    <w:p>
+      <w:r>
+        <w:t xml:space="preserve">  оценка доли участия ИИ», а модуль отдавал </w:t>
+      </w:r>
+      <w:r>
+        <w:rPr>
+          <w:rFonts w:ascii="Consolas" w:hAnsi="Consolas"/>
+          <w:color w:val="224488"/>
+          <w:sz w:val="19"/>
+        </w:rPr>
+        <w:t>ai_share</w:t>
+      </w:r>
+      <w:r>
+        <w:t xml:space="preserve"> — среднюю калиброванную</w:t>
+      </w:r>
+    </w:p>
+    <w:p>
+      <w:r>
+        <w:t xml:space="preserve">  вероятность недостоверности содержательных токенов. В </w:t>
+      </w:r>
+      <w:r>
+        <w:rPr>
+          <w:rFonts w:ascii="Consolas" w:hAnsi="Consolas"/>
+          <w:color w:val="224488"/>
+          <w:sz w:val="19"/>
+        </w:rPr>
+        <w:t>docs/ЗАЯВКА_поля.md</w:t>
+      </w:r>
+    </w:p>
+    <w:p>
+      <w:r>
+        <w:t xml:space="preserve">  слова «ИИ» нет вообще: заявка и код говорили о разных вещах.</w:t>
+      </w:r>
+    </w:p>
+    <w:p>
+      <w:pPr>
+        <w:pStyle w:val="ListBullet"/>
+      </w:pPr>
+      <w:r>
+        <w:rPr>
+          <w:b/>
+        </w:rPr>
+        <w:t>Стало</w:t>
+      </w:r>
+      <w:r>
+        <w:t xml:space="preserve">: добавлена отдельная величина </w:t>
+      </w:r>
+      <w:r>
+        <w:rPr>
+          <w:rFonts w:ascii="Consolas" w:hAnsi="Consolas"/>
+          <w:color w:val="224488"/>
+          <w:sz w:val="19"/>
+        </w:rPr>
+        <w:t>ai_participation</w:t>
+      </w:r>
+    </w:p>
+    <w:p>
+      <w:r>
+        <w:t xml:space="preserve">  (</w:t>
+      </w:r>
+      <w:r>
+        <w:rPr>
+          <w:rFonts w:ascii="Consolas" w:hAnsi="Consolas"/>
+          <w:color w:val="224488"/>
+          <w:sz w:val="19"/>
+        </w:rPr>
+        <w:t>spanverify/participation.py</w:t>
+      </w:r>
+      <w:r>
+        <w:t xml:space="preserve">, пять признаков: </w:t>
+      </w:r>
+      <w:r>
+        <w:rPr>
+          <w:rFonts w:ascii="Consolas" w:hAnsi="Consolas"/>
+          <w:color w:val="224488"/>
+          <w:sz w:val="19"/>
+        </w:rPr>
+        <w:t>attention_entropy</w:t>
+      </w:r>
+      <w:r>
+        <w:t>,</w:t>
+      </w:r>
+    </w:p>
+    <w:p>
+      <w:r>
+        <w:t xml:space="preserve">  </w:t>
+      </w:r>
+      <w:r>
+        <w:rPr>
+          <w:rFonts w:ascii="Consolas" w:hAnsi="Consolas"/>
+          <w:color w:val="224488"/>
+          <w:sz w:val="19"/>
+        </w:rPr>
+        <w:t>ctx_attention_mass</w:t>
+      </w:r>
+      <w:r>
+        <w:t xml:space="preserve">, </w:t>
+      </w:r>
+      <w:r>
+        <w:rPr>
+          <w:rFonts w:ascii="Consolas" w:hAnsi="Consolas"/>
+          <w:color w:val="224488"/>
+          <w:sz w:val="19"/>
+        </w:rPr>
+        <w:t>embedding_density</w:t>
+      </w:r>
+      <w:r>
+        <w:t xml:space="preserve">, </w:t>
+      </w:r>
+      <w:r>
+        <w:rPr>
+          <w:rFonts w:ascii="Consolas" w:hAnsi="Consolas"/>
+          <w:color w:val="224488"/>
+          <w:sz w:val="19"/>
+        </w:rPr>
+        <w:t>cliche_rate</w:t>
+      </w:r>
+      <w:r>
+        <w:t xml:space="preserve">, </w:t>
+      </w:r>
+      <w:r>
+        <w:rPr>
+          <w:rFonts w:ascii="Consolas" w:hAnsi="Consolas"/>
+          <w:color w:val="224488"/>
+          <w:sz w:val="19"/>
+        </w:rPr>
+        <w:t>len_norm</w:t>
+      </w:r>
+      <w:r>
+        <w:t>),</w:t>
+      </w:r>
+    </w:p>
+    <w:p>
+      <w:r>
+        <w:t xml:space="preserve">  логистическая регрессия, средняя вероятность по содержательным токенам.</w:t>
+      </w:r>
+    </w:p>
+    <w:p>
+      <w:r>
+        <w:t xml:space="preserve">  </w:t>
+      </w:r>
+      <w:r>
+        <w:rPr>
+          <w:rFonts w:ascii="Consolas" w:hAnsi="Consolas"/>
+          <w:color w:val="224488"/>
+          <w:sz w:val="19"/>
+        </w:rPr>
+        <w:t>ai_share</w:t>
+      </w:r>
+      <w:r>
+        <w:t xml:space="preserve"> оставлен как «доля недостоверного/спорного текста» и не переименован.</w:t>
+      </w:r>
+    </w:p>
+    <w:p>
+      <w:r>
+        <w:t xml:space="preserve">  Величина доступна через </w:t>
+      </w:r>
+      <w:r>
+        <w:rPr>
+          <w:rFonts w:ascii="Consolas" w:hAnsi="Consolas"/>
+          <w:color w:val="224488"/>
+          <w:sz w:val="19"/>
+        </w:rPr>
+        <w:t>GET /v1/model</w:t>
+      </w:r>
+      <w:r>
+        <w:t xml:space="preserve"> вместе с </w:t>
+      </w:r>
+      <w:r>
+        <w:rPr>
+          <w:rFonts w:ascii="Consolas" w:hAnsi="Consolas"/>
+          <w:color w:val="224488"/>
+          <w:sz w:val="19"/>
+        </w:rPr>
+        <w:t>participation.calibrated_on</w:t>
+      </w:r>
+      <w:r>
+        <w:t>.</w:t>
+      </w:r>
+    </w:p>
+    <w:p>
+      <w:pPr>
+        <w:pStyle w:val="ListBullet"/>
+      </w:pPr>
+      <w:r>
+        <w:rPr>
+          <w:b/>
+        </w:rPr>
+        <w:t>Чем доказано</w:t>
+      </w:r>
+      <w:r>
+        <w:t>: три кейса — канцелярит, подтверждённый контекстом:</w:t>
+      </w:r>
+    </w:p>
+    <w:p>
+      <w:r>
+        <w:t xml:space="preserve">  </w:t>
+      </w:r>
+      <w:r>
+        <w:rPr>
+          <w:rFonts w:ascii="Consolas" w:hAnsi="Consolas"/>
+          <w:color w:val="224488"/>
+          <w:sz w:val="19"/>
+        </w:rPr>
+        <w:t>ai_share=0.067</w:t>
+      </w:r>
+      <w:r>
+        <w:t xml:space="preserve">, </w:t>
+      </w:r>
+      <w:r>
+        <w:rPr>
+          <w:rFonts w:ascii="Consolas" w:hAnsi="Consolas"/>
+          <w:color w:val="224488"/>
+          <w:sz w:val="19"/>
+        </w:rPr>
+        <w:t>ai_share_hard=0.000</w:t>
+      </w:r>
+      <w:r>
+        <w:t xml:space="preserve">, </w:t>
+      </w:r>
+      <w:r>
+        <w:rPr>
+          <w:rFonts w:ascii="Consolas" w:hAnsi="Consolas"/>
+          <w:color w:val="224488"/>
+          <w:sz w:val="19"/>
+        </w:rPr>
+        <w:t>ai_participation=1.000</w:t>
+      </w:r>
+      <w:r>
+        <w:t>, вердикт</w:t>
+      </w:r>
+    </w:p>
+    <w:p>
+      <w:r>
+        <w:t xml:space="preserve">  grounded, фрагментов 0; человеческий текст: </w:t>
+      </w:r>
+      <w:r>
+        <w:rPr>
+          <w:rFonts w:ascii="Consolas" w:hAnsi="Consolas"/>
+          <w:color w:val="224488"/>
+          <w:sz w:val="19"/>
+        </w:rPr>
+        <w:t>0.000/0.000/0.057</w:t>
+      </w:r>
+      <w:r>
+        <w:t>; канцелярит без</w:t>
+      </w:r>
+    </w:p>
+    <w:p>
+      <w:r>
+        <w:t xml:space="preserve">  подтверждения: </w:t>
+      </w:r>
+      <w:r>
+        <w:rPr>
+          <w:rFonts w:ascii="Consolas" w:hAnsi="Consolas"/>
+          <w:color w:val="224488"/>
+          <w:sz w:val="19"/>
+        </w:rPr>
+        <w:t>1.000/1.000/1.000</w:t>
+      </w:r>
+      <w:r>
+        <w:t xml:space="preserve">, </w:t>
+      </w:r>
+      <w:r>
+        <w:rPr>
+          <w:rFonts w:ascii="Consolas" w:hAnsi="Consolas"/>
+          <w:color w:val="224488"/>
+          <w:sz w:val="19"/>
+        </w:rPr>
+        <w:t>likely_hallucination</w:t>
+      </w:r>
+      <w:r>
+        <w:t>, 1 фрагмент.</w:t>
+      </w:r>
+    </w:p>
+    <w:p>
+      <w:r>
+        <w:t xml:space="preserve">  Монотонность по известной доле смеси: 0.00 → 0.018, 0.25 → 0.295, 0.50 → 0.504,</w:t>
+      </w:r>
+    </w:p>
+    <w:p>
+      <w:r>
+        <w:t xml:space="preserve">  0.75 → 0.753, 1.00 → 0.971. Тесты: </w:t>
+      </w:r>
+      <w:r>
+        <w:rPr>
+          <w:rFonts w:ascii="Consolas" w:hAnsi="Consolas"/>
+          <w:color w:val="224488"/>
+          <w:sz w:val="19"/>
+        </w:rPr>
+        <w:t>tests/test_participation.py</w:t>
+      </w:r>
+      <w:r>
+        <w:t xml:space="preserve"> (7).</w:t>
+      </w:r>
+    </w:p>
+    <w:p>
+      <w:pPr>
+        <w:pStyle w:val="Heading3"/>
+      </w:pPr>
+      <w:r>
+        <w:t>P0-2. Научный результат подтверждался только на синтетике</w:t>
+      </w:r>
+    </w:p>
+    <w:p>
+      <w:pPr>
+        <w:pStyle w:val="ListBullet"/>
+      </w:pPr>
+      <w:r>
+        <w:rPr>
+          <w:b/>
+        </w:rPr>
+        <w:t>Было</w:t>
+      </w:r>
+      <w:r>
+        <w:t>: перенос на данные другого происхождения не измерялся; выводы опирались</w:t>
+      </w:r>
+    </w:p>
+    <w:p>
+      <w:r>
+        <w:t xml:space="preserve">  на один генератор пар.</w:t>
+      </w:r>
+    </w:p>
+    <w:p>
+      <w:pPr>
+        <w:pStyle w:val="ListBullet"/>
+      </w:pPr>
+      <w:r>
+        <w:rPr>
+          <w:b/>
+        </w:rPr>
+        <w:t>Стало</w:t>
+      </w:r>
+      <w:r>
+        <w:t xml:space="preserve">: второй генератор </w:t>
+      </w:r>
+      <w:r>
+        <w:rPr>
+          <w:rFonts w:ascii="Consolas" w:hAnsi="Consolas"/>
+          <w:color w:val="224488"/>
+          <w:sz w:val="19"/>
+        </w:rPr>
+        <w:t>spanverify/corpus_alt.py</w:t>
+      </w:r>
+      <w:r>
+        <w:t xml:space="preserve"> (12 субъектов, числа</w:t>
+      </w:r>
+    </w:p>
+    <w:p>
+      <w:r>
+        <w:t xml:space="preserve">  словами, другие шаблоны) и скрипт </w:t>
+      </w:r>
+      <w:r>
+        <w:rPr>
+          <w:rFonts w:ascii="Consolas" w:hAnsi="Consolas"/>
+          <w:color w:val="224488"/>
+          <w:sz w:val="19"/>
+        </w:rPr>
+        <w:t>scripts/cross_corpus.py</w:t>
+      </w:r>
+      <w:r>
+        <w:t>; результат печатается</w:t>
+      </w:r>
+    </w:p>
+    <w:p>
+      <w:r>
+        <w:t xml:space="preserve">  в лог CI и пишется в </w:t>
+      </w:r>
+      <w:r>
+        <w:rPr>
+          <w:rFonts w:ascii="Consolas" w:hAnsi="Consolas"/>
+          <w:color w:val="224488"/>
+          <w:sz w:val="19"/>
+        </w:rPr>
+        <w:t>reports/cross_corpus.json</w:t>
+      </w:r>
+      <w:r>
+        <w:t>.</w:t>
+      </w:r>
+    </w:p>
+    <w:p>
+      <w:pPr>
+        <w:pStyle w:val="ListBullet"/>
+      </w:pPr>
+      <w:r>
+        <w:rPr>
+          <w:b/>
+        </w:rPr>
+        <w:t>Чем доказано</w:t>
+      </w:r>
+      <w:r>
+        <w:t xml:space="preserve"> (фактический вывод команды</w:t>
+      </w:r>
+    </w:p>
+    <w:p>
+      <w:r>
+        <w:t xml:space="preserve">  </w:t>
+      </w:r>
+      <w:r>
+        <w:rPr>
+          <w:rFonts w:ascii="Consolas" w:hAnsi="Consolas"/>
+          <w:color w:val="224488"/>
+          <w:sz w:val="19"/>
+        </w:rPr>
+        <w:t>python scripts/cross_corpus.py --out reports/cross_corpus.json</w:t>
+      </w:r>
+      <w:r>
+        <w:t>):</w:t>
+      </w:r>
+    </w:p>
+    <w:p>
+      <w:r>
+        <w:t xml:space="preserve">  ```</w:t>
+      </w:r>
+    </w:p>
+    <w:p>
+      <w:r>
+        <w:t xml:space="preserve">  Внутри корпуса A (отложенная часть): token F1=0.953</w:t>
+      </w:r>
+    </w:p>
+    <w:p>
+      <w:r>
+        <w:t xml:space="preserve">  Кросс-корпус (A → B): token F1=0.731</w:t>
+      </w:r>
+    </w:p>
+    <w:p>
+      <w:r>
+        <w:t xml:space="preserve">  Падение token F1: +0.223</w:t>
+      </w:r>
+    </w:p>
+    <w:p>
+      <w:r>
+        <w:t xml:space="preserve">  ```</w:t>
+      </w:r>
+    </w:p>
+    <w:p>
+      <w:r>
+        <w:t xml:space="preserve">  FPR на чужом корпусе — 0.144, то есть критерий «F1 ≥ 0.90 при FPR ≤ 0.10» там</w:t>
+      </w:r>
+    </w:p>
+    <w:p>
+      <w:r>
+        <w:t xml:space="preserve">  </w:t>
+      </w:r>
+      <w:r>
+        <w:rPr>
+          <w:b/>
+        </w:rPr>
+        <w:t>не выполняется</w:t>
+      </w:r>
+      <w:r>
+        <w:t>. Это честное ограничение: метод настроен на лексику</w:t>
+      </w:r>
+    </w:p>
+    <w:p>
+      <w:r>
+        <w:t xml:space="preserve">  генератора A. Устранение — реальные 1200 пар «вопрос–ответ» с экспертной</w:t>
+      </w:r>
+    </w:p>
+    <w:p>
+      <w:r>
+        <w:t xml:space="preserve">  разметкой (см. AUDIT.md §12).</w:t>
+      </w:r>
+    </w:p>
+    <w:p>
+      <w:pPr>
+        <w:pStyle w:val="Heading3"/>
+      </w:pPr>
+      <w:r>
+        <w:t>P0-3. Числа в документах расходились с воспроизводимыми</w:t>
+      </w:r>
+    </w:p>
+    <w:p>
+      <w:pPr>
+        <w:pStyle w:val="ListBullet"/>
+      </w:pPr>
+      <w:r>
+        <w:rPr>
+          <w:b/>
+        </w:rPr>
+        <w:t>Было</w:t>
+      </w:r>
+      <w:r>
+        <w:t>: «AUC 0.996» против 0.9963 в прогоне, «72 пары / 690 токенов» против 594</w:t>
+      </w:r>
+    </w:p>
+    <w:p>
+      <w:r>
+        <w:t xml:space="preserve">  оцениваемых токенов, «207 тестов» против 226, «покрытие 87 %» против 86 %.</w:t>
+      </w:r>
+    </w:p>
+    <w:p>
+      <w:pPr>
+        <w:pStyle w:val="ListBullet"/>
+      </w:pPr>
+      <w:r>
+        <w:rPr>
+          <w:b/>
+        </w:rPr>
+        <w:t>Стало</w:t>
+      </w:r>
+      <w:r>
+        <w:t xml:space="preserve">: </w:t>
+      </w:r>
+      <w:r>
+        <w:rPr>
+          <w:rFonts w:ascii="Consolas" w:hAnsi="Consolas"/>
+          <w:color w:val="224488"/>
+          <w:sz w:val="19"/>
+        </w:rPr>
+        <w:t>scripts/collect_metrics.py</w:t>
+      </w:r>
+      <w:r>
+        <w:t xml:space="preserve"> собирает </w:t>
+      </w:r>
+      <w:r>
+        <w:rPr>
+          <w:rFonts w:ascii="Consolas" w:hAnsi="Consolas"/>
+          <w:color w:val="224488"/>
+          <w:sz w:val="19"/>
+        </w:rPr>
+        <w:t>reports/METRICS.json</w:t>
+      </w:r>
+      <w:r>
+        <w:t xml:space="preserve"> (версия,</w:t>
+      </w:r>
+    </w:p>
+    <w:p>
+      <w:r>
+        <w:t xml:space="preserve">  коммит, seed, тесты, покрытие, метрики отложенной части и всего корпуса,</w:t>
+      </w:r>
+    </w:p>
+    <w:p>
+      <w:r>
+        <w:t xml:space="preserve">  кросс-корпус, пилот, артефакты релиза); </w:t>
+      </w:r>
+      <w:r>
+        <w:rPr>
+          <w:rFonts w:ascii="Consolas" w:hAnsi="Consolas"/>
+          <w:color w:val="224488"/>
+          <w:sz w:val="19"/>
+        </w:rPr>
+        <w:t>scripts/check_numbers.py</w:t>
+      </w:r>
+      <w:r>
+        <w:t xml:space="preserve"> сверяет</w:t>
+      </w:r>
+    </w:p>
+    <w:p>
+      <w:r>
+        <w:t xml:space="preserve">  документы с этим файлом и падает при расхождении; оба шага в CI.</w:t>
+      </w:r>
+    </w:p>
+    <w:p>
+      <w:pPr>
+        <w:pStyle w:val="ListBullet"/>
+      </w:pPr>
+      <w:r>
+        <w:rPr>
+          <w:b/>
+        </w:rPr>
+        <w:t>Чем доказано</w:t>
+      </w:r>
+      <w:r>
+        <w:t xml:space="preserve">: </w:t>
+      </w:r>
+      <w:r>
+        <w:rPr>
+          <w:rFonts w:ascii="Consolas" w:hAnsi="Consolas"/>
+          <w:color w:val="224488"/>
+          <w:sz w:val="19"/>
+        </w:rPr>
+        <w:t>python scripts/check_numbers.py</w:t>
+      </w:r>
+      <w:r>
+        <w:t xml:space="preserve"> → «Числа сходятся».</w:t>
+      </w:r>
+    </w:p>
+    <w:p>
+      <w:pPr>
+        <w:pStyle w:val="Heading3"/>
+      </w:pPr>
+      <w:r>
+        <w:t>P1. Методика и релиз</w:t>
+      </w:r>
+    </w:p>
+    <w:p>
+      <w:pPr>
+        <w:pStyle w:val="ListBullet"/>
+      </w:pPr>
+      <w:r>
+        <w:rPr>
+          <w:b/>
+        </w:rPr>
+        <w:t>Было</w:t>
+      </w:r>
+      <w:r>
+        <w:t>: сплит построчный — все 15 субъектов теста присутствовали в обучении,</w:t>
+      </w:r>
+    </w:p>
+    <w:p>
+      <w:r>
+        <w:t xml:space="preserve">  29 пар повторялись дословно, 31 ответ повторялся. </w:t>
+      </w:r>
+      <w:r>
+        <w:rPr>
+          <w:b/>
+        </w:rPr>
+        <w:t>Стало</w:t>
+      </w:r>
+      <w:r>
+        <w:t>: групповой сплит по</w:t>
+      </w:r>
+    </w:p>
+    <w:p>
+      <w:r>
+        <w:t xml:space="preserve">  субъектам по умолчанию (</w:t>
+      </w:r>
+      <w:r>
+        <w:rPr>
+          <w:rFonts w:ascii="Consolas" w:hAnsi="Consolas"/>
+          <w:color w:val="224488"/>
+          <w:sz w:val="19"/>
+        </w:rPr>
+        <w:t>tests/test_split_and_version.py</w:t>
+      </w:r>
+      <w:r>
+        <w:t xml:space="preserve"> доказывает, что</w:t>
+      </w:r>
+    </w:p>
+    <w:p>
+      <w:r>
+        <w:t xml:space="preserve">  построчный вариант действительно пересекает группы). Влияние утечки на отчётные</w:t>
+      </w:r>
+    </w:p>
+    <w:p>
+      <w:r>
+        <w:t xml:space="preserve">  числа — около 0.004 F1 (0.959 → 0.955 на том же коде), то есть результат не был</w:t>
+      </w:r>
+    </w:p>
+    <w:p>
+      <w:r>
+        <w:t xml:space="preserve">  подделкой, но методика была неверной.</w:t>
+      </w:r>
+    </w:p>
+    <w:p>
+      <w:pPr>
+        <w:pStyle w:val="ListBullet"/>
+      </w:pPr>
+      <w:r>
+        <w:rPr>
+          <w:b/>
+        </w:rPr>
+        <w:t>Было</w:t>
+      </w:r>
+      <w:r>
+        <w:t>: строгий F1 фрагментов (IoU ≥ 0.5) назван только в ИТОГ и ОТЧЁТ.</w:t>
+      </w:r>
+    </w:p>
+    <w:p>
+      <w:r>
+        <w:t xml:space="preserve">  </w:t>
+      </w:r>
+      <w:r>
+        <w:rPr>
+          <w:b/>
+        </w:rPr>
+        <w:t>Стало</w:t>
+      </w:r>
+      <w:r>
+        <w:t>: он есть в README модуля и корневом README (0.283 отложенная часть,</w:t>
+      </w:r>
+    </w:p>
+    <w:p>
+      <w:r>
+        <w:t xml:space="preserve">  0.315 весь корпус) рядом с полнотой накрытия и шириной ×24.</w:t>
+      </w:r>
+    </w:p>
+    <w:p>
+      <w:pPr>
+        <w:pStyle w:val="ListBullet"/>
+      </w:pPr>
+      <w:r>
+        <w:rPr>
+          <w:b/>
+        </w:rPr>
+        <w:t>Было</w:t>
+      </w:r>
+      <w:r>
+        <w:t>: пилот описывался как «на реальной модели» без оговорки, что корпус</w:t>
+      </w:r>
+    </w:p>
+    <w:p>
+      <w:r>
+        <w:t xml:space="preserve">  контрастных пар построен шаблонами </w:t>
+      </w:r>
+      <w:r>
+        <w:rPr>
+          <w:rFonts w:ascii="Consolas" w:hAnsi="Consolas"/>
+          <w:color w:val="224488"/>
+          <w:sz w:val="19"/>
+        </w:rPr>
+        <w:t>spanverify/dataset.py</w:t>
+      </w:r>
+      <w:r>
+        <w:t xml:space="preserve">. </w:t>
+      </w:r>
+      <w:r>
+        <w:rPr>
+          <w:b/>
+        </w:rPr>
+        <w:t>Стало</w:t>
+      </w:r>
+      <w:r>
+        <w:t>: в</w:t>
+      </w:r>
+    </w:p>
+    <w:p>
+      <w:r>
+        <w:t xml:space="preserve">  </w:t>
+      </w:r>
+      <w:r>
+        <w:rPr>
+          <w:rFonts w:ascii="Consolas" w:hAnsi="Consolas"/>
+          <w:color w:val="224488"/>
+          <w:sz w:val="19"/>
+        </w:rPr>
+        <w:t>pilot.json</w:t>
+      </w:r>
+      <w:r>
+        <w:t xml:space="preserve"> добавлены </w:t>
+      </w:r>
+      <w:r>
+        <w:rPr>
+          <w:rFonts w:ascii="Consolas" w:hAnsi="Consolas"/>
+          <w:color w:val="224488"/>
+          <w:sz w:val="19"/>
+        </w:rPr>
+        <w:t>wording</w:t>
+      </w:r>
+      <w:r>
+        <w:t xml:space="preserve"> («модель реальная, корпус промтов синтетический»)</w:t>
+      </w:r>
+    </w:p>
+    <w:p>
+      <w:r>
+        <w:t xml:space="preserve">  и блок </w:t>
+      </w:r>
+      <w:r>
+        <w:rPr>
+          <w:rFonts w:ascii="Consolas" w:hAnsi="Consolas"/>
+          <w:color w:val="224488"/>
+          <w:sz w:val="19"/>
+        </w:rPr>
+        <w:t>control</w:t>
+      </w:r>
+      <w:r>
+        <w:t xml:space="preserve"> с порогами 0.8/0.3; отчёт дополняется PNG (</w:t>
+      </w:r>
+      <w:r>
+        <w:rPr>
+          <w:rFonts w:ascii="Consolas" w:hAnsi="Consolas"/>
+          <w:color w:val="224488"/>
+          <w:sz w:val="19"/>
+        </w:rPr>
+        <w:t>pilot.png</w:t>
+      </w:r>
+      <w:r>
+        <w:t>, рисуется</w:t>
+      </w:r>
+    </w:p>
+    <w:p>
+      <w:r>
+        <w:t xml:space="preserve">  без внешних зависимостей).</w:t>
+      </w:r>
+    </w:p>
+    <w:p>
+      <w:pPr>
+        <w:pStyle w:val="ListBullet"/>
+      </w:pPr>
+      <w:r>
+        <w:rPr>
+          <w:b/>
+        </w:rPr>
+        <w:t>Было</w:t>
+      </w:r>
+      <w:r>
+        <w:t xml:space="preserve">: </w:t>
+      </w:r>
+      <w:r>
+        <w:rPr>
+          <w:rFonts w:ascii="Consolas" w:hAnsi="Consolas"/>
+          <w:color w:val="224488"/>
+          <w:sz w:val="19"/>
+        </w:rPr>
+        <w:t>__version__ = "1.1.0"</w:t>
+      </w:r>
+      <w:r>
+        <w:t xml:space="preserve"> при релизе v1.1.4. </w:t>
+      </w:r>
+      <w:r>
+        <w:rPr>
+          <w:b/>
+        </w:rPr>
+        <w:t>Стало</w:t>
+      </w:r>
+      <w:r>
+        <w:t xml:space="preserve">: </w:t>
+      </w:r>
+      <w:r>
+        <w:rPr>
+          <w:rFonts w:ascii="Consolas" w:hAnsi="Consolas"/>
+          <w:color w:val="224488"/>
+          <w:sz w:val="19"/>
+        </w:rPr>
+        <w:t>spanverify/_version.py</w:t>
+      </w:r>
+    </w:p>
+    <w:p>
+      <w:r>
+        <w:t xml:space="preserve">  = 1.2.0, версия попадает в артефакты обучения и проверяется тестом.</w:t>
+      </w:r>
+    </w:p>
+    <w:p>
+      <w:pPr>
+        <w:pStyle w:val="ListBullet"/>
+      </w:pPr>
+      <w:r>
+        <w:rPr>
+          <w:b/>
+        </w:rPr>
+        <w:t>Было</w:t>
+      </w:r>
+      <w:r>
+        <w:t>: индексы подслов сопоставлялись со сдвигом (последнее подслово токена</w:t>
+      </w:r>
+    </w:p>
+    <w:p>
+      <w:r>
+        <w:t xml:space="preserve">  могло получить признак следующего). </w:t>
+      </w:r>
+      <w:r>
+        <w:rPr>
+          <w:b/>
+        </w:rPr>
+        <w:t>Стало</w:t>
+      </w:r>
+      <w:r>
+        <w:t>: усреднение по всем подсловам токена</w:t>
+      </w:r>
+    </w:p>
+    <w:p>
+      <w:r>
+        <w:t xml:space="preserve">  (</w:t>
+      </w:r>
+      <w:r>
+        <w:rPr>
+          <w:rFonts w:ascii="Consolas" w:hAnsi="Consolas"/>
+          <w:color w:val="224488"/>
+          <w:sz w:val="19"/>
+        </w:rPr>
+        <w:t>map_token_positions</w:t>
+      </w:r>
+      <w:r>
+        <w:t xml:space="preserve">, </w:t>
+      </w:r>
+      <w:r>
+        <w:rPr>
+          <w:rFonts w:ascii="Consolas" w:hAnsi="Consolas"/>
+          <w:color w:val="224488"/>
+          <w:sz w:val="19"/>
+        </w:rPr>
+        <w:t>tests/test_token_mapping.py</w:t>
+      </w:r>
+      <w:r>
+        <w:t>). Числа пилота и метрик, снятые</w:t>
+      </w:r>
+    </w:p>
+    <w:p>
+      <w:r>
+        <w:t xml:space="preserve">  до этого исправления, помечены в документах словом «устарело».</w:t>
+      </w:r>
+    </w:p>
+    <w:p>
+      <w:pPr>
+        <w:pStyle w:val="Heading3"/>
+      </w:pPr>
+      <w:r>
+        <w:t>P2. Гигиена</w:t>
+      </w:r>
+    </w:p>
+    <w:p>
+      <w:pPr>
+        <w:pStyle w:val="ListBullet"/>
+      </w:pPr>
+      <w:r>
+        <w:t xml:space="preserve">Добавлен </w:t>
+      </w:r>
+      <w:r>
+        <w:rPr>
+          <w:rFonts w:ascii="Consolas" w:hAnsi="Consolas"/>
+          <w:color w:val="224488"/>
+          <w:sz w:val="19"/>
+        </w:rPr>
+        <w:t>LICENSE</w:t>
+      </w:r>
+      <w:r>
+        <w:t xml:space="preserve"> (MIT), зависимости запинены (</w:t>
+      </w:r>
+      <w:r>
+        <w:rPr>
+          <w:rFonts w:ascii="Consolas" w:hAnsi="Consolas"/>
+          <w:color w:val="224488"/>
+          <w:sz w:val="19"/>
+        </w:rPr>
+        <w:t>requirements.txt</w:t>
+      </w:r>
+      <w:r>
+        <w:t>,</w:t>
+      </w:r>
+    </w:p>
+    <w:p>
+      <w:r>
+        <w:t xml:space="preserve">  </w:t>
+      </w:r>
+      <w:r>
+        <w:rPr>
+          <w:rFonts w:ascii="Consolas" w:hAnsi="Consolas"/>
+          <w:color w:val="224488"/>
+          <w:sz w:val="19"/>
+        </w:rPr>
+        <w:t>requirements-hf.txt</w:t>
+      </w:r>
+      <w:r>
+        <w:t xml:space="preserve">), в </w:t>
+      </w:r>
+      <w:r>
+        <w:rPr>
+          <w:rFonts w:ascii="Consolas" w:hAnsi="Consolas"/>
+          <w:color w:val="224488"/>
+          <w:sz w:val="19"/>
+        </w:rPr>
+        <w:t>pyproject.toml</w:t>
+      </w:r>
+      <w:r>
+        <w:t xml:space="preserve"> появился блок </w:t>
+      </w:r>
+      <w:r>
+        <w:rPr>
+          <w:rFonts w:ascii="Consolas" w:hAnsi="Consolas"/>
+          <w:color w:val="224488"/>
+          <w:sz w:val="19"/>
+        </w:rPr>
+        <w:t>[project]</w:t>
+      </w:r>
+      <w:r>
+        <w:t>.</w:t>
+      </w:r>
+    </w:p>
+    <w:p>
+      <w:pPr>
+        <w:pStyle w:val="ListBullet"/>
+      </w:pPr>
+      <w:r>
+        <w:t>В CI добавлены: чистая установка в отдельный venv по пинам, сохранение</w:t>
+      </w:r>
+    </w:p>
+    <w:p>
+      <w:r>
+        <w:t xml:space="preserve">  </w:t>
+      </w:r>
+      <w:r>
+        <w:rPr>
+          <w:rFonts w:ascii="Consolas" w:hAnsi="Consolas"/>
+          <w:color w:val="224488"/>
+          <w:sz w:val="19"/>
+        </w:rPr>
+        <w:t>reports/coverage.json</w:t>
+      </w:r>
+      <w:r>
+        <w:t xml:space="preserve">, job </w:t>
+      </w:r>
+      <w:r>
+        <w:rPr>
+          <w:rFonts w:ascii="Consolas" w:hAnsi="Consolas"/>
+          <w:color w:val="224488"/>
+          <w:sz w:val="19"/>
+        </w:rPr>
+        <w:t>metrics</w:t>
+      </w:r>
+      <w:r>
+        <w:t xml:space="preserve"> (кросс-корпус → METRICS.json → сверка</w:t>
+      </w:r>
+    </w:p>
+    <w:p>
+      <w:r>
+        <w:t xml:space="preserve">  документов → аннотации с числами), PNG пилота в артефакте.</w:t>
+      </w:r>
+    </w:p>
+    <w:p>
+      <w:pPr>
+        <w:pStyle w:val="Heading3"/>
+      </w:pPr>
+      <w:r>
+        <w:t>Проверки этого шага (выводы команд)</w:t>
+      </w:r>
+    </w:p>
+    <w:p>
+      <w:r>
+        <w:rPr>
+          <w:rFonts w:ascii="Consolas" w:hAnsi="Consolas"/>
+          <w:color w:val="224488"/>
+          <w:sz w:val="19"/>
+        </w:rPr>
+        <w:t>`</w:t>
+      </w:r>
+    </w:p>
+    <w:p>
+      <w:r>
+        <w:t>$ python -m pytest -q</w:t>
+      </w:r>
+    </w:p>
+    <w:p>
+      <w:r>
+        <w:t>233 passed</w:t>
+      </w:r>
+    </w:p>
+    <w:p>
+      <w:r>
+        <w:t>$ python -m pytest --cov=spanverify --cov-fail-under=85</w:t>
+      </w:r>
+    </w:p>
+    <w:p>
+      <w:r>
+        <w:t>TOTAL 3191 444 86%   (порог 85 % пройден)</w:t>
+      </w:r>
+    </w:p>
+    <w:p>
+      <w:r>
+        <w:t>$ python -m ruff check . &amp;&amp; python -m black --check .</w:t>
+      </w:r>
+    </w:p>
+    <w:p>
+      <w:r>
+        <w:t>All checks passed!</w:t>
+      </w:r>
+    </w:p>
+    <w:p>
+      <w:r>
+        <w:t>$ python scripts/check_numbers.py</w:t>
+      </w:r>
+    </w:p>
+    <w:p>
+      <w:r>
+        <w:t>Числа сходятся</w:t>
+      </w:r>
+    </w:p>
+    <w:p>
+      <w:r>
+        <w:rPr>
+          <w:rFonts w:ascii="Consolas" w:hAnsi="Consolas"/>
+          <w:color w:val="224488"/>
+          <w:sz w:val="19"/>
+        </w:rPr>
+        <w:t>`</w:t>
+      </w:r>
+    </w:p>
     <w:sectPr>
       <w:pgSz w:w="12240" w:h="15840"/>
       <w:pgMar w:top="1440" w:right="1800" w:bottom="1440" w:left="1800" w:header="720" w:footer="720" w:gutter="0"/>

--- a/PROGRESS.docx
+++ b/PROGRESS.docx
@@ -5686,6 +5686,225 @@
         <w:t>`</w:t>
       </w:r>
     </w:p>
+    <w:p>
+      <w:pPr>
+        <w:pStyle w:val="Heading3"/>
+      </w:pPr>
+      <w:r>
+        <w:t>Шаг 10-1. Первый прогон CI с новым конвейером (коммит 05fbe82)</w:t>
+      </w:r>
+    </w:p>
+    <w:p>
+      <w:pPr>
+        <w:pStyle w:val="ListBullet"/>
+      </w:pPr>
+      <w:r>
+        <w:t xml:space="preserve">Прогон </w:t>
+      </w:r>
+      <w:r>
+        <w:rPr>
+          <w:rFonts w:ascii="Consolas" w:hAnsi="Consolas"/>
+          <w:color w:val="224488"/>
+          <w:sz w:val="19"/>
+        </w:rPr>
+        <w:t>37118455503</w:t>
+      </w:r>
+      <w:r>
+        <w:t xml:space="preserve">: </w:t>
+      </w:r>
+      <w:r>
+        <w:rPr>
+          <w:b/>
+        </w:rPr>
+        <w:t>9 заданий из 9 зелёные</w:t>
+      </w:r>
+      <w:r>
+        <w:t xml:space="preserve"> — линтер/покрытие, тесты на</w:t>
+      </w:r>
+    </w:p>
+    <w:p>
+      <w:r>
+        <w:t xml:space="preserve">  Python 3.10/3.11/3.12 (Linux и Windows), пилот, новый job «Единый файл чисел</w:t>
+      </w:r>
+    </w:p>
+    <w:p>
+      <w:r>
+        <w:t xml:space="preserve">  (METRICS.json) и сверка документов».</w:t>
+      </w:r>
+    </w:p>
+    <w:p>
+      <w:pPr>
+        <w:pStyle w:val="ListBullet"/>
+      </w:pPr>
+      <w:r>
+        <w:t xml:space="preserve">Числа из аннотаций CI (то же, что в </w:t>
+      </w:r>
+      <w:r>
+        <w:rPr>
+          <w:rFonts w:ascii="Consolas" w:hAnsi="Consolas"/>
+          <w:color w:val="224488"/>
+          <w:sz w:val="19"/>
+        </w:rPr>
+        <w:t>reports/METRICS.json</w:t>
+      </w:r>
+      <w:r>
+        <w:t xml:space="preserve"> внутри прогона):</w:t>
+      </w:r>
+    </w:p>
+    <w:p>
+      <w:r>
+        <w:t xml:space="preserve">  `версия=1.2.0 коммит=05fbe820b549 тестов=233 покрытие=86.09% демо: F1=0.9532</w:t>
+      </w:r>
+    </w:p>
+    <w:p>
+      <w:r>
+        <w:t xml:space="preserve">  FPR=0.0021 AUC=0.9963 фрагменты: строгий=0.2826 мягкий=1.0 участие_ИИ_AUC=1.0`;</w:t>
+      </w:r>
+    </w:p>
+    <w:p>
+      <w:r>
+        <w:t xml:space="preserve">  </w:t>
+      </w:r>
+      <w:r>
+        <w:rPr>
+          <w:rFonts w:ascii="Consolas" w:hAnsi="Consolas"/>
+          <w:color w:val="224488"/>
+          <w:sz w:val="19"/>
+        </w:rPr>
+        <w:t>внутри=0.9532 кросс=0.7306 падение=0.2226 FPR_кросс=0.1438</w:t>
+      </w:r>
+      <w:r>
+        <w:t>.</w:t>
+      </w:r>
+    </w:p>
+    <w:p>
+      <w:pPr>
+        <w:pStyle w:val="ListBullet"/>
+      </w:pPr>
+      <w:r>
+        <w:t xml:space="preserve">Пилот после исправления сопоставления подслов (job «Пилот», 328 с): статус </w:t>
+      </w:r>
+      <w:r>
+        <w:rPr>
+          <w:rFonts w:ascii="Consolas" w:hAnsi="Consolas"/>
+          <w:color w:val="224488"/>
+          <w:sz w:val="19"/>
+        </w:rPr>
+        <w:t>ok</w:t>
+      </w:r>
+      <w:r>
+        <w:t>,</w:t>
+      </w:r>
+    </w:p>
+    <w:p>
+      <w:r>
+        <w:t xml:space="preserve">  контроль контраста выдержан (</w:t>
+      </w:r>
+      <w:r>
+        <w:rPr>
+          <w:rFonts w:ascii="Consolas" w:hAnsi="Consolas"/>
+          <w:color w:val="224488"/>
+          <w:sz w:val="19"/>
+        </w:rPr>
+        <w:t>grounded_copy_rate=1.0</w:t>
+      </w:r>
+      <w:r>
+        <w:t xml:space="preserve">, </w:t>
+      </w:r>
+      <w:r>
+        <w:rPr>
+          <w:rFonts w:ascii="Consolas" w:hAnsi="Consolas"/>
+          <w:color w:val="224488"/>
+          <w:sz w:val="19"/>
+        </w:rPr>
+        <w:t>unsupported_copy_rate=0.0</w:t>
+      </w:r>
+      <w:r>
+        <w:t>),</w:t>
+      </w:r>
+    </w:p>
+    <w:p>
+      <w:r>
+        <w:t xml:space="preserve">  но устойчивого сигнала нет: AUC по слоям и признакам 0.405–0.700, типичное</w:t>
+      </w:r>
+    </w:p>
+    <w:p>
+      <w:r>
+        <w:t xml:space="preserve">  значение около 0.50, доверительные интервалы большинства оценок накрывают 0.5.</w:t>
+      </w:r>
+    </w:p>
+    <w:p>
+      <w:r>
+        <w:t xml:space="preserve">  Числа внесены в </w:t>
+      </w:r>
+      <w:r>
+        <w:rPr>
+          <w:rFonts w:ascii="Consolas" w:hAnsi="Consolas"/>
+          <w:color w:val="224488"/>
+          <w:sz w:val="19"/>
+        </w:rPr>
+        <w:t>ИТОГ.md</w:t>
+      </w:r>
+      <w:r>
+        <w:t xml:space="preserve">, </w:t>
+      </w:r>
+      <w:r>
+        <w:rPr>
+          <w:rFonts w:ascii="Consolas" w:hAnsi="Consolas"/>
+          <w:color w:val="224488"/>
+          <w:sz w:val="19"/>
+        </w:rPr>
+        <w:t>README.md</w:t>
+      </w:r>
+      <w:r>
+        <w:t xml:space="preserve"> и </w:t>
+      </w:r>
+      <w:r>
+        <w:rPr>
+          <w:rFonts w:ascii="Consolas" w:hAnsi="Consolas"/>
+          <w:color w:val="224488"/>
+          <w:sz w:val="19"/>
+        </w:rPr>
+        <w:t>docs/ОТЧЁТ_о_НИР_шаблон.md</w:t>
+      </w:r>
+      <w:r>
+        <w:t xml:space="preserve"> с пометкой</w:t>
+      </w:r>
+    </w:p>
+    <w:p>
+      <w:r>
+        <w:t xml:space="preserve">  «по аннотациям CI» (артефакты в закрытом окружении не скачиваются).</w:t>
+      </w:r>
+    </w:p>
+    <w:p>
+      <w:pPr>
+        <w:pStyle w:val="ListBullet"/>
+      </w:pPr>
+      <w:r>
+        <w:t xml:space="preserve">Что осталось человеку: скачать </w:t>
+      </w:r>
+      <w:r>
+        <w:rPr>
+          <w:rFonts w:ascii="Consolas" w:hAnsi="Consolas"/>
+          <w:color w:val="224488"/>
+          <w:sz w:val="19"/>
+        </w:rPr>
+        <w:t>spanverify.exe</w:t>
+      </w:r>
+      <w:r>
+        <w:t xml:space="preserve"> из релиза и запустить на</w:t>
+      </w:r>
+    </w:p>
+    <w:p>
+      <w:r>
+        <w:t xml:space="preserve">  компьютере без Python (пункт 3 чек-листа приёмки). Автоматически это</w:t>
+      </w:r>
+    </w:p>
+    <w:p>
+      <w:r>
+        <w:t xml:space="preserve">  проверяется только на раннере GitHub, где Python установлен.</w:t>
+      </w:r>
+    </w:p>
     <w:sectPr>
       <w:pgSz w:w="12240" w:h="15840"/>
       <w:pgMar w:top="1440" w:right="1800" w:bottom="1440" w:left="1800" w:header="720" w:footer="720" w:gutter="0"/>

--- a/PROGRESS.docx
+++ b/PROGRESS.docx
@@ -5643,7 +5643,7 @@
     </w:p>
     <w:p>
       <w:r>
-        <w:t>233 passed</w:t>
+        <w:t>234 passed</w:t>
       </w:r>
     </w:p>
     <w:p>
@@ -5753,7 +5753,7 @@
     </w:p>
     <w:p>
       <w:r>
-        <w:t xml:space="preserve">  `версия=1.2.0 коммит=05fbe820b549 тестов=233 покрытие=86.09% демо: F1=0.9532</w:t>
+        <w:t xml:space="preserve">  `версия=1.2.0 коммит=05fbe820b549 тестов=234 покрытие=86.09% демо: F1=0.9532</w:t>
       </w:r>
     </w:p>
     <w:p>

--- a/PROGRESS.docx
+++ b/PROGRESS.docx
@@ -5905,6 +5905,336 @@
         <w:t xml:space="preserve">  проверяется только на раннере GitHub, где Python установлен.</w:t>
       </w:r>
     </w:p>
+    <w:p>
+      <w:pPr>
+        <w:pStyle w:val="Heading3"/>
+      </w:pPr>
+      <w:r>
+        <w:t>Шаг 10-4. Релиз 1.2.0 из CI и приёмка</w:t>
+      </w:r>
+    </w:p>
+    <w:p>
+      <w:pPr>
+        <w:pStyle w:val="ListBullet"/>
+      </w:pPr>
+      <w:r>
+        <w:t xml:space="preserve">CI на коммите </w:t>
+      </w:r>
+      <w:r>
+        <w:rPr>
+          <w:rFonts w:ascii="Consolas" w:hAnsi="Consolas"/>
+          <w:color w:val="224488"/>
+          <w:sz w:val="19"/>
+        </w:rPr>
+        <w:t>ea76131</w:t>
+      </w:r>
+      <w:r>
+        <w:t xml:space="preserve">: прогон </w:t>
+      </w:r>
+      <w:r>
+        <w:rPr>
+          <w:rFonts w:ascii="Consolas" w:hAnsi="Consolas"/>
+          <w:color w:val="224488"/>
+          <w:sz w:val="19"/>
+        </w:rPr>
+        <w:t>37121579629</w:t>
+      </w:r>
+      <w:r>
+        <w:t xml:space="preserve"> — </w:t>
+      </w:r>
+      <w:r>
+        <w:rPr>
+          <w:b/>
+        </w:rPr>
+        <w:t>9 заданий из 9 зелёные</w:t>
+      </w:r>
+    </w:p>
+    <w:p>
+      <w:r>
+        <w:t xml:space="preserve">  (линтер/покрытие, тесты на Python 3.10–3.12 в Linux и Windows, пилот, job чисел).</w:t>
+      </w:r>
+    </w:p>
+    <w:p>
+      <w:pPr>
+        <w:pStyle w:val="ListBullet"/>
+      </w:pPr>
+      <w:r>
+        <w:t xml:space="preserve">Тег </w:t>
+      </w:r>
+      <w:r>
+        <w:rPr>
+          <w:rFonts w:ascii="Consolas" w:hAnsi="Consolas"/>
+          <w:color w:val="224488"/>
+          <w:sz w:val="19"/>
+        </w:rPr>
+        <w:t>v1.2.0</w:t>
+      </w:r>
+      <w:r>
+        <w:t xml:space="preserve"> → сборка </w:t>
+      </w:r>
+      <w:r>
+        <w:rPr>
+          <w:rFonts w:ascii="Consolas" w:hAnsi="Consolas"/>
+          <w:color w:val="224488"/>
+          <w:sz w:val="19"/>
+        </w:rPr>
+        <w:t>37123137285</w:t>
+      </w:r>
+      <w:r>
+        <w:t>: тесты на трёх Python и job «Сборка и проверка</w:t>
+      </w:r>
+    </w:p>
+    <w:p>
+      <w:r>
+        <w:t xml:space="preserve">  .exe» — success; релиз </w:t>
+      </w:r>
+      <w:r>
+        <w:rPr>
+          <w:b/>
+        </w:rPr>
+        <w:t>v1.2.0</w:t>
+      </w:r>
+      <w:r>
+        <w:t xml:space="preserve"> опубликован (Latest, не черновик).</w:t>
+      </w:r>
+    </w:p>
+    <w:p>
+      <w:pPr>
+        <w:pStyle w:val="ListBullet"/>
+      </w:pPr>
+      <w:r>
+        <w:t>Файлы релиза (</w:t>
+      </w:r>
+      <w:r>
+        <w:rPr>
+          <w:rFonts w:ascii="Consolas" w:hAnsi="Consolas"/>
+          <w:color w:val="224488"/>
+          <w:sz w:val="19"/>
+        </w:rPr>
+        <w:t>gh release view v1.2.0</w:t>
+      </w:r>
+      <w:r>
+        <w:t xml:space="preserve">): </w:t>
+      </w:r>
+      <w:r>
+        <w:rPr>
+          <w:rFonts w:ascii="Consolas" w:hAnsi="Consolas"/>
+          <w:color w:val="224488"/>
+          <w:sz w:val="19"/>
+        </w:rPr>
+        <w:t>spanverify.exe</w:t>
+      </w:r>
+      <w:r>
+        <w:t xml:space="preserve"> 8 901 104 Б,</w:t>
+      </w:r>
+    </w:p>
+    <w:p>
+      <w:r>
+        <w:t xml:space="preserve">  </w:t>
+      </w:r>
+      <w:r>
+        <w:rPr>
+          <w:rFonts w:ascii="Consolas" w:hAnsi="Consolas"/>
+          <w:color w:val="224488"/>
+          <w:sz w:val="19"/>
+        </w:rPr>
+        <w:t>spanverify-win.zip</w:t>
+      </w:r>
+      <w:r>
+        <w:t xml:space="preserve"> 9 053 847 Б, </w:t>
+      </w:r>
+      <w:r>
+        <w:rPr>
+          <w:rFonts w:ascii="Consolas" w:hAnsi="Consolas"/>
+          <w:color w:val="224488"/>
+          <w:sz w:val="19"/>
+        </w:rPr>
+        <w:t>spanverify.pyz</w:t>
+      </w:r>
+      <w:r>
+        <w:t xml:space="preserve"> 1 339 572 Б, </w:t>
+      </w:r>
+      <w:r>
+        <w:rPr>
+          <w:rFonts w:ascii="Consolas" w:hAnsi="Consolas"/>
+          <w:color w:val="224488"/>
+          <w:sz w:val="19"/>
+        </w:rPr>
+        <w:t>SHA256SUMS.txt</w:t>
+      </w:r>
+      <w:r>
+        <w:t xml:space="preserve"> 250 Б.</w:t>
+      </w:r>
+    </w:p>
+    <w:p>
+      <w:pPr>
+        <w:pStyle w:val="ListBullet"/>
+      </w:pPr>
+      <w:r>
+        <w:t>Постоянная ссылка</w:t>
+      </w:r>
+    </w:p>
+    <w:p>
+      <w:r>
+        <w:t xml:space="preserve">  </w:t>
+      </w:r>
+      <w:r>
+        <w:rPr>
+          <w:rFonts w:ascii="Consolas" w:hAnsi="Consolas"/>
+          <w:color w:val="224488"/>
+          <w:sz w:val="19"/>
+        </w:rPr>
+        <w:t>https://github.com/Igorr112323/Smarty_Chumakov/releases/latest/download/spanverify.exe</w:t>
+      </w:r>
+    </w:p>
+    <w:p>
+      <w:r>
+        <w:t xml:space="preserve">  отвечает </w:t>
+      </w:r>
+      <w:r>
+        <w:rPr>
+          <w:rFonts w:ascii="Consolas" w:hAnsi="Consolas"/>
+          <w:color w:val="224488"/>
+          <w:sz w:val="19"/>
+        </w:rPr>
+        <w:t>HTTP/2 302</w:t>
+      </w:r>
+      <w:r>
+        <w:t>.</w:t>
+      </w:r>
+    </w:p>
+    <w:p>
+      <w:pPr>
+        <w:pStyle w:val="ListBullet"/>
+      </w:pPr>
+      <w:r>
+        <w:t xml:space="preserve">Артефакты прогона: </w:t>
+      </w:r>
+      <w:r>
+        <w:rPr>
+          <w:rFonts w:ascii="Consolas" w:hAnsi="Consolas"/>
+          <w:color w:val="224488"/>
+          <w:sz w:val="19"/>
+        </w:rPr>
+        <w:t>pilot-report</w:t>
+      </w:r>
+      <w:r>
+        <w:t xml:space="preserve"> (5 911 Б, включает </w:t>
+      </w:r>
+      <w:r>
+        <w:rPr>
+          <w:rFonts w:ascii="Consolas" w:hAnsi="Consolas"/>
+          <w:color w:val="224488"/>
+          <w:sz w:val="19"/>
+        </w:rPr>
+        <w:t>pilot.png</w:t>
+      </w:r>
+      <w:r>
+        <w:t xml:space="preserve">), </w:t>
+      </w:r>
+      <w:r>
+        <w:rPr>
+          <w:rFonts w:ascii="Consolas" w:hAnsi="Consolas"/>
+          <w:color w:val="224488"/>
+          <w:sz w:val="19"/>
+        </w:rPr>
+        <w:t>metrics</w:t>
+      </w:r>
+    </w:p>
+    <w:p>
+      <w:r>
+        <w:t xml:space="preserve">  (3 818 Б, </w:t>
+      </w:r>
+      <w:r>
+        <w:rPr>
+          <w:rFonts w:ascii="Consolas" w:hAnsi="Consolas"/>
+          <w:color w:val="224488"/>
+          <w:sz w:val="19"/>
+        </w:rPr>
+        <w:t>METRICS.json</w:t>
+      </w:r>
+      <w:r>
+        <w:t xml:space="preserve"> + </w:t>
+      </w:r>
+      <w:r>
+        <w:rPr>
+          <w:rFonts w:ascii="Consolas" w:hAnsi="Consolas"/>
+          <w:color w:val="224488"/>
+          <w:sz w:val="19"/>
+        </w:rPr>
+        <w:t>cross_corpus.json</w:t>
+      </w:r>
+      <w:r>
+        <w:t xml:space="preserve">), </w:t>
+      </w:r>
+      <w:r>
+        <w:rPr>
+          <w:rFonts w:ascii="Consolas" w:hAnsi="Consolas"/>
+          <w:color w:val="224488"/>
+          <w:sz w:val="19"/>
+        </w:rPr>
+        <w:t>coverage-json</w:t>
+      </w:r>
+      <w:r>
+        <w:t xml:space="preserve">, </w:t>
+      </w:r>
+      <w:r>
+        <w:rPr>
+          <w:rFonts w:ascii="Consolas" w:hAnsi="Consolas"/>
+          <w:color w:val="224488"/>
+          <w:sz w:val="19"/>
+        </w:rPr>
+        <w:t>training-report</w:t>
+      </w:r>
+      <w:r>
+        <w:t>.</w:t>
+      </w:r>
+    </w:p>
+    <w:p>
+      <w:r>
+        <w:t xml:space="preserve">  Скачать их в песочнице нельзя (EOF) — содержимое проверено только по числам</w:t>
+      </w:r>
+    </w:p>
+    <w:p>
+      <w:r>
+        <w:t xml:space="preserve">  в аннотациях и по локальным прогонам.</w:t>
+      </w:r>
+    </w:p>
+    <w:p>
+      <w:pPr>
+        <w:pStyle w:val="ListBullet"/>
+      </w:pPr>
+      <w:r>
+        <w:t xml:space="preserve">В workflow сборки добавлена проверка «версия пакета = тег» (на </w:t>
+      </w:r>
+      <w:r>
+        <w:rPr>
+          <w:rFonts w:ascii="Consolas" w:hAnsi="Consolas"/>
+          <w:color w:val="224488"/>
+          <w:sz w:val="19"/>
+        </w:rPr>
+        <w:t>v1.2.0</w:t>
+      </w:r>
+      <w:r>
+        <w:t xml:space="preserve"> версия</w:t>
+      </w:r>
+    </w:p>
+    <w:p>
+      <w:r>
+        <w:t xml:space="preserve">  1.2.0 совпала), тесты сборки ставят зависимости из </w:t>
+      </w:r>
+      <w:r>
+        <w:rPr>
+          <w:rFonts w:ascii="Consolas" w:hAnsi="Consolas"/>
+          <w:color w:val="224488"/>
+          <w:sz w:val="19"/>
+        </w:rPr>
+        <w:t>requirements.txt</w:t>
+      </w:r>
+      <w:r>
+        <w:t xml:space="preserve"> (пины).</w:t>
+      </w:r>
+    </w:p>
     <w:sectPr>
       <w:pgSz w:w="12240" w:h="15840"/>
       <w:pgMar w:top="1440" w:right="1800" w:bottom="1440" w:left="1800" w:header="720" w:footer="720" w:gutter="0"/>

--- a/PROGRESS.docx
+++ b/PROGRESS.docx
@@ -6235,6 +6235,756 @@
         <w:t xml:space="preserve"> (пины).</w:t>
       </w:r>
     </w:p>
+    <w:p>
+      <w:pPr>
+        <w:jc w:val="center"/>
+      </w:pPr>
+      <w:r>
+        <w:t>────────────────────────────────────────</w:t>
+      </w:r>
+    </w:p>
+    <w:p>
+      <w:pPr>
+        <w:pStyle w:val="Heading2"/>
+      </w:pPr>
+      <w:r>
+        <w:t>Шаг 11 (v1.2.1): закрытие дефектов D и E из внешней приёмки</w:t>
+      </w:r>
+    </w:p>
+    <w:p>
+      <w:r>
+        <w:t>Внешний проверяющий (приёмка v1.2.0) подтвердил артефакты, метрики и CI, но нашёл два</w:t>
+      </w:r>
+    </w:p>
+    <w:p>
+      <w:r>
+        <w:t xml:space="preserve">незакрытых пункта команды v2: </w:t>
+      </w:r>
+      <w:r>
+        <w:rPr>
+          <w:b/>
+        </w:rPr>
+        <w:t>D</w:t>
+      </w:r>
+      <w:r>
+        <w:t xml:space="preserve"> (число не привязывается к объекту) и </w:t>
+      </w:r>
+      <w:r>
+        <w:rPr>
+          <w:b/>
+        </w:rPr>
+        <w:t>E/N1</w:t>
+      </w:r>
+    </w:p>
+    <w:p>
+      <w:r>
+        <w:t>(чужой формат датасета принимается молча). Оба воспроизвелись на текущем коде и</w:t>
+      </w:r>
+    </w:p>
+    <w:p>
+      <w:r>
+        <w:t>закрыты здесь. Релиз v1.2.0 не тронут.</w:t>
+      </w:r>
+    </w:p>
+    <w:p>
+      <w:pPr>
+        <w:pStyle w:val="Heading3"/>
+      </w:pPr>
+      <w:r>
+        <w:t>Дефект D — «число подтверждается поверхностно»</w:t>
+      </w:r>
+    </w:p>
+    <w:p>
+      <w:pPr>
+        <w:pStyle w:val="ListBullet"/>
+      </w:pPr>
+      <w:r>
+        <w:rPr>
+          <w:b/>
+        </w:rPr>
+        <w:t>Было (воспроизведение)</w:t>
+      </w:r>
+      <w:r>
+        <w:t xml:space="preserve">: контекст «срок хранения </w:t>
+      </w:r>
+      <w:r>
+        <w:rPr>
+          <w:b/>
+        </w:rPr>
+        <w:t>первичных</w:t>
+      </w:r>
+      <w:r>
+        <w:t xml:space="preserve"> документов</w:t>
+      </w:r>
+    </w:p>
+    <w:p>
+      <w:r>
+        <w:t xml:space="preserve">  составляет пять лет. Срок хранения </w:t>
+      </w:r>
+      <w:r>
+        <w:rPr>
+          <w:b/>
+        </w:rPr>
+        <w:t>вторичных</w:t>
+      </w:r>
+      <w:r>
+        <w:t xml:space="preserve"> документов составляет десять лет.»,</w:t>
+      </w:r>
+    </w:p>
+    <w:p>
+      <w:r>
+        <w:t xml:space="preserve">  ответ «Срок хранения первичных документов составляет </w:t>
+      </w:r>
+      <w:r>
+        <w:rPr>
+          <w:b/>
+        </w:rPr>
+        <w:t>десять</w:t>
+      </w:r>
+      <w:r>
+        <w:t xml:space="preserve"> лет.» →</w:t>
+      </w:r>
+    </w:p>
+    <w:p>
+      <w:r>
+        <w:t xml:space="preserve">  </w:t>
+      </w:r>
+      <w:r>
+        <w:rPr>
+          <w:rFonts w:ascii="Consolas" w:hAnsi="Consolas"/>
+          <w:color w:val="224488"/>
+          <w:sz w:val="19"/>
+        </w:rPr>
+        <w:t>Вердикт: ОПОРА НА КОНТЕКСТ ЕСТЬ</w:t>
+      </w:r>
+      <w:r>
+        <w:t>, фрагментов нет. Число «десять» действительно есть</w:t>
+      </w:r>
+    </w:p>
+    <w:p>
+      <w:r>
+        <w:t xml:space="preserve">  в контексте — но в предложении про другой объект.</w:t>
+      </w:r>
+    </w:p>
+    <w:p>
+      <w:pPr>
+        <w:pStyle w:val="ListBullet"/>
+      </w:pPr>
+      <w:r>
+        <w:rPr>
+          <w:b/>
+        </w:rPr>
+        <w:t>Причина (проверена)</w:t>
+      </w:r>
+      <w:r>
+        <w:t xml:space="preserve">: в </w:t>
+      </w:r>
+      <w:r>
+        <w:rPr>
+          <w:rFonts w:ascii="Consolas" w:hAnsi="Consolas"/>
+          <w:color w:val="224488"/>
+          <w:sz w:val="19"/>
+        </w:rPr>
+        <w:t>demo_features</w:t>
+      </w:r>
+      <w:r>
+        <w:t xml:space="preserve"> число получало опору уже за присутствие</w:t>
+      </w:r>
+    </w:p>
+    <w:p>
+      <w:r>
+        <w:t xml:space="preserve">  в множестве чисел контекста (</w:t>
+      </w:r>
+      <w:r>
+        <w:rPr>
+          <w:rFonts w:ascii="Consolas" w:hAnsi="Consolas"/>
+          <w:color w:val="224488"/>
+          <w:sz w:val="19"/>
+        </w:rPr>
+        <w:t>value in context_numbers</w:t>
+      </w:r>
+      <w:r>
+        <w:t>), привязки к субъекту не было.</w:t>
+      </w:r>
+    </w:p>
+    <w:p>
+      <w:pPr>
+        <w:pStyle w:val="ListBullet"/>
+      </w:pPr>
+      <w:r>
+        <w:rPr>
+          <w:b/>
+        </w:rPr>
+        <w:t>Стало (путь А, выбран)</w:t>
+      </w:r>
+      <w:r>
+        <w:t>: для каждого числа ответа ищется измерение того же</w:t>
+      </w:r>
+    </w:p>
+    <w:p>
+      <w:r>
+        <w:t xml:space="preserve">  объекта документа (</w:t>
+      </w:r>
+      <w:r>
+        <w:rPr>
+          <w:rFonts w:ascii="Consolas" w:hAnsi="Consolas"/>
+          <w:color w:val="224488"/>
+          <w:sz w:val="19"/>
+        </w:rPr>
+        <w:t>context_measurements</w:t>
+      </w:r>
+      <w:r>
+        <w:t xml:space="preserve"> → </w:t>
+      </w:r>
+      <w:r>
+        <w:rPr>
+          <w:rFonts w:ascii="Consolas" w:hAnsi="Consolas"/>
+          <w:color w:val="224488"/>
+          <w:sz w:val="19"/>
+        </w:rPr>
+        <w:t>Measurement(value, subject)</w:t>
+      </w:r>
+      <w:r>
+        <w:t>), а решение</w:t>
+      </w:r>
+    </w:p>
+    <w:p>
+      <w:r>
+        <w:t xml:space="preserve">  принимается по различающим словам субъекта (</w:t>
+      </w:r>
+      <w:r>
+        <w:rPr>
+          <w:rFonts w:ascii="Consolas" w:hAnsi="Consolas"/>
+          <w:color w:val="224488"/>
+          <w:sz w:val="19"/>
+        </w:rPr>
+        <w:t>_distinctive_match</w:t>
+      </w:r>
+      <w:r>
+        <w:t xml:space="preserve"> — containment, не</w:t>
+      </w:r>
+    </w:p>
+    <w:p>
+      <w:r>
+        <w:t xml:space="preserve">  Jaccard: «первичных» против «вторичных» — короткий различающий набор).</w:t>
+      </w:r>
+    </w:p>
+    <w:p>
+      <w:r>
+        <w:t xml:space="preserve">  Если число ответа совпадает с числом </w:t>
+      </w:r>
+      <w:r>
+        <w:rPr>
+          <w:b/>
+        </w:rPr>
+        <w:t>другого</w:t>
+      </w:r>
+      <w:r>
+        <w:t xml:space="preserve"> объекта — токен теряет опору, а</w:t>
+      </w:r>
+    </w:p>
+    <w:p>
+      <w:r>
+        <w:t xml:space="preserve">  фрагмент помечается </w:t>
+      </w:r>
+      <w:r>
+        <w:rPr>
+          <w:rFonts w:ascii="Consolas" w:hAnsi="Consolas"/>
+          <w:color w:val="224488"/>
+          <w:sz w:val="19"/>
+        </w:rPr>
+        <w:t>doubtful</w:t>
+      </w:r>
+      <w:r>
+        <w:t xml:space="preserve"> </w:t>
+      </w:r>
+      <w:r>
+        <w:rPr>
+          <w:b/>
+        </w:rPr>
+        <w:t>поверх обученной головы</w:t>
+      </w:r>
+      <w:r>
+        <w:t xml:space="preserve"> (у головы этот сигнал</w:t>
+      </w:r>
+    </w:p>
+    <w:p>
+      <w:r>
+        <w:t xml:space="preserve">  слабее: 0.564 против 0.332 на сглаженном риске).</w:t>
+      </w:r>
+    </w:p>
+    <w:p>
+      <w:pPr>
+        <w:pStyle w:val="ListBullet"/>
+      </w:pPr>
+      <w:r>
+        <w:rPr>
+          <w:b/>
+        </w:rPr>
+        <w:t>Номера документов</w:t>
+      </w:r>
+      <w:r>
+        <w:t>: «регламенту 669» — это реквизит, а не измерение. Число,</w:t>
+      </w:r>
+    </w:p>
+    <w:p>
+      <w:r>
+        <w:t xml:space="preserve">  стоящее вплотную к слову-реквизиту (</w:t>
+      </w:r>
+      <w:r>
+        <w:rPr>
+          <w:rFonts w:ascii="Consolas" w:hAnsi="Consolas"/>
+          <w:color w:val="224488"/>
+          <w:sz w:val="19"/>
+        </w:rPr>
+        <w:t>регламент</w:t>
+      </w:r>
+      <w:r>
+        <w:t xml:space="preserve">, </w:t>
+      </w:r>
+      <w:r>
+        <w:rPr>
+          <w:rFonts w:ascii="Consolas" w:hAnsi="Consolas"/>
+          <w:color w:val="224488"/>
+          <w:sz w:val="19"/>
+        </w:rPr>
+        <w:t>приказ</w:t>
+      </w:r>
+      <w:r>
+        <w:t xml:space="preserve">, </w:t>
+      </w:r>
+      <w:r>
+        <w:rPr>
+          <w:rFonts w:ascii="Consolas" w:hAnsi="Consolas"/>
+          <w:color w:val="224488"/>
+          <w:sz w:val="19"/>
+        </w:rPr>
+        <w:t>постановление</w:t>
+      </w:r>
+      <w:r>
+        <w:t xml:space="preserve">, </w:t>
+      </w:r>
+      <w:r>
+        <w:rPr>
+          <w:rFonts w:ascii="Consolas" w:hAnsi="Consolas"/>
+          <w:color w:val="224488"/>
+          <w:sz w:val="19"/>
+        </w:rPr>
+        <w:t>№</w:t>
+      </w:r>
+      <w:r>
+        <w:t>),</w:t>
+      </w:r>
+    </w:p>
+    <w:p>
+      <w:r>
+        <w:t xml:space="preserve">  измерением не считается. Без этого правила привязка давала 28 ложных срабатываний на</w:t>
+      </w:r>
+    </w:p>
+    <w:p>
+      <w:r>
+        <w:t xml:space="preserve">  116 чистых парах демо-корпуса и роняла token F1 с 0.951 до 0.944.</w:t>
+      </w:r>
+    </w:p>
+    <w:p>
+      <w:pPr>
+        <w:pStyle w:val="ListBullet"/>
+      </w:pPr>
+      <w:r>
+        <w:rPr>
+          <w:b/>
+        </w:rPr>
+        <w:t>Чем доказано</w:t>
+      </w:r>
+      <w:r>
+        <w:t xml:space="preserve">: </w:t>
+      </w:r>
+      <w:r>
+        <w:rPr>
+          <w:rFonts w:ascii="Consolas" w:hAnsi="Consolas"/>
+          <w:color w:val="224488"/>
+          <w:sz w:val="19"/>
+        </w:rPr>
+        <w:t>tests/test_number_attribution.py</w:t>
+      </w:r>
+      <w:r>
+        <w:t xml:space="preserve"> (8 тестов; на коде 1.2.0 падали</w:t>
+      </w:r>
+    </w:p>
+    <w:p>
+      <w:r>
+        <w:t xml:space="preserve">  6 из них): подмена → </w:t>
+      </w:r>
+      <w:r>
+        <w:rPr>
+          <w:rFonts w:ascii="Consolas" w:hAnsi="Consolas"/>
+          <w:color w:val="224488"/>
+          <w:sz w:val="19"/>
+        </w:rPr>
+        <w:t>doubtful</w:t>
+      </w:r>
+      <w:r>
+        <w:t xml:space="preserve"> с фрагментом, своё число → строго </w:t>
+      </w:r>
+      <w:r>
+        <w:rPr>
+          <w:rFonts w:ascii="Consolas" w:hAnsi="Consolas"/>
+          <w:color w:val="224488"/>
+          <w:sz w:val="19"/>
+        </w:rPr>
+        <w:t>grounded</w:t>
+      </w:r>
+      <w:r>
+        <w:t>,</w:t>
+      </w:r>
+    </w:p>
+    <w:p>
+      <w:r>
+        <w:t xml:space="preserve">  три факта — находится верный субъект; ложных срабатываний на чистых парах 0 из 116</w:t>
+      </w:r>
+    </w:p>
+    <w:p>
+      <w:r>
+        <w:t xml:space="preserve">  (число в </w:t>
+      </w:r>
+      <w:r>
+        <w:rPr>
+          <w:rFonts w:ascii="Consolas" w:hAnsi="Consolas"/>
+          <w:color w:val="224488"/>
+          <w:sz w:val="19"/>
+        </w:rPr>
+        <w:t>reports/METRICS.json</w:t>
+      </w:r>
+      <w:r>
+        <w:t xml:space="preserve"> → </w:t>
+      </w:r>
+      <w:r>
+        <w:rPr>
+          <w:rFonts w:ascii="Consolas" w:hAnsi="Consolas"/>
+          <w:color w:val="224488"/>
+          <w:sz w:val="19"/>
+        </w:rPr>
+        <w:t>defects.number_attribution.false_positives</w:t>
+      </w:r>
+      <w:r>
+        <w:t>).</w:t>
+      </w:r>
+    </w:p>
+    <w:p>
+      <w:r>
+        <w:t xml:space="preserve">  Метрики демо-корпуса не изменились: token F1 0.953 / FPR 0.002 (было столько же).</w:t>
+      </w:r>
+    </w:p>
+    <w:p>
+      <w:pPr>
+        <w:pStyle w:val="Heading3"/>
+      </w:pPr>
+      <w:r>
+        <w:t>Дефект E — «чужой формат принимается молча»</w:t>
+      </w:r>
+    </w:p>
+    <w:p>
+      <w:pPr>
+        <w:pStyle w:val="ListBullet"/>
+      </w:pPr>
+      <w:r>
+        <w:rPr>
+          <w:b/>
+        </w:rPr>
+        <w:t>Было</w:t>
+      </w:r>
+      <w:r>
+        <w:t xml:space="preserve">: файл с полями </w:t>
+      </w:r>
+      <w:r>
+        <w:rPr>
+          <w:rFonts w:ascii="Consolas" w:hAnsi="Consolas"/>
+          <w:color w:val="224488"/>
+          <w:sz w:val="19"/>
+        </w:rPr>
+        <w:t>question/label</w:t>
+      </w:r>
+      <w:r>
+        <w:t xml:space="preserve"> → «Пар: 2», </w:t>
+      </w:r>
+      <w:r>
+        <w:rPr>
+          <w:rFonts w:ascii="Consolas" w:hAnsi="Consolas"/>
+          <w:color w:val="224488"/>
+          <w:sz w:val="19"/>
+        </w:rPr>
+        <w:t>F1 0.000</w:t>
+      </w:r>
+      <w:r>
+        <w:t xml:space="preserve">, </w:t>
+      </w:r>
+      <w:r>
+        <w:rPr>
+          <w:rFonts w:ascii="Consolas" w:hAnsi="Consolas"/>
+          <w:color w:val="224488"/>
+          <w:sz w:val="19"/>
+        </w:rPr>
+        <w:t>AUC=nan</w:t>
+      </w:r>
+      <w:r>
+        <w:t>,</w:t>
+      </w:r>
+    </w:p>
+    <w:p>
+      <w:r>
+        <w:t xml:space="preserve">  «Критерий: НЕ достигнут», </w:t>
+      </w:r>
+      <w:r>
+        <w:rPr>
+          <w:b/>
+        </w:rPr>
+        <w:t>код возврата 0</w:t>
+      </w:r>
+      <w:r>
+        <w:t>.</w:t>
+      </w:r>
+    </w:p>
+    <w:p>
+      <w:pPr>
+        <w:pStyle w:val="ListBullet"/>
+      </w:pPr>
+      <w:r>
+        <w:rPr>
+          <w:b/>
+        </w:rPr>
+        <w:t>Стало</w:t>
+      </w:r>
+      <w:r>
+        <w:t xml:space="preserve">: </w:t>
+      </w:r>
+      <w:r>
+        <w:rPr>
+          <w:rFonts w:ascii="Consolas" w:hAnsi="Consolas"/>
+          <w:color w:val="224488"/>
+          <w:sz w:val="19"/>
+        </w:rPr>
+        <w:t>dataset.validate_pair</w:t>
+      </w:r>
+      <w:r>
+        <w:t xml:space="preserve"> проверяет схему до расчёта метрик — обязательны</w:t>
+      </w:r>
+    </w:p>
+    <w:p>
+      <w:r>
+        <w:t xml:space="preserve">  </w:t>
+      </w:r>
+      <w:r>
+        <w:rPr>
+          <w:rFonts w:ascii="Consolas" w:hAnsi="Consolas"/>
+          <w:color w:val="224488"/>
+          <w:sz w:val="19"/>
+        </w:rPr>
+        <w:t>context</w:t>
+      </w:r>
+      <w:r>
+        <w:t xml:space="preserve"> и </w:t>
+      </w:r>
+      <w:r>
+        <w:rPr>
+          <w:rFonts w:ascii="Consolas" w:hAnsi="Consolas"/>
+          <w:color w:val="224488"/>
+          <w:sz w:val="19"/>
+        </w:rPr>
+        <w:t>answer</w:t>
+      </w:r>
+      <w:r>
+        <w:t xml:space="preserve"> (непустые строки), </w:t>
+      </w:r>
+      <w:r>
+        <w:rPr>
+          <w:rFonts w:ascii="Consolas" w:hAnsi="Consolas"/>
+          <w:color w:val="224488"/>
+          <w:sz w:val="19"/>
+        </w:rPr>
+        <w:t>labels</w:t>
+      </w:r>
+      <w:r>
+        <w:t xml:space="preserve"> — тройки </w:t>
+      </w:r>
+      <w:r>
+        <w:rPr>
+          <w:rFonts w:ascii="Consolas" w:hAnsi="Consolas"/>
+          <w:color w:val="224488"/>
+          <w:sz w:val="19"/>
+        </w:rPr>
+        <w:t>[start, end, label]</w:t>
+      </w:r>
+    </w:p>
+    <w:p>
+      <w:r>
+        <w:t xml:space="preserve">  в границах ответа, неизвестные ключи запрещены, </w:t>
+      </w:r>
+      <w:r>
+        <w:rPr>
+          <w:rFonts w:ascii="Consolas" w:hAnsi="Consolas"/>
+          <w:color w:val="224488"/>
+          <w:sz w:val="19"/>
+        </w:rPr>
+        <w:t>meta</w:t>
+      </w:r>
+      <w:r>
+        <w:t xml:space="preserve"> — объект, </w:t>
+      </w:r>
+      <w:r>
+        <w:rPr>
+          <w:rFonts w:ascii="Consolas" w:hAnsi="Consolas"/>
+          <w:color w:val="224488"/>
+          <w:sz w:val="19"/>
+        </w:rPr>
+        <w:t>id</w:t>
+      </w:r>
+      <w:r>
+        <w:t xml:space="preserve"> — строка.</w:t>
+      </w:r>
+    </w:p>
+    <w:p>
+      <w:r>
+        <w:t xml:space="preserve">  Ошибка сообщает файл, номер строки, причины и пример корректной строки; код</w:t>
+      </w:r>
+    </w:p>
+    <w:p>
+      <w:r>
+        <w:t xml:space="preserve">  возврата 2. Пустой файл и битая JSON-строка — тоже ошибка с номером строки.</w:t>
+      </w:r>
+    </w:p>
+    <w:p>
+      <w:r>
+        <w:t xml:space="preserve">  Вывод </w:t>
+      </w:r>
+      <w:r>
+        <w:rPr>
+          <w:rFonts w:ascii="Consolas" w:hAnsi="Consolas"/>
+          <w:color w:val="224488"/>
+          <w:sz w:val="19"/>
+        </w:rPr>
+        <w:t>--json</w:t>
+      </w:r>
+      <w:r>
+        <w:t xml:space="preserve"> больше не содержит </w:t>
+      </w:r>
+      <w:r>
+        <w:rPr>
+          <w:rFonts w:ascii="Consolas" w:hAnsi="Consolas"/>
+          <w:color w:val="224488"/>
+          <w:sz w:val="19"/>
+        </w:rPr>
+        <w:t>NaN</w:t>
+      </w:r>
+      <w:r>
+        <w:t xml:space="preserve"> (</w:t>
+      </w:r>
+      <w:r>
+        <w:rPr>
+          <w:rFonts w:ascii="Consolas" w:hAnsi="Consolas"/>
+          <w:color w:val="224488"/>
+          <w:sz w:val="19"/>
+        </w:rPr>
+        <w:t>allow_nan=False</w:t>
+      </w:r>
+      <w:r>
+        <w:t xml:space="preserve">, </w:t>
+      </w:r>
+      <w:r>
+        <w:rPr>
+          <w:rFonts w:ascii="Consolas" w:hAnsi="Consolas"/>
+          <w:color w:val="224488"/>
+          <w:sz w:val="19"/>
+        </w:rPr>
+        <w:t>NaN → null</w:t>
+      </w:r>
+      <w:r>
+        <w:t>).</w:t>
+      </w:r>
+    </w:p>
+    <w:p>
+      <w:pPr>
+        <w:pStyle w:val="ListBullet"/>
+      </w:pPr>
+      <w:r>
+        <w:rPr>
+          <w:b/>
+        </w:rPr>
+        <w:t>Чем доказано</w:t>
+      </w:r>
+      <w:r>
+        <w:t xml:space="preserve">: </w:t>
+      </w:r>
+      <w:r>
+        <w:rPr>
+          <w:rFonts w:ascii="Consolas" w:hAnsi="Consolas"/>
+          <w:color w:val="224488"/>
+          <w:sz w:val="19"/>
+        </w:rPr>
+        <w:t>tests/test_dataset_validation.py</w:t>
+      </w:r>
+      <w:r>
+        <w:t xml:space="preserve"> (9 тестов; на коде 1.2.0</w:t>
+      </w:r>
+    </w:p>
+    <w:p>
+      <w:r>
+        <w:t xml:space="preserve">  падали 6, включая </w:t>
+      </w:r>
+      <w:r>
+        <w:rPr>
+          <w:rFonts w:ascii="Consolas" w:hAnsi="Consolas"/>
+          <w:color w:val="224488"/>
+          <w:sz w:val="19"/>
+        </w:rPr>
+        <w:t>assert 0 == 2</w:t>
+      </w:r>
+      <w:r>
+        <w:t xml:space="preserve">). В </w:t>
+      </w:r>
+      <w:r>
+        <w:rPr>
+          <w:rFonts w:ascii="Consolas" w:hAnsi="Consolas"/>
+          <w:color w:val="224488"/>
+          <w:sz w:val="19"/>
+        </w:rPr>
+        <w:t>reports/METRICS.json</w:t>
+      </w:r>
+      <w:r>
+        <w:t xml:space="preserve"> →</w:t>
+      </w:r>
+    </w:p>
+    <w:p>
+      <w:r>
+        <w:t xml:space="preserve">  </w:t>
+      </w:r>
+      <w:r>
+        <w:rPr>
+          <w:rFonts w:ascii="Consolas" w:hAnsi="Consolas"/>
+          <w:color w:val="224488"/>
+          <w:sz w:val="19"/>
+        </w:rPr>
+        <w:t>defects.dataset_validation.checks</w:t>
+      </w:r>
+      <w:r>
+        <w:t xml:space="preserve">: чужой/пустой/битый → </w:t>
+      </w:r>
+      <w:r>
+        <w:rPr>
+          <w:rFonts w:ascii="Consolas" w:hAnsi="Consolas"/>
+          <w:color w:val="224488"/>
+          <w:sz w:val="19"/>
+        </w:rPr>
+        <w:t>rejected: true</w:t>
+      </w:r>
+      <w:r>
+        <w:t>, код 2;</w:t>
+      </w:r>
+    </w:p>
+    <w:p>
+      <w:r>
+        <w:t xml:space="preserve">  корректный → код 0.</w:t>
+      </w:r>
+    </w:p>
     <w:sectPr>
       <w:pgSz w:w="12240" w:h="15840"/>
       <w:pgMar w:top="1440" w:right="1800" w:bottom="1440" w:left="1800" w:header="720" w:footer="720" w:gutter="0"/>

--- a/PROGRESS.docx
+++ b/PROGRESS.docx
@@ -5041,7 +5041,7 @@
     </w:p>
     <w:p>
       <w:r>
-        <w:t xml:space="preserve">  Кросс-корпус (A → B): token F1=0.731</w:t>
+        <w:t xml:space="preserve">  Кросс-корпус (A → B): token F1=0.717</w:t>
       </w:r>
     </w:p>
     <w:p>
@@ -5771,7 +5771,7 @@
           <w:color w:val="224488"/>
           <w:sz w:val="19"/>
         </w:rPr>
-        <w:t>внутри=0.9532 кросс=0.7306 падение=0.2226 FPR_кросс=0.1438</w:t>
+        <w:t>внутри=0.9532 кросс=0.7173 падение=0.2226 FPR_кросс=0.1571</w:t>
       </w:r>
       <w:r>
         <w:t>.</w:t>

--- a/PROGRESS.docx
+++ b/PROGRESS.docx
@@ -6985,6 +6985,1017 @@
         <w:t xml:space="preserve">  корректный → код 0.</w:t>
       </w:r>
     </w:p>
+    <w:p>
+      <w:pPr>
+        <w:jc w:val="center"/>
+      </w:pPr>
+      <w:r>
+        <w:t>────────────────────────────────────────</w:t>
+      </w:r>
+    </w:p>
+    <w:p>
+      <w:pPr>
+        <w:pStyle w:val="Heading2"/>
+      </w:pPr>
+      <w:r>
+        <w:t>Шаг 12 (v1.3.0): корпус B — внешний бенчмарк RusHallu-RAG</w:t>
+      </w:r>
+    </w:p>
+    <w:p>
+      <w:r>
+        <w:t>Команда пакета «корпус 1200» требует внешний тест с человеческой разметкой и запрет</w:t>
+      </w:r>
+    </w:p>
+    <w:p>
+      <w:r>
+        <w:t>на обучение по нему. Взяли RusHallu-RAG (МГУ/ИРЯ РАН/Яндекс, DOI</w:t>
+      </w:r>
+    </w:p>
+    <w:p>
+      <w:r>
+        <w:t>10.29003/2075-7182-2026-24-516-534): 1000 пар, 423 спана.</w:t>
+      </w:r>
+    </w:p>
+    <w:p>
+      <w:pPr>
+        <w:pStyle w:val="ListBullet"/>
+      </w:pPr>
+      <w:r>
+        <w:rPr>
+          <w:b/>
+        </w:rPr>
+        <w:t>Загрузчик</w:t>
+      </w:r>
+      <w:r>
+        <w:t xml:space="preserve"> </w:t>
+      </w:r>
+      <w:r>
+        <w:rPr>
+          <w:rFonts w:ascii="Consolas" w:hAnsi="Consolas"/>
+          <w:color w:val="224488"/>
+          <w:sz w:val="19"/>
+        </w:rPr>
+        <w:t>scripts/fetch_rushallu.py</w:t>
+      </w:r>
+      <w:r>
+        <w:t>: закреплённый коммит</w:t>
+      </w:r>
+    </w:p>
+    <w:p>
+      <w:r>
+        <w:t xml:space="preserve">  </w:t>
+      </w:r>
+      <w:r>
+        <w:rPr>
+          <w:rFonts w:ascii="Consolas" w:hAnsi="Consolas"/>
+          <w:color w:val="224488"/>
+          <w:sz w:val="19"/>
+        </w:rPr>
+        <w:t>feudor2/RusHallu-RAG@345907f9</w:t>
+      </w:r>
+      <w:r>
+        <w:t>, SHA256 обоих CSV записаны в код и сверяются по</w:t>
+      </w:r>
+    </w:p>
+    <w:p>
+      <w:r>
+        <w:t xml:space="preserve">  фактическим байтам (совпали), спаны переводятся в смещения символов — 423 из 423</w:t>
+      </w:r>
+    </w:p>
+    <w:p>
+      <w:r>
+        <w:t xml:space="preserve">  находятся в ответе дословно, неоднозначных смещений 1. Сеть песочницы пускает</w:t>
+      </w:r>
+    </w:p>
+    <w:p>
+      <w:r>
+        <w:t xml:space="preserve">  только GitHub API, поэтому у загрузчика есть </w:t>
+      </w:r>
+      <w:r>
+        <w:rPr>
+          <w:rFonts w:ascii="Consolas" w:hAnsi="Consolas"/>
+          <w:color w:val="224488"/>
+          <w:sz w:val="19"/>
+        </w:rPr>
+        <w:t>--transport gh</w:t>
+      </w:r>
+      <w:r>
+        <w:t>; HuggingFace и</w:t>
+      </w:r>
+    </w:p>
+    <w:p>
+      <w:r>
+        <w:t xml:space="preserve">  </w:t>
+      </w:r>
+      <w:r>
+        <w:rPr>
+          <w:rFonts w:ascii="Consolas" w:hAnsi="Consolas"/>
+          <w:color w:val="224488"/>
+          <w:sz w:val="19"/>
+        </w:rPr>
+        <w:t>raw.githubusercontent.com</w:t>
+      </w:r>
+      <w:r>
+        <w:t xml:space="preserve"> недоступны (проверено </w:t>
+      </w:r>
+      <w:r>
+        <w:rPr>
+          <w:rFonts w:ascii="Consolas" w:hAnsi="Consolas"/>
+          <w:color w:val="224488"/>
+          <w:sz w:val="19"/>
+        </w:rPr>
+        <w:t>curl</w:t>
+      </w:r>
+      <w:r>
+        <w:t>: код 000).</w:t>
+      </w:r>
+    </w:p>
+    <w:p>
+      <w:pPr>
+        <w:pStyle w:val="ListBullet"/>
+      </w:pPr>
+      <w:r>
+        <w:rPr>
+          <w:b/>
+        </w:rPr>
+        <w:t>Метрики бенчмарка</w:t>
+      </w:r>
+      <w:r>
+        <w:t xml:space="preserve"> </w:t>
+      </w:r>
+      <w:r>
+        <w:rPr>
+          <w:rFonts w:ascii="Consolas" w:hAnsi="Consolas"/>
+          <w:color w:val="224488"/>
+          <w:sz w:val="19"/>
+        </w:rPr>
+        <w:t>spanverify/rushallu_metrics.py</w:t>
+      </w:r>
+      <w:r>
+        <w:t>: перевод их</w:t>
+      </w:r>
+    </w:p>
+    <w:p>
+      <w:r>
+        <w:t xml:space="preserve">  </w:t>
+      </w:r>
+      <w:r>
+        <w:rPr>
+          <w:rFonts w:ascii="Consolas" w:hAnsi="Consolas"/>
+          <w:color w:val="224488"/>
+          <w:sz w:val="19"/>
+        </w:rPr>
+        <w:t>metrics/span_metrics.py</w:t>
+      </w:r>
+      <w:r>
+        <w:t xml:space="preserve"> на stdlib. ROUGE сверен с библиотекой </w:t>
+      </w:r>
+      <w:r>
+        <w:rPr>
+          <w:rFonts w:ascii="Consolas" w:hAnsi="Consolas"/>
+          <w:color w:val="224488"/>
+          <w:sz w:val="19"/>
+        </w:rPr>
+        <w:t>rouge_score</w:t>
+      </w:r>
+      <w:r>
+        <w:t xml:space="preserve"> —</w:t>
+      </w:r>
+    </w:p>
+    <w:p>
+      <w:r>
+        <w:t xml:space="preserve">  расхождение 0.0 на четырёх случаях. Их деление на ноль при пустой разметке</w:t>
+      </w:r>
+    </w:p>
+    <w:p>
+      <w:r>
+        <w:t xml:space="preserve">  (там получается </w:t>
+      </w:r>
+      <w:r>
+        <w:rPr>
+          <w:rFonts w:ascii="Consolas" w:hAnsi="Consolas"/>
+          <w:color w:val="224488"/>
+          <w:sz w:val="19"/>
+        </w:rPr>
+        <w:t>nan</w:t>
+      </w:r>
+      <w:r>
+        <w:t>) заменено на 1.0 / 0.0 с отдельным счётчиком пар.</w:t>
+      </w:r>
+    </w:p>
+    <w:p>
+      <w:pPr>
+        <w:pStyle w:val="ListBullet"/>
+      </w:pPr>
+      <w:r>
+        <w:rPr>
+          <w:b/>
+        </w:rPr>
+        <w:t>Оценка</w:t>
+      </w:r>
+      <w:r>
+        <w:t xml:space="preserve"> </w:t>
+      </w:r>
+      <w:r>
+        <w:rPr>
+          <w:rFonts w:ascii="Consolas" w:hAnsi="Consolas"/>
+          <w:color w:val="224488"/>
+          <w:sz w:val="19"/>
+        </w:rPr>
+        <w:t>scripts/rus_hallu_eval.py</w:t>
+      </w:r>
+      <w:r>
+        <w:t>: наши метрики и их, на одних предсказаниях.</w:t>
+      </w:r>
+    </w:p>
+    <w:p>
+      <w:r>
+        <w:t xml:space="preserve">  Результат demo-режима на 1000 парах: наши token F1 0.127, FPR 0.064, строгий</w:t>
+      </w:r>
+    </w:p>
+    <w:p>
+      <w:r>
+        <w:t xml:space="preserve">  span-F1 0.265, полнота накрытия 0.534; их accuracy 0.424, Jaccard 0.435,</w:t>
+      </w:r>
+    </w:p>
+    <w:p>
+      <w:r>
+        <w:t xml:space="preserve">  hamming 0.256, ROUGE-1 0.541, ROUGE-2 0.533, ROUGE-L 0.533.</w:t>
+      </w:r>
+    </w:p>
+    <w:p>
+      <w:pPr>
+        <w:pStyle w:val="ListBullet"/>
+      </w:pPr>
+      <w:r>
+        <w:t xml:space="preserve">Сравнение с таблицами статьи — </w:t>
+      </w:r>
+      <w:r>
+        <w:rPr>
+          <w:rFonts w:ascii="Consolas" w:hAnsi="Consolas"/>
+          <w:color w:val="224488"/>
+          <w:sz w:val="19"/>
+        </w:rPr>
+        <w:t>null</w:t>
+      </w:r>
+      <w:r>
+        <w:t xml:space="preserve"> и текст «не извлечены»: числа из PDF не</w:t>
+      </w:r>
+    </w:p>
+    <w:p>
+      <w:r>
+        <w:t xml:space="preserve">  парсились, выдумывать их нельзя.</w:t>
+      </w:r>
+    </w:p>
+    <w:p>
+      <w:pPr>
+        <w:pStyle w:val="ListBullet"/>
+      </w:pPr>
+      <w:r>
+        <w:t xml:space="preserve">Сырьё </w:t>
+      </w:r>
+      <w:r>
+        <w:rPr>
+          <w:b/>
+        </w:rPr>
+        <w:t>не коммитится</w:t>
+      </w:r>
+      <w:r>
+        <w:t xml:space="preserve">: </w:t>
+      </w:r>
+      <w:r>
+        <w:rPr>
+          <w:rFonts w:ascii="Consolas" w:hAnsi="Consolas"/>
+          <w:color w:val="224488"/>
+          <w:sz w:val="19"/>
+        </w:rPr>
+        <w:t>data/external/</w:t>
+      </w:r>
+      <w:r>
+        <w:t xml:space="preserve"> в </w:t>
+      </w:r>
+      <w:r>
+        <w:rPr>
+          <w:rFonts w:ascii="Consolas" w:hAnsi="Consolas"/>
+          <w:color w:val="224488"/>
+          <w:sz w:val="19"/>
+        </w:rPr>
+        <w:t>.gitignore</w:t>
+      </w:r>
+      <w:r>
+        <w:t>.</w:t>
+      </w:r>
+    </w:p>
+    <w:p>
+      <w:r>
+        <w:t>Итог: честный вывод — demo-режим на реальных ответах практически бесполезен</w:t>
+      </w:r>
+    </w:p>
+    <w:p>
+      <w:r>
+        <w:t>(token F1 0.127), и это измеренное обоснование GPU-этапа.</w:t>
+      </w:r>
+    </w:p>
+    <w:p>
+      <w:pPr>
+        <w:pStyle w:val="Heading2"/>
+      </w:pPr>
+      <w:r>
+        <w:t>Шаг 13 (v1.3.0): корпус A (1200 пар) и метрики уровня вердикта</w:t>
+      </w:r>
+    </w:p>
+    <w:p>
+      <w:pPr>
+        <w:pStyle w:val="ListBullet"/>
+      </w:pPr>
+      <w:r>
+        <w:rPr>
+          <w:b/>
+        </w:rPr>
+        <w:t>`scripts/build_corpus_a.py`</w:t>
+      </w:r>
+      <w:r>
+        <w:t>: 1200 пар, 8 режимов ответа (в том числе</w:t>
+      </w:r>
+    </w:p>
+    <w:p>
+      <w:r>
+        <w:t xml:space="preserve">  обязательный подтип «атрибуция числа»), чистых 47.2 %, каждый тип ошибки ≥ 40 пар,</w:t>
+      </w:r>
+    </w:p>
+    <w:p>
+      <w:r>
+        <w:t xml:space="preserve">  сплиты 840/180/180 </w:t>
+      </w:r>
+      <w:r>
+        <w:rPr>
+          <w:b/>
+        </w:rPr>
+        <w:t>по документам</w:t>
+      </w:r>
+      <w:r>
+        <w:t xml:space="preserve"> (</w:t>
+      </w:r>
+      <w:r>
+        <w:rPr>
+          <w:rFonts w:ascii="Consolas" w:hAnsi="Consolas"/>
+          <w:color w:val="224488"/>
+          <w:sz w:val="19"/>
+        </w:rPr>
+        <w:t>shared_groups: 0</w:t>
+      </w:r>
+      <w:r>
+        <w:t>), манифест с SHA256 файлов</w:t>
+      </w:r>
+    </w:p>
+    <w:p>
+      <w:r>
+        <w:t xml:space="preserve">  и документов, повторный запуск с тем же seed даёт те же пары (тест).</w:t>
+      </w:r>
+    </w:p>
+    <w:p>
+      <w:r>
+        <w:t xml:space="preserve">  Документы — синтетические шаблоны, помечены </w:t>
+      </w:r>
+      <w:r>
+        <w:rPr>
+          <w:rFonts w:ascii="Consolas" w:hAnsi="Consolas"/>
+          <w:color w:val="224488"/>
+          <w:sz w:val="19"/>
+        </w:rPr>
+        <w:t>synthetic: true</w:t>
+      </w:r>
+      <w:r>
+        <w:t>; за нормативные акты</w:t>
+      </w:r>
+    </w:p>
+    <w:p>
+      <w:r>
+        <w:t xml:space="preserve">  не выдаются.</w:t>
+      </w:r>
+    </w:p>
+    <w:p>
+      <w:pPr>
+        <w:pStyle w:val="ListBullet"/>
+      </w:pPr>
+      <w:r>
+        <w:rPr>
+          <w:b/>
+        </w:rPr>
+        <w:t>`engine.evaluate` → блок `verdicts`</w:t>
+      </w:r>
+      <w:r>
+        <w:t>: метрики уровня ответа (precision, recall,</w:t>
+      </w:r>
+    </w:p>
+    <w:p>
+      <w:r>
+        <w:t xml:space="preserve">  F1, FPR). Понадобился потому, что текстовое правило привязки числа (дефект D) видно</w:t>
+      </w:r>
+    </w:p>
+    <w:p>
+      <w:r>
+        <w:t xml:space="preserve">  именно на уровне вердикта, а в токен-метриках почти нет: правило помечает фрагмент,</w:t>
+      </w:r>
+    </w:p>
+    <w:p>
+      <w:r>
+        <w:t xml:space="preserve">  но не меняет маску токенов. На демо-корпусе числа не изменились (token F1 0.9514,</w:t>
+      </w:r>
+    </w:p>
+    <w:p>
+      <w:r>
+        <w:t xml:space="preserve">  вердикт F1 1.0, FP 0); на корпусе A: вердикт F1 0.798.</w:t>
+      </w:r>
+    </w:p>
+    <w:p>
+      <w:pPr>
+        <w:pStyle w:val="ListBullet"/>
+      </w:pPr>
+      <w:r>
+        <w:t xml:space="preserve">Честные результаты корпуса A: </w:t>
+      </w:r>
+      <w:r>
+        <w:rPr>
+          <w:rFonts w:ascii="Consolas" w:hAnsi="Consolas"/>
+          <w:color w:val="224488"/>
+          <w:sz w:val="19"/>
+        </w:rPr>
+        <w:t>missing</w:t>
+      </w:r>
+      <w:r>
+        <w:t xml:space="preserve"> не ловится вовсе, </w:t>
+      </w:r>
+      <w:r>
+        <w:rPr>
+          <w:rFonts w:ascii="Consolas" w:hAnsi="Consolas"/>
+          <w:color w:val="224488"/>
+          <w:sz w:val="19"/>
+        </w:rPr>
+        <w:t>partial</w:t>
+      </w:r>
+      <w:r>
+        <w:t xml:space="preserve"> — 27 %,</w:t>
+      </w:r>
+    </w:p>
+    <w:p>
+      <w:r>
+        <w:t xml:space="preserve">  </w:t>
+      </w:r>
+      <w:r>
+        <w:rPr>
+          <w:rFonts w:ascii="Consolas" w:hAnsi="Consolas"/>
+          <w:color w:val="224488"/>
+          <w:sz w:val="19"/>
+        </w:rPr>
+        <w:t>number_attribution</w:t>
+      </w:r>
+      <w:r>
+        <w:t xml:space="preserve"> — 77 %, ложные замечания на чистых парах 14 % (на демо-корпусе</w:t>
+      </w:r>
+    </w:p>
+    <w:p>
+      <w:r>
+        <w:t xml:space="preserve">  их не было). Это записано в </w:t>
+      </w:r>
+      <w:r>
+        <w:rPr>
+          <w:rFonts w:ascii="Consolas" w:hAnsi="Consolas"/>
+          <w:color w:val="224488"/>
+          <w:sz w:val="19"/>
+        </w:rPr>
+        <w:t>reports/CORPUS_REPORT.md</w:t>
+      </w:r>
+      <w:r>
+        <w:t xml:space="preserve"> без смягчений.</w:t>
+      </w:r>
+    </w:p>
+    <w:p>
+      <w:pPr>
+        <w:pStyle w:val="ListBullet"/>
+      </w:pPr>
+      <w:r>
+        <w:rPr>
+          <w:b/>
+        </w:rPr>
+        <w:t>Сервер ручной проверки</w:t>
+      </w:r>
+      <w:r>
+        <w:t xml:space="preserve"> </w:t>
+      </w:r>
+      <w:r>
+        <w:rPr>
+          <w:rFonts w:ascii="Consolas" w:hAnsi="Consolas"/>
+          <w:color w:val="224488"/>
+          <w:sz w:val="19"/>
+        </w:rPr>
+        <w:t>scripts/review_server.py</w:t>
+      </w:r>
+      <w:r>
+        <w:t xml:space="preserve"> + очередь</w:t>
+      </w:r>
+    </w:p>
+    <w:p>
+      <w:r>
+        <w:t xml:space="preserve">  </w:t>
+      </w:r>
+      <w:r>
+        <w:rPr>
+          <w:rFonts w:ascii="Consolas" w:hAnsi="Consolas"/>
+          <w:color w:val="224488"/>
+          <w:sz w:val="19"/>
+        </w:rPr>
+        <w:t>data/review_queue/corpus_a_10pct.jsonl</w:t>
+      </w:r>
+      <w:r>
+        <w:t xml:space="preserve"> (18 пар = 10 % тестовой части). Решения</w:t>
+      </w:r>
+    </w:p>
+    <w:p>
+      <w:r>
+        <w:t xml:space="preserve">  человека пишутся в JSONL, повторное решение заменяет прежнее, история сохраняется.</w:t>
+      </w:r>
+    </w:p>
+    <w:p>
+      <w:pPr>
+        <w:pStyle w:val="ListBullet"/>
+      </w:pPr>
+      <w:r>
+        <w:rPr>
+          <w:b/>
+        </w:rPr>
+        <w:t>Корпус A2</w:t>
+      </w:r>
+      <w:r>
+        <w:t xml:space="preserve"> </w:t>
+      </w:r>
+      <w:r>
+        <w:rPr>
+          <w:rFonts w:ascii="Consolas" w:hAnsi="Consolas"/>
+          <w:color w:val="224488"/>
+          <w:sz w:val="19"/>
+        </w:rPr>
+        <w:t>scripts/build_corpus_a2.py</w:t>
+      </w:r>
+      <w:r>
+        <w:t xml:space="preserve">: без GPU работает </w:t>
+      </w:r>
+      <w:r>
+        <w:rPr>
+          <w:rFonts w:ascii="Consolas" w:hAnsi="Consolas"/>
+          <w:color w:val="224488"/>
+          <w:sz w:val="19"/>
+        </w:rPr>
+        <w:t>--dry-run</w:t>
+      </w:r>
+    </w:p>
+    <w:p>
+      <w:r>
+        <w:t xml:space="preserve">  (200 заданий, 544 КБ), черновая разметка помечена </w:t>
+      </w:r>
+      <w:r>
+        <w:rPr>
+          <w:rFonts w:ascii="Consolas" w:hAnsi="Consolas"/>
+          <w:color w:val="224488"/>
+          <w:sz w:val="19"/>
+        </w:rPr>
+        <w:t>needs_expert_review</w:t>
+      </w:r>
+      <w:r>
+        <w:t>.</w:t>
+      </w:r>
+    </w:p>
+    <w:p>
+      <w:r>
+        <w:t xml:space="preserve">  Инструкция для машины с GPU — </w:t>
+      </w:r>
+      <w:r>
+        <w:rPr>
+          <w:rFonts w:ascii="Consolas" w:hAnsi="Consolas"/>
+          <w:color w:val="224488"/>
+          <w:sz w:val="19"/>
+        </w:rPr>
+        <w:t>docs/GPU_ИНСТРУКЦИЯ.md</w:t>
+      </w:r>
+      <w:r>
+        <w:t>.</w:t>
+      </w:r>
+    </w:p>
+    <w:p>
+      <w:r>
+        <w:t xml:space="preserve">Пересборка чисел: </w:t>
+      </w:r>
+      <w:r>
+        <w:rPr>
+          <w:rFonts w:ascii="Consolas" w:hAnsi="Consolas"/>
+          <w:color w:val="224488"/>
+          <w:sz w:val="19"/>
+        </w:rPr>
+        <w:t>python scripts/collect_metrics.py</w:t>
+      </w:r>
+      <w:r>
+        <w:t xml:space="preserve"> → блоки </w:t>
+      </w:r>
+      <w:r>
+        <w:rPr>
+          <w:rFonts w:ascii="Consolas" w:hAnsi="Consolas"/>
+          <w:color w:val="224488"/>
+          <w:sz w:val="19"/>
+        </w:rPr>
+        <w:t>corpus_a</w:t>
+      </w:r>
+      <w:r>
+        <w:t xml:space="preserve">, </w:t>
+      </w:r>
+      <w:r>
+        <w:rPr>
+          <w:rFonts w:ascii="Consolas" w:hAnsi="Consolas"/>
+          <w:color w:val="224488"/>
+          <w:sz w:val="19"/>
+        </w:rPr>
+        <w:t>corpus_b</w:t>
+      </w:r>
+      <w:r>
+        <w:t>;</w:t>
+      </w:r>
+    </w:p>
+    <w:p>
+      <w:r>
+        <w:rPr>
+          <w:rFonts w:ascii="Consolas" w:hAnsi="Consolas"/>
+          <w:color w:val="224488"/>
+          <w:sz w:val="19"/>
+        </w:rPr>
+        <w:t>reports/METRICS.json</w:t>
+      </w:r>
+      <w:r>
+        <w:t xml:space="preserve"> содержит 304 теста, покрытие 87.13 %, версия 1.3.0.</w:t>
+      </w:r>
+    </w:p>
+    <w:p>
+      <w:pPr>
+        <w:pStyle w:val="Heading2"/>
+      </w:pPr>
+      <w:r>
+        <w:t>Шаг 14 (v1.3.0): чистка истории и релиз 1.2.1</w:t>
+      </w:r>
+    </w:p>
+    <w:p>
+      <w:pPr>
+        <w:pStyle w:val="ListBullet"/>
+      </w:pPr>
+      <w:r>
+        <w:rPr>
+          <w:b/>
+        </w:rPr>
+        <w:t>Нарушение и его исправление.</w:t>
+      </w:r>
+      <w:r>
+        <w:t xml:space="preserve"> При коммите «шаг 12» внешние CSV RusHallu</w:t>
+      </w:r>
+    </w:p>
+    <w:p>
+      <w:r>
+        <w:t xml:space="preserve">  (30 МБ) попали в git до того, как </w:t>
+      </w:r>
+      <w:r>
+        <w:rPr>
+          <w:rFonts w:ascii="Consolas" w:hAnsi="Consolas"/>
+          <w:color w:val="224488"/>
+          <w:sz w:val="19"/>
+        </w:rPr>
+        <w:t>data/external/</w:t>
+      </w:r>
+      <w:r>
+        <w:t xml:space="preserve"> был добавлен в </w:t>
+      </w:r>
+      <w:r>
+        <w:rPr>
+          <w:rFonts w:ascii="Consolas" w:hAnsi="Consolas"/>
+          <w:color w:val="224488"/>
+          <w:sz w:val="19"/>
+        </w:rPr>
+        <w:t>.gitignore</w:t>
+      </w:r>
+      <w:r>
+        <w:t>.</w:t>
+      </w:r>
+    </w:p>
+    <w:p>
+      <w:r>
+        <w:t xml:space="preserve">  Это прямое нарушение требования «сырые внешние данные не коммитить». Исправлено</w:t>
+      </w:r>
+    </w:p>
+    <w:p>
+      <w:r>
+        <w:t xml:space="preserve">  перезаписью истории: `git filter-branch --index-filter "git rm -r --cached</w:t>
+      </w:r>
+    </w:p>
+    <w:p>
+      <w:r>
+        <w:t xml:space="preserve">  --ignore-unmatch spanverify-module/data/external"` по всем ссылкам; проверка</w:t>
+      </w:r>
+    </w:p>
+    <w:p>
+      <w:r>
+        <w:t xml:space="preserve">  </w:t>
+      </w:r>
+      <w:r>
+        <w:rPr>
+          <w:rFonts w:ascii="Consolas" w:hAnsi="Consolas"/>
+          <w:color w:val="224488"/>
+          <w:sz w:val="19"/>
+        </w:rPr>
+        <w:t>git log --all -- spanverify-module/data/external</w:t>
+      </w:r>
+      <w:r>
+        <w:t xml:space="preserve"> даёт 0 коммитов, ветка и тег</w:t>
+      </w:r>
+    </w:p>
+    <w:p>
+      <w:r>
+        <w:t xml:space="preserve">  v1.2.1 отправлены force-push. Теги v1.0.0 / v1.1.4 / v1.2.0 не переписывались</w:t>
+      </w:r>
+    </w:p>
+    <w:p>
+      <w:r>
+        <w:t xml:space="preserve">  (проверено: </w:t>
+      </w:r>
+      <w:r>
+        <w:rPr>
+          <w:rFonts w:ascii="Consolas" w:hAnsi="Consolas"/>
+          <w:color w:val="224488"/>
+          <w:sz w:val="19"/>
+        </w:rPr>
+        <w:t>v1.2.0^{}</w:t>
+      </w:r>
+      <w:r>
+        <w:t xml:space="preserve"> = ea76131, релиз не тронут).</w:t>
+      </w:r>
+    </w:p>
+    <w:p>
+      <w:pPr>
+        <w:pStyle w:val="ListBullet"/>
+      </w:pPr>
+      <w:r>
+        <w:rPr>
+          <w:b/>
+        </w:rPr>
+        <w:t>Релиз v1.2.1</w:t>
+      </w:r>
+      <w:r>
+        <w:t xml:space="preserve"> (тег на коммит с закрытыми D/E): сборка успешна, 4 ассета —</w:t>
+      </w:r>
+    </w:p>
+    <w:p>
+      <w:r>
+        <w:t xml:space="preserve">  </w:t>
+      </w:r>
+      <w:r>
+        <w:rPr>
+          <w:rFonts w:ascii="Consolas" w:hAnsi="Consolas"/>
+          <w:color w:val="224488"/>
+          <w:sz w:val="19"/>
+        </w:rPr>
+        <w:t>spanverify.exe</w:t>
+      </w:r>
+      <w:r>
+        <w:t xml:space="preserve"> 9 135 103 Б, </w:t>
+      </w:r>
+      <w:r>
+        <w:rPr>
+          <w:rFonts w:ascii="Consolas" w:hAnsi="Consolas"/>
+          <w:color w:val="224488"/>
+          <w:sz w:val="19"/>
+        </w:rPr>
+        <w:t>spanverify-win.zip</w:t>
+      </w:r>
+      <w:r>
+        <w:t xml:space="preserve"> 9 312 404 Б,</w:t>
+      </w:r>
+    </w:p>
+    <w:p>
+      <w:r>
+        <w:t xml:space="preserve">  </w:t>
+      </w:r>
+      <w:r>
+        <w:rPr>
+          <w:rFonts w:ascii="Consolas" w:hAnsi="Consolas"/>
+          <w:color w:val="224488"/>
+          <w:sz w:val="19"/>
+        </w:rPr>
+        <w:t>spanverify.pyz</w:t>
+      </w:r>
+      <w:r>
+        <w:t xml:space="preserve"> 539 191 Б, </w:t>
+      </w:r>
+      <w:r>
+        <w:rPr>
+          <w:rFonts w:ascii="Consolas" w:hAnsi="Consolas"/>
+          <w:color w:val="224488"/>
+          <w:sz w:val="19"/>
+        </w:rPr>
+        <w:t>SHA256SUMS.txt</w:t>
+      </w:r>
+      <w:r>
+        <w:t>. Релиз v1.2.0 остался на месте.</w:t>
+      </w:r>
+    </w:p>
+    <w:p>
+      <w:pPr>
+        <w:pStyle w:val="ListBullet"/>
+      </w:pPr>
+      <w:r>
+        <w:rPr>
+          <w:b/>
+        </w:rPr>
+        <w:t>Смоук-тест релиза</w:t>
+      </w:r>
+      <w:r>
+        <w:t xml:space="preserve"> падал на ожидаемом коде 1: GitHub Actions для pwsh завершает</w:t>
+      </w:r>
+    </w:p>
+    <w:p>
+      <w:r>
+        <w:t xml:space="preserve">  шаг кодом последней проверки </w:t>
+      </w:r>
+      <w:r>
+        <w:rPr>
+          <w:rFonts w:ascii="Consolas" w:hAnsi="Consolas"/>
+          <w:color w:val="224488"/>
+          <w:sz w:val="19"/>
+        </w:rPr>
+        <w:t>$LASTEXITCODE</w:t>
+      </w:r>
+      <w:r>
+        <w:t>. Смоук переписан так, что теперь</w:t>
+      </w:r>
+    </w:p>
+    <w:p>
+      <w:r>
+        <w:t xml:space="preserve">  проверяет все три исхода на релизном </w:t>
+      </w:r>
+      <w:r>
+        <w:rPr>
+          <w:rFonts w:ascii="Consolas" w:hAnsi="Consolas"/>
+          <w:color w:val="224488"/>
+          <w:sz w:val="19"/>
+        </w:rPr>
+        <w:t>.pyz</w:t>
+      </w:r>
+      <w:r>
+        <w:t xml:space="preserve">: </w:t>
+      </w:r>
+      <w:r>
+        <w:rPr>
+          <w:rFonts w:ascii="Consolas" w:hAnsi="Consolas"/>
+          <w:color w:val="224488"/>
+          <w:sz w:val="19"/>
+        </w:rPr>
+        <w:t>selftest</w:t>
+      </w:r>
+      <w:r>
+        <w:t xml:space="preserve"> → 0, </w:t>
+      </w:r>
+      <w:r>
+        <w:rPr>
+          <w:rFonts w:ascii="Consolas" w:hAnsi="Consolas"/>
+          <w:color w:val="224488"/>
+          <w:sz w:val="19"/>
+        </w:rPr>
+        <w:t>verify</w:t>
+      </w:r>
+      <w:r>
+        <w:t xml:space="preserve"> с подменой</w:t>
+      </w:r>
+    </w:p>
+    <w:p>
+      <w:r>
+        <w:t xml:space="preserve">  числа → 1 и вердикт </w:t>
+      </w:r>
+      <w:r>
+        <w:rPr>
+          <w:rFonts w:ascii="Consolas" w:hAnsi="Consolas"/>
+          <w:color w:val="224488"/>
+          <w:sz w:val="19"/>
+        </w:rPr>
+        <w:t>likely_hallucination</w:t>
+      </w:r>
+      <w:r>
+        <w:t xml:space="preserve">, </w:t>
+      </w:r>
+      <w:r>
+        <w:rPr>
+          <w:rFonts w:ascii="Consolas" w:hAnsi="Consolas"/>
+          <w:color w:val="224488"/>
+          <w:sz w:val="19"/>
+        </w:rPr>
+        <w:t>evaluate</w:t>
+      </w:r>
+      <w:r>
+        <w:t xml:space="preserve"> на чужом формате → 2 с</w:t>
+      </w:r>
+    </w:p>
+    <w:p>
+      <w:r>
+        <w:t xml:space="preserve">  указанием строки, подтверждённый ответ → 0.</w:t>
+      </w:r>
+    </w:p>
+    <w:p>
+      <w:pPr>
+        <w:pStyle w:val="ListBullet"/>
+      </w:pPr>
+      <w:r>
+        <w:rPr>
+          <w:b/>
+        </w:rPr>
+        <w:t>Размер zipapp.</w:t>
+      </w:r>
+      <w:r>
+        <w:t xml:space="preserve"> Сборка включала каталог </w:t>
+      </w:r>
+      <w:r>
+        <w:rPr>
+          <w:rFonts w:ascii="Consolas" w:hAnsi="Consolas"/>
+          <w:color w:val="224488"/>
+          <w:sz w:val="19"/>
+        </w:rPr>
+        <w:t>data</w:t>
+      </w:r>
+      <w:r>
+        <w:t xml:space="preserve"> целиком, из-за чего архив вырос</w:t>
+      </w:r>
+    </w:p>
+    <w:p>
+      <w:r>
+        <w:t xml:space="preserve">  до 39 МБ (в него попадали бы и внешние данные). Теперь в </w:t>
+      </w:r>
+      <w:r>
+        <w:rPr>
+          <w:rFonts w:ascii="Consolas" w:hAnsi="Consolas"/>
+          <w:color w:val="224488"/>
+          <w:sz w:val="19"/>
+        </w:rPr>
+        <w:t>.pyz</w:t>
+      </w:r>
+      <w:r>
+        <w:t xml:space="preserve"> идут только</w:t>
+      </w:r>
+    </w:p>
+    <w:p>
+      <w:r>
+        <w:t xml:space="preserve">  </w:t>
+      </w:r>
+      <w:r>
+        <w:rPr>
+          <w:rFonts w:ascii="Consolas" w:hAnsi="Consolas"/>
+          <w:color w:val="224488"/>
+          <w:sz w:val="19"/>
+        </w:rPr>
+        <w:t>spanverify</w:t>
+      </w:r>
+      <w:r>
+        <w:t xml:space="preserve">, </w:t>
+      </w:r>
+      <w:r>
+        <w:rPr>
+          <w:rFonts w:ascii="Consolas" w:hAnsi="Consolas"/>
+          <w:color w:val="224488"/>
+          <w:sz w:val="19"/>
+        </w:rPr>
+        <w:t>config</w:t>
+      </w:r>
+      <w:r>
+        <w:t xml:space="preserve"> и </w:t>
+      </w:r>
+      <w:r>
+        <w:rPr>
+          <w:rFonts w:ascii="Consolas" w:hAnsi="Consolas"/>
+          <w:color w:val="224488"/>
+          <w:sz w:val="19"/>
+        </w:rPr>
+        <w:t>data/demo_pairs.jsonl</w:t>
+      </w:r>
+      <w:r>
+        <w:t xml:space="preserve"> — 539 КБ, проверено запуском</w:t>
+      </w:r>
+    </w:p>
+    <w:p>
+      <w:r>
+        <w:t xml:space="preserve">  </w:t>
+      </w:r>
+      <w:r>
+        <w:rPr>
+          <w:rFonts w:ascii="Consolas" w:hAnsi="Consolas"/>
+          <w:color w:val="224488"/>
+          <w:sz w:val="19"/>
+        </w:rPr>
+        <w:t>evaluate</w:t>
+      </w:r>
+      <w:r>
+        <w:t xml:space="preserve"> прямо из архива.</w:t>
+      </w:r>
+    </w:p>
     <w:sectPr>
       <w:pgSz w:w="12240" w:h="15840"/>
       <w:pgMar w:top="1440" w:right="1800" w:bottom="1440" w:left="1800" w:header="720" w:footer="720" w:gutter="0"/>

--- a/PROGRESS.docx
+++ b/PROGRESS.docx
@@ -7994,6 +7994,247 @@
       </w:r>
       <w:r>
         <w:t xml:space="preserve"> прямо из архива.</w:t>
+      </w:r>
+    </w:p>
+    <w:p>
+      <w:pPr>
+        <w:pStyle w:val="Heading3"/>
+      </w:pPr>
+      <w:r>
+        <w:t>Релизы этого пакета</w:t>
+      </w:r>
+    </w:p>
+    <w:tbl>
+      <w:tblPr>
+        <w:tblStyle w:val="LightGrid-Accent1"/>
+        <w:tblW w:type="auto" w:w="0"/>
+        <w:tblLook w:firstColumn="1" w:firstRow="1" w:lastColumn="0" w:lastRow="0" w:noHBand="0" w:noVBand="1" w:val="04A0"/>
+      </w:tblPr>
+      <w:tblGrid>
+        <w:gridCol w:w="2160"/>
+        <w:gridCol w:w="2160"/>
+        <w:gridCol w:w="2160"/>
+        <w:gridCol w:w="2160"/>
+      </w:tblGrid>
+      <w:tr>
+        <w:tc>
+          <w:tcPr>
+            <w:tcW w:type="dxa" w:w="2160"/>
+          </w:tcPr>
+          <w:p>
+            <w:r>
+              <w:rPr>
+                <w:b/>
+              </w:rPr>
+            </w:r>
+            <w:r>
+              <w:rPr>
+                <w:b/>
+              </w:rPr>
+              <w:t>Релиз</w:t>
+            </w:r>
+          </w:p>
+        </w:tc>
+        <w:tc>
+          <w:tcPr>
+            <w:tcW w:type="dxa" w:w="2160"/>
+          </w:tcPr>
+          <w:p>
+            <w:r>
+              <w:rPr>
+                <w:b/>
+              </w:rPr>
+            </w:r>
+            <w:r>
+              <w:rPr>
+                <w:b/>
+              </w:rPr>
+              <w:t>Тег</w:t>
+            </w:r>
+          </w:p>
+        </w:tc>
+        <w:tc>
+          <w:tcPr>
+            <w:tcW w:type="dxa" w:w="2160"/>
+          </w:tcPr>
+          <w:p>
+            <w:r>
+              <w:rPr>
+                <w:b/>
+              </w:rPr>
+            </w:r>
+            <w:r>
+              <w:rPr>
+                <w:b/>
+              </w:rPr>
+              <w:t>Ассеты</w:t>
+            </w:r>
+          </w:p>
+        </w:tc>
+        <w:tc>
+          <w:tcPr>
+            <w:tcW w:type="dxa" w:w="2160"/>
+          </w:tcPr>
+          <w:p>
+            <w:r>
+              <w:rPr>
+                <w:b/>
+              </w:rPr>
+            </w:r>
+            <w:r>
+              <w:rPr>
+                <w:b/>
+              </w:rPr>
+              <w:t>Что внутри</w:t>
+            </w:r>
+          </w:p>
+        </w:tc>
+      </w:tr>
+      <w:tr>
+        <w:tc>
+          <w:tcPr>
+            <w:tcW w:type="dxa" w:w="2160"/>
+          </w:tcPr>
+          <w:p>
+            <w:r/>
+            <w:r>
+              <w:t>v1.2.1</w:t>
+            </w:r>
+          </w:p>
+        </w:tc>
+        <w:tc>
+          <w:tcPr>
+            <w:tcW w:type="dxa" w:w="2160"/>
+          </w:tcPr>
+          <w:p>
+            <w:r/>
+            <w:r>
+              <w:t>c21d293 (после чистки истории — c21d293)</w:t>
+            </w:r>
+          </w:p>
+        </w:tc>
+        <w:tc>
+          <w:tcPr>
+            <w:tcW w:type="dxa" w:w="2160"/>
+          </w:tcPr>
+          <w:p>
+            <w:r/>
+            <w:r>
+              <w:t>exe 9 135 103 Б, zip 9 312 404 Б, pyz 539 191 Б, SHA256SUMS.txt</w:t>
+            </w:r>
+          </w:p>
+        </w:tc>
+        <w:tc>
+          <w:tcPr>
+            <w:tcW w:type="dxa" w:w="2160"/>
+          </w:tcPr>
+          <w:p>
+            <w:r/>
+            <w:r>
+              <w:t>закрытые D и E; смоук проверяет коды 0/1/2</w:t>
+            </w:r>
+          </w:p>
+        </w:tc>
+      </w:tr>
+      <w:tr>
+        <w:tc>
+          <w:tcPr>
+            <w:tcW w:type="dxa" w:w="2160"/>
+          </w:tcPr>
+          <w:p>
+            <w:r/>
+            <w:r>
+              <w:t>v1.3.0</w:t>
+            </w:r>
+          </w:p>
+        </w:tc>
+        <w:tc>
+          <w:tcPr>
+            <w:tcW w:type="dxa" w:w="2160"/>
+          </w:tcPr>
+          <w:p>
+            <w:r/>
+            <w:r>
+              <w:t>8e27b66</w:t>
+            </w:r>
+          </w:p>
+        </w:tc>
+        <w:tc>
+          <w:tcPr>
+            <w:tcW w:type="dxa" w:w="2160"/>
+          </w:tcPr>
+          <w:p>
+            <w:r/>
+            <w:r>
+              <w:t>exe 9 134 317 Б, zip 9 311 779 Б, pyz 539 191 Б, SHA256SUMS.txt</w:t>
+            </w:r>
+          </w:p>
+        </w:tc>
+        <w:tc>
+          <w:tcPr>
+            <w:tcW w:type="dxa" w:w="2160"/>
+          </w:tcPr>
+          <w:p>
+            <w:r/>
+            <w:r>
+              <w:t>корпуса A1/A2/B, метрики вердикта, сервер проверки, GPU-инструкция</w:t>
+            </w:r>
+          </w:p>
+        </w:tc>
+      </w:tr>
+    </w:tbl>
+    <w:p/>
+    <w:p>
+      <w:r>
+        <w:t xml:space="preserve">Оба релиза опубликованы workflow'ом </w:t>
+      </w:r>
+      <w:r>
+        <w:rPr>
+          <w:rFonts w:ascii="Consolas" w:hAnsi="Consolas"/>
+          <w:color w:val="224488"/>
+          <w:sz w:val="19"/>
+        </w:rPr>
+        <w:t>build-and-release-exe</w:t>
+      </w:r>
+      <w:r>
+        <w:t xml:space="preserve"> (все четыре job'а</w:t>
+      </w:r>
+    </w:p>
+    <w:p>
+      <w:r>
+        <w:t xml:space="preserve">зелёные), ссылка </w:t>
+      </w:r>
+      <w:r>
+        <w:rPr>
+          <w:rFonts w:ascii="Consolas" w:hAnsi="Consolas"/>
+          <w:color w:val="224488"/>
+          <w:sz w:val="19"/>
+        </w:rPr>
+        <w:t>latest</w:t>
+      </w:r>
+      <w:r>
+        <w:t xml:space="preserve"> отдаёт v1.3.0, релиз v1.2.0 не тронут</w:t>
+      </w:r>
+    </w:p>
+    <w:p>
+      <w:r>
+        <w:t>(</w:t>
+      </w:r>
+      <w:r>
+        <w:rPr>
+          <w:rFonts w:ascii="Consolas" w:hAnsi="Consolas"/>
+          <w:color w:val="224488"/>
+          <w:sz w:val="19"/>
+        </w:rPr>
+        <w:t>v1.2.0^{}</w:t>
+      </w:r>
+      <w:r>
+        <w:t xml:space="preserve"> = ea76131, публикация 12:40:22Z). CI ветки на финальном коммите —</w:t>
+      </w:r>
+    </w:p>
+    <w:p>
+      <w:r>
+        <w:t>9 из 9 job'ов зелёные.</w:t>
       </w:r>
     </w:p>
     <w:sectPr>

--- a/PROGRESS.docx
+++ b/PROGRESS.docx
@@ -8235,6 +8235,896 @@
     <w:p>
       <w:r>
         <w:t>9 из 9 job'ов зелёные.</w:t>
+      </w:r>
+    </w:p>
+    <w:p>
+      <w:pPr>
+        <w:jc w:val="center"/>
+      </w:pPr>
+      <w:r>
+        <w:t>────────────────────────────────────────</w:t>
+      </w:r>
+    </w:p>
+    <w:p>
+      <w:pPr>
+        <w:pStyle w:val="Heading2"/>
+      </w:pPr>
+      <w:r>
+        <w:t>Шаг 17 (v1.3.0): внешние размеченные тесты — RAGTruth и RusHallu-RAG</w:t>
+      </w:r>
+    </w:p>
+    <w:p>
+      <w:r>
+        <w:t>Пакет ставит научную часть на чужие наборы с человеческой спан-разметкой. Правило</w:t>
+      </w:r>
+    </w:p>
+    <w:p>
+      <w:r>
+        <w:t>«внешние наборы — только тест» соблюдено: обучающие шаги по-прежнему читают только</w:t>
+      </w:r>
+    </w:p>
+    <w:p>
+      <w:r>
+        <w:rPr>
+          <w:rFonts w:ascii="Consolas" w:hAnsi="Consolas"/>
+          <w:color w:val="224488"/>
+          <w:sz w:val="19"/>
+        </w:rPr>
+        <w:t>data/demo_pairs.jsonl</w:t>
+      </w:r>
+      <w:r>
+        <w:t xml:space="preserve">, калибровка берётся из </w:t>
+      </w:r>
+      <w:r>
+        <w:rPr>
+          <w:rFonts w:ascii="Consolas" w:hAnsi="Consolas"/>
+          <w:color w:val="224488"/>
+          <w:sz w:val="19"/>
+        </w:rPr>
+        <w:t>config/</w:t>
+      </w:r>
+      <w:r>
+        <w:t xml:space="preserve"> и на внешних данных не</w:t>
+      </w:r>
+    </w:p>
+    <w:p>
+      <w:r>
+        <w:t>подстраивается.</w:t>
+      </w:r>
+    </w:p>
+    <w:p>
+      <w:pPr>
+        <w:pStyle w:val="Heading3"/>
+      </w:pPr>
+      <w:r>
+        <w:t>Что сделано</w:t>
+      </w:r>
+    </w:p>
+    <w:p>
+      <w:pPr>
+        <w:pStyle w:val="ListBullet"/>
+      </w:pPr>
+      <w:r>
+        <w:rPr>
+          <w:b/>
+        </w:rPr>
+        <w:t>`scripts/fetch_external_tests.py`</w:t>
+      </w:r>
+      <w:r>
+        <w:t xml:space="preserve"> — реестр наборов и загрузка с пинами:</w:t>
+      </w:r>
+    </w:p>
+    <w:p>
+      <w:r>
+        <w:t xml:space="preserve">  RAGTruth по коммиту </w:t>
+      </w:r>
+      <w:r>
+        <w:rPr>
+          <w:rFonts w:ascii="Consolas" w:hAnsi="Consolas"/>
+          <w:color w:val="224488"/>
+          <w:sz w:val="19"/>
+        </w:rPr>
+        <w:t>c103204b9ce2</w:t>
+      </w:r>
+      <w:r>
+        <w:t xml:space="preserve"> (два JSONL, SHA256 записаны в код),</w:t>
+      </w:r>
+    </w:p>
+    <w:p>
+      <w:r>
+        <w:t xml:space="preserve">  RusHallu-RAG по коммиту </w:t>
+      </w:r>
+      <w:r>
+        <w:rPr>
+          <w:rFonts w:ascii="Consolas" w:hAnsi="Consolas"/>
+          <w:color w:val="224488"/>
+          <w:sz w:val="19"/>
+        </w:rPr>
+        <w:t>345907f983da</w:t>
+      </w:r>
+      <w:r>
+        <w:t xml:space="preserve"> (через существующий загрузчик). Все хеши</w:t>
+      </w:r>
+    </w:p>
+    <w:p>
+      <w:r>
+        <w:t xml:space="preserve">  і контрольные числа сверяются; расхождение останавливает загрузку. Реестр содержит</w:t>
+      </w:r>
+    </w:p>
+    <w:p>
+      <w:r>
+        <w:t xml:space="preserve">  и решения об отказах (HaDes, HDM-Bench, FAVA, legalbench-ru и др.) — с причинами.</w:t>
+      </w:r>
+    </w:p>
+    <w:p>
+      <w:pPr>
+        <w:pStyle w:val="ListBullet"/>
+      </w:pPr>
+      <w:r>
+        <w:rPr>
+          <w:b/>
+        </w:rPr>
+        <w:t>`spanverify/external_datasets.py`</w:t>
+      </w:r>
+      <w:r>
+        <w:t xml:space="preserve"> — адаптеры к нашему контракту.</w:t>
+      </w:r>
+    </w:p>
+    <w:p>
+      <w:r>
+        <w:t xml:space="preserve">  Найденное расхождение: </w:t>
+      </w:r>
+      <w:r>
+        <w:rPr>
+          <w:rFonts w:ascii="Consolas" w:hAnsi="Consolas"/>
+          <w:color w:val="224488"/>
+          <w:sz w:val="19"/>
+        </w:rPr>
+        <w:t>source_info</w:t>
+      </w:r>
+      <w:r>
+        <w:t xml:space="preserve"> у RAGTruth не строка, а структура</w:t>
+      </w:r>
+    </w:p>
+    <w:p>
+      <w:r>
+        <w:t xml:space="preserve">  (QA — вопрос+пассажи, Data2txt — карточка из 9 полей), поэтому контекст</w:t>
+      </w:r>
+    </w:p>
+    <w:p>
+      <w:r>
+        <w:t xml:space="preserve">  извлекается явно, иначе у QA контекстом становился вопрос. Метка, не совпадающая</w:t>
+      </w:r>
+    </w:p>
+    <w:p>
+      <w:r>
+        <w:t xml:space="preserve">  со срезом ответа, уходит в счётчик </w:t>
+      </w:r>
+      <w:r>
+        <w:rPr>
+          <w:rFonts w:ascii="Consolas" w:hAnsi="Consolas"/>
+          <w:color w:val="224488"/>
+          <w:sz w:val="19"/>
+        </w:rPr>
+        <w:t>unverified_spans</w:t>
+      </w:r>
+      <w:r>
+        <w:t>, а не «чинится».</w:t>
+      </w:r>
+    </w:p>
+    <w:p>
+      <w:r>
+        <w:t xml:space="preserve">  Происхождение разметки (</w:t>
+      </w:r>
+      <w:r>
+        <w:rPr>
+          <w:rFonts w:ascii="Consolas" w:hAnsi="Consolas"/>
+          <w:color w:val="224488"/>
+          <w:sz w:val="19"/>
+        </w:rPr>
+        <w:t>human</w:t>
+      </w:r>
+      <w:r>
+        <w:t>/</w:t>
+      </w:r>
+      <w:r>
+        <w:rPr>
+          <w:rFonts w:ascii="Consolas" w:hAnsi="Consolas"/>
+          <w:color w:val="224488"/>
+          <w:sz w:val="19"/>
+        </w:rPr>
+        <w:t>llm</w:t>
+      </w:r>
+      <w:r>
+        <w:t>/</w:t>
+      </w:r>
+      <w:r>
+        <w:rPr>
+          <w:rFonts w:ascii="Consolas" w:hAnsi="Consolas"/>
+          <w:color w:val="224488"/>
+          <w:sz w:val="19"/>
+        </w:rPr>
+        <w:t>auto</w:t>
+      </w:r>
+      <w:r>
+        <w:t>) пишется в каждую пару.</w:t>
+      </w:r>
+    </w:p>
+    <w:p>
+      <w:pPr>
+        <w:pStyle w:val="ListBullet"/>
+      </w:pPr>
+      <w:r>
+        <w:rPr>
+          <w:b/>
+        </w:rPr>
+        <w:t>`scripts/external_eval.py`</w:t>
+      </w:r>
+      <w:r>
+        <w:t xml:space="preserve"> — обе группы метрик на одних предсказаниях: наши</w:t>
+      </w:r>
+    </w:p>
+    <w:p>
+      <w:r>
+        <w:t xml:space="preserve">  (token P/R/F1, FPR, AUC, строгий span-F1, накрытие, мягкий F1, уровень ответа) и их</w:t>
+      </w:r>
+    </w:p>
+    <w:p>
+      <w:r>
+        <w:t xml:space="preserve">  (accuracy / Jaccard / hamming / ROUGE-1/2/L — перевод их </w:t>
+      </w:r>
+      <w:r>
+        <w:rPr>
+          <w:rFonts w:ascii="Consolas" w:hAnsi="Consolas"/>
+          <w:color w:val="224488"/>
+          <w:sz w:val="19"/>
+        </w:rPr>
+        <w:t>span_metrics.py</w:t>
+      </w:r>
+      <w:r>
+        <w:t>, сверен</w:t>
+      </w:r>
+    </w:p>
+    <w:p>
+      <w:r>
+        <w:t xml:space="preserve">  с </w:t>
+      </w:r>
+      <w:r>
+        <w:rPr>
+          <w:rFonts w:ascii="Consolas" w:hAnsi="Consolas"/>
+          <w:color w:val="224488"/>
+          <w:sz w:val="19"/>
+        </w:rPr>
+        <w:t>rouge_score</w:t>
+      </w:r>
+      <w:r>
+        <w:t xml:space="preserve"> в предыдущем пакете). Модель для режима </w:t>
+      </w:r>
+      <w:r>
+        <w:rPr>
+          <w:rFonts w:ascii="Consolas" w:hAnsi="Consolas"/>
+          <w:color w:val="224488"/>
+          <w:sz w:val="19"/>
+        </w:rPr>
+        <w:t>hf</w:t>
+      </w:r>
+      <w:r>
+        <w:t xml:space="preserve"> задаётся </w:t>
+      </w:r>
+      <w:r>
+        <w:rPr>
+          <w:rFonts w:ascii="Consolas" w:hAnsi="Consolas"/>
+          <w:color w:val="224488"/>
+          <w:sz w:val="19"/>
+        </w:rPr>
+        <w:t>--model</w:t>
+      </w:r>
+      <w:r>
+        <w:t>,</w:t>
+      </w:r>
+    </w:p>
+    <w:p>
+      <w:r>
+        <w:t xml:space="preserve">  значение по умолчанию не менялось. Срез (</w:t>
+      </w:r>
+      <w:r>
+        <w:rPr>
+          <w:rFonts w:ascii="Consolas" w:hAnsi="Consolas"/>
+          <w:color w:val="224488"/>
+          <w:sz w:val="19"/>
+        </w:rPr>
+        <w:t>--limit</w:t>
+      </w:r>
+      <w:r>
+        <w:t>) помечается в отчёте.</w:t>
+      </w:r>
+    </w:p>
+    <w:p>
+      <w:pPr>
+        <w:pStyle w:val="ListBullet"/>
+      </w:pPr>
+      <w:r>
+        <w:rPr>
+          <w:b/>
+        </w:rPr>
+        <w:t>`scripts/make_external_report.py`</w:t>
+      </w:r>
+      <w:r>
+        <w:t xml:space="preserve"> — отчёт генерируется из JSON: числа в тексте</w:t>
+      </w:r>
+    </w:p>
+    <w:p>
+      <w:r>
+        <w:t xml:space="preserve">  и в файле не могут разойтись.</w:t>
+      </w:r>
+    </w:p>
+    <w:p>
+      <w:pPr>
+        <w:pStyle w:val="ListBullet"/>
+      </w:pPr>
+      <w:r>
+        <w:rPr>
+          <w:b/>
+        </w:rPr>
+        <w:t>CI</w:t>
+      </w:r>
+      <w:r>
+        <w:t>: новый job «Внешние размеченные наборы» скачивает наборы на реальных</w:t>
+      </w:r>
+    </w:p>
+    <w:p>
+      <w:r>
+        <w:t xml:space="preserve">  данных, сверяет SHA256 и контрольные числа, гоняет оценку на QA и RusHallu;</w:t>
+      </w:r>
+    </w:p>
+    <w:p>
+      <w:r>
+        <w:t xml:space="preserve">  job «Единый файл чисел» использует его артефакт и сверяет отчёт с числами.</w:t>
+      </w:r>
+    </w:p>
+    <w:p>
+      <w:pPr>
+        <w:pStyle w:val="Heading3"/>
+      </w:pPr>
+      <w:r>
+        <w:t>Контрольные числа (совпали с проверкой внешнего проверяющего)</w:t>
+      </w:r>
+    </w:p>
+    <w:p>
+      <w:r>
+        <w:t>RAGTruth: 17 790 ответов, 2965 источников, 14 289 спанов, смещения совпадают у всех</w:t>
+      </w:r>
+    </w:p>
+    <w:p>
+      <w:r>
+        <w:t>14 289; train 15 090 / test 2700; good 17 617 / incorrect_refusal 144 / truncated 29;</w:t>
+      </w:r>
+    </w:p>
+    <w:p>
+      <w:r>
+        <w:t>QA 989, Summary 943, Data2txt 1033; test QA (good) 875 ответов, 150 источников,</w:t>
+      </w:r>
+    </w:p>
+    <w:p>
+      <w:r>
+        <w:t>160 с галлюцинациями, 235 спанов. RusHallu-RAG: 1000 / 667 / 333 / 423.</w:t>
+      </w:r>
+    </w:p>
+    <w:p>
+      <w:pPr>
+        <w:pStyle w:val="Heading3"/>
+      </w:pPr>
+      <w:r>
+        <w:t>Результаты прогонов (demo, только как проверка работоспособности)</w:t>
+      </w:r>
+    </w:p>
+    <w:tbl>
+      <w:tblPr>
+        <w:tblStyle w:val="LightGrid-Accent1"/>
+        <w:tblW w:type="auto" w:w="0"/>
+        <w:tblLook w:firstColumn="1" w:firstRow="1" w:lastColumn="0" w:lastRow="0" w:noHBand="0" w:noVBand="1" w:val="04A0"/>
+      </w:tblPr>
+      <w:tblGrid>
+        <w:gridCol w:w="1234"/>
+        <w:gridCol w:w="1234"/>
+        <w:gridCol w:w="1234"/>
+        <w:gridCol w:w="1234"/>
+        <w:gridCol w:w="1234"/>
+        <w:gridCol w:w="1234"/>
+        <w:gridCol w:w="1234"/>
+      </w:tblGrid>
+      <w:tr>
+        <w:tc>
+          <w:tcPr>
+            <w:tcW w:type="dxa" w:w="1234"/>
+          </w:tcPr>
+          <w:p>
+            <w:r>
+              <w:rPr>
+                <w:b/>
+              </w:rPr>
+            </w:r>
+            <w:r>
+              <w:rPr>
+                <w:b/>
+              </w:rPr>
+              <w:t>Набор, задача</w:t>
+            </w:r>
+          </w:p>
+        </w:tc>
+        <w:tc>
+          <w:tcPr>
+            <w:tcW w:type="dxa" w:w="1234"/>
+          </w:tcPr>
+          <w:p>
+            <w:r>
+              <w:rPr>
+                <w:b/>
+              </w:rPr>
+            </w:r>
+            <w:r>
+              <w:rPr>
+                <w:b/>
+              </w:rPr>
+              <w:t>Пар</w:t>
+            </w:r>
+          </w:p>
+        </w:tc>
+        <w:tc>
+          <w:tcPr>
+            <w:tcW w:type="dxa" w:w="1234"/>
+          </w:tcPr>
+          <w:p>
+            <w:r>
+              <w:rPr>
+                <w:b/>
+              </w:rPr>
+            </w:r>
+            <w:r>
+              <w:rPr>
+                <w:b/>
+              </w:rPr>
+              <w:t>token F1</w:t>
+            </w:r>
+          </w:p>
+        </w:tc>
+        <w:tc>
+          <w:tcPr>
+            <w:tcW w:type="dxa" w:w="1234"/>
+          </w:tcPr>
+          <w:p>
+            <w:r>
+              <w:rPr>
+                <w:b/>
+              </w:rPr>
+            </w:r>
+            <w:r>
+              <w:rPr>
+                <w:b/>
+              </w:rPr>
+              <w:t>FPR</w:t>
+            </w:r>
+          </w:p>
+        </w:tc>
+        <w:tc>
+          <w:tcPr>
+            <w:tcW w:type="dxa" w:w="1234"/>
+          </w:tcPr>
+          <w:p>
+            <w:r>
+              <w:rPr>
+                <w:b/>
+              </w:rPr>
+            </w:r>
+            <w:r>
+              <w:rPr>
+                <w:b/>
+              </w:rPr>
+              <w:t>AUC</w:t>
+            </w:r>
+          </w:p>
+        </w:tc>
+        <w:tc>
+          <w:tcPr>
+            <w:tcW w:type="dxa" w:w="1234"/>
+          </w:tcPr>
+          <w:p>
+            <w:r>
+              <w:rPr>
+                <w:b/>
+              </w:rPr>
+            </w:r>
+            <w:r>
+              <w:rPr>
+                <w:b/>
+              </w:rPr>
+              <w:t>Их accuracy</w:t>
+            </w:r>
+          </w:p>
+        </w:tc>
+        <w:tc>
+          <w:tcPr>
+            <w:tcW w:type="dxa" w:w="1234"/>
+          </w:tcPr>
+          <w:p>
+            <w:r>
+              <w:rPr>
+                <w:b/>
+              </w:rPr>
+            </w:r>
+            <w:r>
+              <w:rPr>
+                <w:b/>
+              </w:rPr>
+              <w:t>Их ROUGE-L</w:t>
+            </w:r>
+          </w:p>
+        </w:tc>
+      </w:tr>
+      <w:tr>
+        <w:tc>
+          <w:tcPr>
+            <w:tcW w:type="dxa" w:w="1234"/>
+          </w:tcPr>
+          <w:p>
+            <w:r/>
+            <w:r>
+              <w:t>RAGTruth QA</w:t>
+            </w:r>
+          </w:p>
+        </w:tc>
+        <w:tc>
+          <w:tcPr>
+            <w:tcW w:type="dxa" w:w="1234"/>
+          </w:tcPr>
+          <w:p>
+            <w:r/>
+            <w:r>
+              <w:t>875</w:t>
+            </w:r>
+          </w:p>
+        </w:tc>
+        <w:tc>
+          <w:tcPr>
+            <w:tcW w:type="dxa" w:w="1234"/>
+          </w:tcPr>
+          <w:p>
+            <w:r/>
+            <w:r>
+              <w:t>0.204</w:t>
+            </w:r>
+          </w:p>
+        </w:tc>
+        <w:tc>
+          <w:tcPr>
+            <w:tcW w:type="dxa" w:w="1234"/>
+          </w:tcPr>
+          <w:p>
+            <w:r/>
+            <w:r>
+              <w:t>0.169</w:t>
+            </w:r>
+          </w:p>
+        </w:tc>
+        <w:tc>
+          <w:tcPr>
+            <w:tcW w:type="dxa" w:w="1234"/>
+          </w:tcPr>
+          <w:p>
+            <w:r/>
+            <w:r>
+              <w:t>0.717</w:t>
+            </w:r>
+          </w:p>
+        </w:tc>
+        <w:tc>
+          <w:tcPr>
+            <w:tcW w:type="dxa" w:w="1234"/>
+          </w:tcPr>
+          <w:p>
+            <w:r/>
+            <w:r>
+              <w:t>0.010</w:t>
+            </w:r>
+          </w:p>
+        </w:tc>
+        <w:tc>
+          <w:tcPr>
+            <w:tcW w:type="dxa" w:w="1234"/>
+          </w:tcPr>
+          <w:p>
+            <w:r/>
+            <w:r>
+              <w:t>0.072</w:t>
+            </w:r>
+          </w:p>
+        </w:tc>
+      </w:tr>
+      <w:tr>
+        <w:tc>
+          <w:tcPr>
+            <w:tcW w:type="dxa" w:w="1234"/>
+          </w:tcPr>
+          <w:p>
+            <w:r/>
+            <w:r>
+              <w:t>RAGTruth Summary</w:t>
+            </w:r>
+          </w:p>
+        </w:tc>
+        <w:tc>
+          <w:tcPr>
+            <w:tcW w:type="dxa" w:w="1234"/>
+          </w:tcPr>
+          <w:p>
+            <w:r/>
+            <w:r>
+              <w:t>900</w:t>
+            </w:r>
+          </w:p>
+        </w:tc>
+        <w:tc>
+          <w:tcPr>
+            <w:tcW w:type="dxa" w:w="1234"/>
+          </w:tcPr>
+          <w:p>
+            <w:r/>
+            <w:r>
+              <w:t>0.113</w:t>
+            </w:r>
+          </w:p>
+        </w:tc>
+        <w:tc>
+          <w:tcPr>
+            <w:tcW w:type="dxa" w:w="1234"/>
+          </w:tcPr>
+          <w:p>
+            <w:r/>
+            <w:r>
+              <w:t>0.102</w:t>
+            </w:r>
+          </w:p>
+        </w:tc>
+        <w:tc>
+          <w:tcPr>
+            <w:tcW w:type="dxa" w:w="1234"/>
+          </w:tcPr>
+          <w:p>
+            <w:r/>
+            <w:r>
+              <w:t>0.644</w:t>
+            </w:r>
+          </w:p>
+        </w:tc>
+        <w:tc>
+          <w:tcPr>
+            <w:tcW w:type="dxa" w:w="1234"/>
+          </w:tcPr>
+          <w:p>
+            <w:r/>
+            <w:r>
+              <w:t>0.017</w:t>
+            </w:r>
+          </w:p>
+        </w:tc>
+        <w:tc>
+          <w:tcPr>
+            <w:tcW w:type="dxa" w:w="1234"/>
+          </w:tcPr>
+          <w:p>
+            <w:r/>
+            <w:r>
+              <w:t>0.079</w:t>
+            </w:r>
+          </w:p>
+        </w:tc>
+      </w:tr>
+      <w:tr>
+        <w:tc>
+          <w:tcPr>
+            <w:tcW w:type="dxa" w:w="1234"/>
+          </w:tcPr>
+          <w:p>
+            <w:r/>
+            <w:r>
+              <w:t>RAGTruth Data2txt</w:t>
+            </w:r>
+          </w:p>
+        </w:tc>
+        <w:tc>
+          <w:tcPr>
+            <w:tcW w:type="dxa" w:w="1234"/>
+          </w:tcPr>
+          <w:p>
+            <w:r/>
+            <w:r>
+              <w:t>900</w:t>
+            </w:r>
+          </w:p>
+        </w:tc>
+        <w:tc>
+          <w:tcPr>
+            <w:tcW w:type="dxa" w:w="1234"/>
+          </w:tcPr>
+          <w:p>
+            <w:r/>
+            <w:r>
+              <w:t>0.101</w:t>
+            </w:r>
+          </w:p>
+        </w:tc>
+        <w:tc>
+          <w:tcPr>
+            <w:tcW w:type="dxa" w:w="1234"/>
+          </w:tcPr>
+          <w:p>
+            <w:r/>
+            <w:r>
+              <w:t>0.329</w:t>
+            </w:r>
+          </w:p>
+        </w:tc>
+        <w:tc>
+          <w:tcPr>
+            <w:tcW w:type="dxa" w:w="1234"/>
+          </w:tcPr>
+          <w:p>
+            <w:r/>
+            <w:r>
+              <w:t>0.591</w:t>
+            </w:r>
+          </w:p>
+        </w:tc>
+        <w:tc>
+          <w:tcPr>
+            <w:tcW w:type="dxa" w:w="1234"/>
+          </w:tcPr>
+          <w:p>
+            <w:r/>
+            <w:r>
+              <w:t>0.000</w:t>
+            </w:r>
+          </w:p>
+        </w:tc>
+        <w:tc>
+          <w:tcPr>
+            <w:tcW w:type="dxa" w:w="1234"/>
+          </w:tcPr>
+          <w:p>
+            <w:r/>
+            <w:r>
+              <w:t>0.063</w:t>
+            </w:r>
+          </w:p>
+        </w:tc>
+      </w:tr>
+      <w:tr>
+        <w:tc>
+          <w:tcPr>
+            <w:tcW w:type="dxa" w:w="1234"/>
+          </w:tcPr>
+          <w:p>
+            <w:r/>
+            <w:r>
+              <w:t>RusHallu-RAG (все задачи)</w:t>
+            </w:r>
+          </w:p>
+        </w:tc>
+        <w:tc>
+          <w:tcPr>
+            <w:tcW w:type="dxa" w:w="1234"/>
+          </w:tcPr>
+          <w:p>
+            <w:r/>
+            <w:r>
+              <w:t>1000</w:t>
+            </w:r>
+          </w:p>
+        </w:tc>
+        <w:tc>
+          <w:tcPr>
+            <w:tcW w:type="dxa" w:w="1234"/>
+          </w:tcPr>
+          <w:p>
+            <w:r/>
+            <w:r>
+              <w:t>0.127</w:t>
+            </w:r>
+          </w:p>
+        </w:tc>
+        <w:tc>
+          <w:tcPr>
+            <w:tcW w:type="dxa" w:w="1234"/>
+          </w:tcPr>
+          <w:p>
+            <w:r/>
+            <w:r>
+              <w:t>0.064</w:t>
+            </w:r>
+          </w:p>
+        </w:tc>
+        <w:tc>
+          <w:tcPr>
+            <w:tcW w:type="dxa" w:w="1234"/>
+          </w:tcPr>
+          <w:p>
+            <w:r/>
+            <w:r>
+              <w:t>0.529</w:t>
+            </w:r>
+          </w:p>
+        </w:tc>
+        <w:tc>
+          <w:tcPr>
+            <w:tcW w:type="dxa" w:w="1234"/>
+          </w:tcPr>
+          <w:p>
+            <w:r/>
+            <w:r>
+              <w:t>0.424</w:t>
+            </w:r>
+          </w:p>
+        </w:tc>
+        <w:tc>
+          <w:tcPr>
+            <w:tcW w:type="dxa" w:w="1234"/>
+          </w:tcPr>
+          <w:p>
+            <w:r/>
+            <w:r>
+              <w:t>0.533</w:t>
+            </w:r>
+          </w:p>
+        </w:tc>
+      </w:tr>
+    </w:tbl>
+    <w:p/>
+    <w:p>
+      <w:r>
+        <w:t>Честный вывод: на внешних данных лексические признаки почти не переносятся</w:t>
+      </w:r>
+    </w:p>
+    <w:p>
+      <w:r>
+        <w:t>(0.10–0.20 против 0.95 на своём корпусе). Полнота накрытия при этом высокая</w:t>
+      </w:r>
+    </w:p>
+    <w:p>
+      <w:r>
+        <w:t>(0.87–0.98): конвейер «тычет» в подозрительные места, но слишком широко, а</w:t>
+      </w:r>
+    </w:p>
+    <w:p>
+      <w:r>
+        <w:t>выборочные метрики падают. Это измеренное обоснование GPU-прогона, а не повод</w:t>
+      </w:r>
+    </w:p>
+    <w:p>
+      <w:r>
+        <w:t>подстраивать порог под внешний тест.</w:t>
+      </w:r>
+    </w:p>
+    <w:p>
+      <w:pPr>
+        <w:pStyle w:val="Heading3"/>
+      </w:pPr>
+      <w:r>
+        <w:t>Тесты</w:t>
+      </w:r>
+    </w:p>
+    <w:p>
+      <w:r>
+        <w:t>33 новых теста (адаптеры, реестр и хеши, оценка, отчёт, фикстуры RAGTruth на 50 строк).</w:t>
+      </w:r>
+    </w:p>
+    <w:p>
+      <w:r>
+        <w:t>Всего 331 тест, покрытие 87.61 %. Фикстуры RAGTruth коммитятся (MIT), сырьё</w:t>
+      </w:r>
+    </w:p>
+    <w:p>
+      <w:r>
+        <w:t>RusHallu-RAG — нет: оно проверяется в CI скачиванием.</w:t>
       </w:r>
     </w:p>
     <w:sectPr>

--- a/PROGRESS.docx
+++ b/PROGRESS.docx
@@ -9114,12 +9114,12 @@
     </w:p>
     <w:p>
       <w:r>
-        <w:t>33 новых теста (адаптеры, реестр и хеши, оценка, отчёт, фикстуры RAGTruth на 50 строк).</w:t>
-      </w:r>
-    </w:p>
-    <w:p>
-      <w:r>
-        <w:t>Всего 331 тест, покрытие 87.61 %. Фикстуры RAGTruth коммитятся (MIT), сырьё</w:t>
+        <w:t>35 новых тестов (адаптеры, реестр и хеши, оценка, отчёт, аннотации CI, фикстуры RAGTruth</w:t>
+      </w:r>
+    </w:p>
+    <w:p>
+      <w:r>
+        <w:t>на 50 строк). Всего 333 теста, покрытие 87.6 %. Фикстуры RAGTruth коммитятся (MIT), сырьё</w:t>
       </w:r>
     </w:p>
     <w:p>

--- a/PROGRESS.docx
+++ b/PROGRESS.docx
@@ -29026,6 +29026,909 @@
       </w:r>
     </w:p>
     <w:p>
+      <w:r>
+        <w:rPr>
+          <w:rFonts w:ascii="Consolas" w:hAnsi="Consolas"/>
+          <w:color w:val="224488"/>
+          <w:sz w:val="19"/>
+        </w:rPr>
+        <w:t>reports/NUMBERS.json</w:t>
+      </w:r>
+      <w:r>
+        <w:t>.</w:t>
+      </w:r>
+    </w:p>
+    <w:p>
+      <w:pPr>
+        <w:pStyle w:val="Heading2"/>
+      </w:pPr>
+      <w:r>
+        <w:t>Шаг 37. Договорный контур замкнут: 32 из 33 проверок, сборка .exe зелёная</w:t>
+      </w:r>
+    </w:p>
+    <w:p>
+      <w:r>
+        <w:t xml:space="preserve">Что проверено и чем (номера прогонов — из </w:t>
+      </w:r>
+      <w:r>
+        <w:rPr>
+          <w:rFonts w:ascii="Consolas" w:hAnsi="Consolas"/>
+          <w:color w:val="224488"/>
+          <w:sz w:val="19"/>
+        </w:rPr>
+        <w:t>reports/CI_RUNS.json</w:t>
+      </w:r>
+      <w:r>
+        <w:t>, числа — из</w:t>
+      </w:r>
+    </w:p>
+    <w:p>
+      <w:r>
+        <w:rPr>
+          <w:rFonts w:ascii="Consolas" w:hAnsi="Consolas"/>
+          <w:color w:val="224488"/>
+          <w:sz w:val="19"/>
+        </w:rPr>
+        <w:t>reports/CONTRACT.json</w:t>
+      </w:r>
+      <w:r>
+        <w:t xml:space="preserve">, </w:t>
+      </w:r>
+      <w:r>
+        <w:rPr>
+          <w:rFonts w:ascii="Consolas" w:hAnsi="Consolas"/>
+          <w:color w:val="224488"/>
+          <w:sz w:val="19"/>
+        </w:rPr>
+        <w:t>reports/NUMBERS.json</w:t>
+      </w:r>
+      <w:r>
+        <w:t>):</w:t>
+      </w:r>
+    </w:p>
+    <w:tbl>
+      <w:tblPr>
+        <w:tblStyle w:val="LightGrid-Accent1"/>
+        <w:tblW w:type="auto" w:w="0"/>
+        <w:tblLook w:firstColumn="1" w:firstRow="1" w:lastColumn="0" w:lastRow="0" w:noHBand="0" w:noVBand="1" w:val="04A0"/>
+      </w:tblPr>
+      <w:tblGrid>
+        <w:gridCol w:w="2880"/>
+        <w:gridCol w:w="2880"/>
+        <w:gridCol w:w="2880"/>
+      </w:tblGrid>
+      <w:tr>
+        <w:tc>
+          <w:tcPr>
+            <w:tcW w:type="dxa" w:w="2880"/>
+          </w:tcPr>
+          <w:p>
+            <w:r>
+              <w:rPr>
+                <w:b/>
+              </w:rPr>
+            </w:r>
+            <w:r>
+              <w:rPr>
+                <w:b/>
+              </w:rPr>
+              <w:t>Прогон</w:t>
+            </w:r>
+          </w:p>
+        </w:tc>
+        <w:tc>
+          <w:tcPr>
+            <w:tcW w:type="dxa" w:w="2880"/>
+          </w:tcPr>
+          <w:p>
+            <w:r>
+              <w:rPr>
+                <w:b/>
+              </w:rPr>
+            </w:r>
+            <w:r>
+              <w:rPr>
+                <w:b/>
+              </w:rPr>
+              <w:t>Что сделано</w:t>
+            </w:r>
+          </w:p>
+        </w:tc>
+        <w:tc>
+          <w:tcPr>
+            <w:tcW w:type="dxa" w:w="2880"/>
+          </w:tcPr>
+          <w:p>
+            <w:r>
+              <w:rPr>
+                <w:b/>
+              </w:rPr>
+            </w:r>
+            <w:r>
+              <w:rPr>
+                <w:b/>
+              </w:rPr>
+              <w:t>Итог</w:t>
+            </w:r>
+          </w:p>
+        </w:tc>
+      </w:tr>
+      <w:tr>
+        <w:tc>
+          <w:tcPr>
+            <w:tcW w:type="dxa" w:w="2880"/>
+          </w:tcPr>
+          <w:p>
+            <w:r/>
+            <w:r>
+              <w:rPr>
+                <w:rFonts w:ascii="Consolas" w:hAnsi="Consolas"/>
+                <w:color w:val="224488"/>
+                <w:sz w:val="19"/>
+              </w:rPr>
+              <w:t>38438650943</w:t>
+            </w:r>
+            <w:r>
+              <w:t xml:space="preserve"> hf-footprint</w:t>
+            </w:r>
+          </w:p>
+        </w:tc>
+        <w:tc>
+          <w:tcPr>
+            <w:tcW w:type="dxa" w:w="2880"/>
+          </w:tcPr>
+          <w:p>
+            <w:r/>
+            <w:r>
+              <w:t>объёмы библиотек, весов и поставки (ТЗ п. 4.2 треб. 5, 6)</w:t>
+            </w:r>
+          </w:p>
+        </w:tc>
+        <w:tc>
+          <w:tcPr>
+            <w:tcW w:type="dxa" w:w="2880"/>
+          </w:tcPr>
+          <w:p>
+            <w:r/>
+            <w:r>
+              <w:t>успех</w:t>
+            </w:r>
+          </w:p>
+        </w:tc>
+      </w:tr>
+      <w:tr>
+        <w:tc>
+          <w:tcPr>
+            <w:tcW w:type="dxa" w:w="2880"/>
+          </w:tcPr>
+          <w:p>
+            <w:r/>
+            <w:r>
+              <w:rPr>
+                <w:rFonts w:ascii="Consolas" w:hAnsi="Consolas"/>
+                <w:color w:val="224488"/>
+                <w:sz w:val="19"/>
+              </w:rPr>
+              <w:t>38426087588</w:t>
+            </w:r>
+            <w:r>
+              <w:t xml:space="preserve"> hf-footprint</w:t>
+            </w:r>
+          </w:p>
+        </w:tc>
+        <w:tc>
+          <w:tcPr>
+            <w:tcW w:type="dxa" w:w="2880"/>
+          </w:tcPr>
+          <w:p>
+            <w:r/>
+            <w:r>
+              <w:t>объёмы библиотек, весов и поставки (ТЗ п. 4.2 треб. 5, 6)</w:t>
+            </w:r>
+          </w:p>
+        </w:tc>
+        <w:tc>
+          <w:tcPr>
+            <w:tcW w:type="dxa" w:w="2880"/>
+          </w:tcPr>
+          <w:p>
+            <w:r/>
+            <w:r>
+              <w:t>успех</w:t>
+            </w:r>
+          </w:p>
+        </w:tc>
+      </w:tr>
+      <w:tr>
+        <w:tc>
+          <w:tcPr>
+            <w:tcW w:type="dxa" w:w="2880"/>
+          </w:tcPr>
+          <w:p>
+            <w:r/>
+            <w:r>
+              <w:rPr>
+                <w:rFonts w:ascii="Consolas" w:hAnsi="Consolas"/>
+                <w:color w:val="224488"/>
+                <w:sz w:val="19"/>
+              </w:rPr>
+              <w:t>38425751064</w:t>
+            </w:r>
+            <w:r>
+              <w:t xml:space="preserve"> hf-footprint</w:t>
+            </w:r>
+          </w:p>
+        </w:tc>
+        <w:tc>
+          <w:tcPr>
+            <w:tcW w:type="dxa" w:w="2880"/>
+          </w:tcPr>
+          <w:p>
+            <w:r/>
+            <w:r>
+              <w:t>объёмы библиотек, весов и поставки (ТЗ п. 4.2 треб. 5, 6)</w:t>
+            </w:r>
+          </w:p>
+        </w:tc>
+        <w:tc>
+          <w:tcPr>
+            <w:tcW w:type="dxa" w:w="2880"/>
+          </w:tcPr>
+          <w:p>
+            <w:r/>
+            <w:r>
+              <w:t>успех</w:t>
+            </w:r>
+          </w:p>
+        </w:tc>
+      </w:tr>
+      <w:tr>
+        <w:tc>
+          <w:tcPr>
+            <w:tcW w:type="dxa" w:w="2880"/>
+          </w:tcPr>
+          <w:p>
+            <w:r/>
+            <w:r>
+              <w:rPr>
+                <w:rFonts w:ascii="Consolas" w:hAnsi="Consolas"/>
+                <w:color w:val="224488"/>
+                <w:sz w:val="19"/>
+              </w:rPr>
+              <w:t>38473778173</w:t>
+            </w:r>
+            <w:r>
+              <w:t xml:space="preserve"> build-and-release-exe</w:t>
+            </w:r>
+          </w:p>
+        </w:tc>
+        <w:tc>
+          <w:tcPr>
+            <w:tcW w:type="dxa" w:w="2880"/>
+          </w:tcPr>
+          <w:p>
+            <w:r/>
+            <w:r>
+              <w:t>сборка .exe, смоук-тест, контрольные суммы, гейт размеров</w:t>
+            </w:r>
+          </w:p>
+        </w:tc>
+        <w:tc>
+          <w:tcPr>
+            <w:tcW w:type="dxa" w:w="2880"/>
+          </w:tcPr>
+          <w:p>
+            <w:r/>
+            <w:r>
+              <w:t>успех</w:t>
+            </w:r>
+          </w:p>
+        </w:tc>
+      </w:tr>
+      <w:tr>
+        <w:tc>
+          <w:tcPr>
+            <w:tcW w:type="dxa" w:w="2880"/>
+          </w:tcPr>
+          <w:p>
+            <w:r/>
+            <w:r>
+              <w:rPr>
+                <w:rFonts w:ascii="Consolas" w:hAnsi="Consolas"/>
+                <w:color w:val="224488"/>
+                <w:sz w:val="19"/>
+              </w:rPr>
+              <w:t>38470664317</w:t>
+            </w:r>
+            <w:r>
+              <w:t xml:space="preserve"> build-and-release-exe</w:t>
+            </w:r>
+          </w:p>
+        </w:tc>
+        <w:tc>
+          <w:tcPr>
+            <w:tcW w:type="dxa" w:w="2880"/>
+          </w:tcPr>
+          <w:p>
+            <w:r/>
+            <w:r>
+              <w:t>сборка .exe, смоук-тест, контрольные суммы, гейт размеров</w:t>
+            </w:r>
+          </w:p>
+        </w:tc>
+        <w:tc>
+          <w:tcPr>
+            <w:tcW w:type="dxa" w:w="2880"/>
+          </w:tcPr>
+          <w:p>
+            <w:r/>
+            <w:r>
+              <w:t>успех</w:t>
+            </w:r>
+          </w:p>
+        </w:tc>
+      </w:tr>
+      <w:tr>
+        <w:tc>
+          <w:tcPr>
+            <w:tcW w:type="dxa" w:w="2880"/>
+          </w:tcPr>
+          <w:p>
+            <w:r/>
+            <w:r>
+              <w:rPr>
+                <w:rFonts w:ascii="Consolas" w:hAnsi="Consolas"/>
+                <w:color w:val="224488"/>
+                <w:sz w:val="19"/>
+              </w:rPr>
+              <w:t>38476886874</w:t>
+            </w:r>
+            <w:r>
+              <w:t xml:space="preserve"> ci</w:t>
+            </w:r>
+          </w:p>
+        </w:tc>
+        <w:tc>
+          <w:tcPr>
+            <w:tcW w:type="dxa" w:w="2880"/>
+          </w:tcPr>
+          <w:p>
+            <w:r/>
+            <w:r>
+              <w:t>тесты, линтер, контрактное задание, сверка чисел</w:t>
+            </w:r>
+          </w:p>
+        </w:tc>
+        <w:tc>
+          <w:tcPr>
+            <w:tcW w:type="dxa" w:w="2880"/>
+          </w:tcPr>
+          <w:p>
+            <w:r/>
+            <w:r>
+              <w:t>успех</w:t>
+            </w:r>
+          </w:p>
+        </w:tc>
+      </w:tr>
+      <w:tr>
+        <w:tc>
+          <w:tcPr>
+            <w:tcW w:type="dxa" w:w="2880"/>
+          </w:tcPr>
+          <w:p>
+            <w:r/>
+            <w:r>
+              <w:rPr>
+                <w:rFonts w:ascii="Consolas" w:hAnsi="Consolas"/>
+                <w:color w:val="224488"/>
+                <w:sz w:val="19"/>
+              </w:rPr>
+              <w:t>38476879676</w:t>
+            </w:r>
+            <w:r>
+              <w:t xml:space="preserve"> ci</w:t>
+            </w:r>
+          </w:p>
+        </w:tc>
+        <w:tc>
+          <w:tcPr>
+            <w:tcW w:type="dxa" w:w="2880"/>
+          </w:tcPr>
+          <w:p>
+            <w:r/>
+            <w:r>
+              <w:t>тесты, линтер, контрактное задание, сверка чисел</w:t>
+            </w:r>
+          </w:p>
+        </w:tc>
+        <w:tc>
+          <w:tcPr>
+            <w:tcW w:type="dxa" w:w="2880"/>
+          </w:tcPr>
+          <w:p>
+            <w:r/>
+            <w:r>
+              <w:t>успех</w:t>
+            </w:r>
+          </w:p>
+        </w:tc>
+      </w:tr>
+      <w:tr>
+        <w:tc>
+          <w:tcPr>
+            <w:tcW w:type="dxa" w:w="2880"/>
+          </w:tcPr>
+          <w:p>
+            <w:r/>
+            <w:r>
+              <w:rPr>
+                <w:rFonts w:ascii="Consolas" w:hAnsi="Consolas"/>
+                <w:color w:val="224488"/>
+                <w:sz w:val="19"/>
+              </w:rPr>
+              <w:t>38467383126</w:t>
+            </w:r>
+            <w:r>
+              <w:t xml:space="preserve"> ci</w:t>
+            </w:r>
+          </w:p>
+        </w:tc>
+        <w:tc>
+          <w:tcPr>
+            <w:tcW w:type="dxa" w:w="2880"/>
+          </w:tcPr>
+          <w:p>
+            <w:r/>
+            <w:r>
+              <w:t>тесты, линтер, контрактное задание, сверка чисел</w:t>
+            </w:r>
+          </w:p>
+        </w:tc>
+        <w:tc>
+          <w:tcPr>
+            <w:tcW w:type="dxa" w:w="2880"/>
+          </w:tcPr>
+          <w:p>
+            <w:r/>
+            <w:r>
+              <w:t>успех</w:t>
+            </w:r>
+          </w:p>
+        </w:tc>
+      </w:tr>
+    </w:tbl>
+    <w:p/>
+    <w:p>
+      <w:r>
+        <w:t xml:space="preserve">Артефакты после слияния перегенерированы на коммит </w:t>
+      </w:r>
+      <w:r>
+        <w:rPr>
+          <w:rFonts w:ascii="Consolas" w:hAnsi="Consolas"/>
+          <w:color w:val="224488"/>
+          <w:sz w:val="19"/>
+        </w:rPr>
+        <w:t>main</w:t>
+      </w:r>
+    </w:p>
+    <w:p>
+      <w:r>
+        <w:rPr>
+          <w:rFonts w:ascii="Consolas" w:hAnsi="Consolas"/>
+          <w:color w:val="224488"/>
+          <w:sz w:val="19"/>
+        </w:rPr>
+        <w:t>a8454d0</w:t>
+      </w:r>
+      <w:r>
+        <w:t xml:space="preserve">: </w:t>
+      </w:r>
+      <w:r>
+        <w:rPr>
+          <w:rFonts w:ascii="Consolas" w:hAnsi="Consolas"/>
+          <w:color w:val="224488"/>
+          <w:sz w:val="19"/>
+        </w:rPr>
+        <w:t>reports/CONTRACT.json</w:t>
+      </w:r>
+      <w:r>
+        <w:t xml:space="preserve"> — «соответствует 32,</w:t>
+      </w:r>
+    </w:p>
+    <w:p>
+      <w:r>
+        <w:t>не соответствует 0, не измерено 1»;</w:t>
+      </w:r>
+    </w:p>
+    <w:p>
+      <w:r>
+        <w:t>единственный «не измерено» — процент оригинальности текста отчёта: его считает</w:t>
+      </w:r>
+    </w:p>
+    <w:p>
+      <w:r>
+        <w:t>внешняя система проверки, и это зона получателя гранта (там же поле и процедура:</w:t>
+      </w:r>
+    </w:p>
+    <w:p>
+      <w:r>
+        <w:rPr>
+          <w:rFonts w:ascii="Consolas" w:hAnsi="Consolas"/>
+          <w:color w:val="224488"/>
+          <w:sz w:val="19"/>
+        </w:rPr>
+        <w:t>docs/ПРОВЕРКА_ОРИГИНАЛЬНОСТИ.md</w:t>
+      </w:r>
+      <w:r>
+        <w:t>).</w:t>
+      </w:r>
+    </w:p>
+    <w:p>
+      <w:r>
+        <w:t>Что закрыли по дороге (каждый пункт — отдельным коммитом с номером ТЗ):</w:t>
+      </w:r>
+    </w:p>
+    <w:tbl>
+      <w:tblPr>
+        <w:tblStyle w:val="LightGrid-Accent1"/>
+        <w:tblW w:type="auto" w:w="0"/>
+        <w:tblLook w:firstColumn="1" w:firstRow="1" w:lastColumn="0" w:lastRow="0" w:noHBand="0" w:noVBand="1" w:val="04A0"/>
+      </w:tblPr>
+      <w:tblGrid>
+        <w:gridCol w:w="2880"/>
+        <w:gridCol w:w="2880"/>
+        <w:gridCol w:w="2880"/>
+      </w:tblGrid>
+      <w:tr>
+        <w:tc>
+          <w:tcPr>
+            <w:tcW w:type="dxa" w:w="2880"/>
+          </w:tcPr>
+          <w:p>
+            <w:r>
+              <w:rPr>
+                <w:b/>
+              </w:rPr>
+            </w:r>
+            <w:r>
+              <w:rPr>
+                <w:b/>
+              </w:rPr>
+              <w:t>Что было красным</w:t>
+            </w:r>
+          </w:p>
+        </w:tc>
+        <w:tc>
+          <w:tcPr>
+            <w:tcW w:type="dxa" w:w="2880"/>
+          </w:tcPr>
+          <w:p>
+            <w:r>
+              <w:rPr>
+                <w:b/>
+              </w:rPr>
+            </w:r>
+            <w:r>
+              <w:rPr>
+                <w:b/>
+              </w:rPr>
+              <w:t>Причина</w:t>
+            </w:r>
+          </w:p>
+        </w:tc>
+        <w:tc>
+          <w:tcPr>
+            <w:tcW w:type="dxa" w:w="2880"/>
+          </w:tcPr>
+          <w:p>
+            <w:r>
+              <w:rPr>
+                <w:b/>
+              </w:rPr>
+            </w:r>
+            <w:r>
+              <w:rPr>
+                <w:b/>
+              </w:rPr>
+              <w:t>Как закрыто</w:t>
+            </w:r>
+          </w:p>
+        </w:tc>
+      </w:tr>
+      <w:tr>
+        <w:tc>
+          <w:tcPr>
+            <w:tcW w:type="dxa" w:w="2880"/>
+          </w:tcPr>
+          <w:p>
+            <w:r/>
+            <w:r>
+              <w:t>Тесты на 3.10–3.12</w:t>
+            </w:r>
+          </w:p>
+        </w:tc>
+        <w:tc>
+          <w:tcPr>
+            <w:tcW w:type="dxa" w:w="2880"/>
+          </w:tcPr>
+          <w:p>
+            <w:r/>
+            <w:r>
+              <w:rPr>
+                <w:rFonts w:ascii="Consolas" w:hAnsi="Consolas"/>
+                <w:color w:val="224488"/>
+                <w:sz w:val="19"/>
+              </w:rPr>
+              <w:t>config/weights.json</w:t>
+            </w:r>
+            <w:r>
+              <w:t xml:space="preserve"> и </w:t>
+            </w:r>
+            <w:r>
+              <w:rPr>
+                <w:rFonts w:ascii="Consolas" w:hAnsi="Consolas"/>
+                <w:color w:val="224488"/>
+                <w:sz w:val="19"/>
+              </w:rPr>
+              <w:t>config/participation.json</w:t>
+            </w:r>
+            <w:r>
+              <w:t xml:space="preserve"> были помечены версией 1.3.0, а пакет — 1.3.1</w:t>
+            </w:r>
+          </w:p>
+        </w:tc>
+        <w:tc>
+          <w:tcPr>
+            <w:tcW w:type="dxa" w:w="2880"/>
+          </w:tcPr>
+          <w:p>
+            <w:r/>
+            <w:r>
+              <w:t>веса переобучены штатной командой (</w:t>
+            </w:r>
+            <w:r>
+              <w:rPr>
+                <w:rFonts w:ascii="Consolas" w:hAnsi="Consolas"/>
+                <w:color w:val="224488"/>
+                <w:sz w:val="19"/>
+              </w:rPr>
+              <w:t>--seed 42 --folds 5</w:t>
+            </w:r>
+            <w:r>
+              <w:t>): кроме поля версии артефакты совпали, числа качества не изменились</w:t>
+            </w:r>
+          </w:p>
+        </w:tc>
+      </w:tr>
+      <w:tr>
+        <w:tc>
+          <w:tcPr>
+            <w:tcW w:type="dxa" w:w="2880"/>
+          </w:tcPr>
+          <w:p>
+            <w:r/>
+            <w:r>
+              <w:t>Сверка чисел в документах</w:t>
+            </w:r>
+          </w:p>
+        </w:tc>
+        <w:tc>
+          <w:tcPr>
+            <w:tcW w:type="dxa" w:w="2880"/>
+          </w:tcPr>
+          <w:p>
+            <w:r/>
+            <w:r>
+              <w:rPr>
+                <w:rFonts w:ascii="Consolas" w:hAnsi="Consolas"/>
+                <w:color w:val="224488"/>
+                <w:sz w:val="19"/>
+              </w:rPr>
+              <w:t>reports/cross_corpus.json</w:t>
+            </w:r>
+            <w:r>
+              <w:t xml:space="preserve"> лежал от старого состояния кода (0.737 при FPR 0.145), а CI считает кросс-корпус заново</w:t>
+            </w:r>
+          </w:p>
+        </w:tc>
+        <w:tc>
+          <w:tcPr>
+            <w:tcW w:type="dxa" w:w="2880"/>
+          </w:tcPr>
+          <w:p>
+            <w:r/>
+            <w:r>
+              <w:t>артефакт пересобран (0.675 при FPR 0.148, падение 0.282) и все документы приведены к новым числам</w:t>
+            </w:r>
+          </w:p>
+        </w:tc>
+      </w:tr>
+      <w:tr>
+        <w:tc>
+          <w:tcPr>
+            <w:tcW w:type="dxa" w:w="2880"/>
+          </w:tcPr>
+          <w:p>
+            <w:r/>
+            <w:r>
+              <w:t>Сборка .exe не запускалась</w:t>
+            </w:r>
+          </w:p>
+        </w:tc>
+        <w:tc>
+          <w:tcPr>
+            <w:tcW w:type="dxa" w:w="2880"/>
+          </w:tcPr>
+          <w:p>
+            <w:r/>
+            <w:r>
+              <w:t>отмена ноги матрицы тестов делала задание сборки skipped (прогоны 37363136694, 37367768878)</w:t>
+            </w:r>
+          </w:p>
+        </w:tc>
+        <w:tc>
+          <w:tcPr>
+            <w:tcW w:type="dxa" w:w="2880"/>
+          </w:tcPr>
+          <w:p>
+            <w:r/>
+            <w:r>
+              <w:t>запрещена отмена прогона (</w:t>
+            </w:r>
+            <w:r>
+              <w:rPr>
+                <w:rFonts w:ascii="Consolas" w:hAnsi="Consolas"/>
+                <w:color w:val="224488"/>
+                <w:sz w:val="19"/>
+              </w:rPr>
+              <w:t>concurrency: cancel-in-progress: false</w:t>
+            </w:r>
+            <w:r>
+              <w:t xml:space="preserve">) и добавлен пуш-триггер </w:t>
+            </w:r>
+            <w:r>
+              <w:rPr>
+                <w:rFonts w:ascii="Consolas" w:hAnsi="Consolas"/>
+                <w:color w:val="224488"/>
+                <w:sz w:val="19"/>
+              </w:rPr>
+              <w:t>.github/exe-build.trigger</w:t>
+            </w:r>
+          </w:p>
+        </w:tc>
+      </w:tr>
+      <w:tr>
+        <w:tc>
+          <w:tcPr>
+            <w:tcW w:type="dxa" w:w="2880"/>
+          </w:tcPr>
+          <w:p>
+            <w:r/>
+            <w:r>
+              <w:t>Размер упакованного .exe</w:t>
+            </w:r>
+          </w:p>
+        </w:tc>
+        <w:tc>
+          <w:tcPr>
+            <w:tcW w:type="dxa" w:w="2880"/>
+          </w:tcPr>
+          <w:p>
+            <w:r/>
+            <w:r>
+              <w:t>в поставку попадали корпуса на 40 МБ, релиз v1.3.0 дал 9 134 317 байт</w:t>
+            </w:r>
+          </w:p>
+        </w:tc>
+        <w:tc>
+          <w:tcPr>
+            <w:tcW w:type="dxa" w:w="2880"/>
+          </w:tcPr>
+          <w:p>
+            <w:r/>
+            <w:r>
+              <w:t xml:space="preserve">в сборке только </w:t>
+            </w:r>
+            <w:r>
+              <w:rPr>
+                <w:rFonts w:ascii="Consolas" w:hAnsi="Consolas"/>
+                <w:color w:val="224488"/>
+                <w:sz w:val="19"/>
+              </w:rPr>
+              <w:t>config/</w:t>
+            </w:r>
+            <w:r>
+              <w:t xml:space="preserve"> и демонстрационные пары, добавлен гейт 9 МБ / 0,6 МБ: сборка 8 967 236 байт (8,97 МБ) и пакет 172 242 байта</w:t>
+            </w:r>
+          </w:p>
+        </w:tc>
+      </w:tr>
+      <w:tr>
+        <w:tc>
+          <w:tcPr>
+            <w:tcW w:type="dxa" w:w="2880"/>
+          </w:tcPr>
+          <w:p>
+            <w:r/>
+            <w:r>
+              <w:t>Объём режима hf</w:t>
+            </w:r>
+          </w:p>
+        </w:tc>
+        <w:tc>
+          <w:tcPr>
+            <w:tcW w:type="dxa" w:w="2880"/>
+          </w:tcPr>
+          <w:p>
+            <w:r/>
+            <w:r>
+              <w:t xml:space="preserve">библиотеки считались как весь прирост </w:t>
+            </w:r>
+            <w:r>
+              <w:rPr>
+                <w:rFonts w:ascii="Consolas" w:hAnsi="Consolas"/>
+                <w:color w:val="224488"/>
+                <w:sz w:val="19"/>
+              </w:rPr>
+              <w:t>site-packages</w:t>
+            </w:r>
+            <w:r>
+              <w:t>, веса — как весь кеш (там лежали и буфер загрузки, и другая ревизия)</w:t>
+            </w:r>
+          </w:p>
+        </w:tc>
+        <w:tc>
+          <w:tcPr>
+            <w:tcW w:type="dxa" w:w="2880"/>
+          </w:tcPr>
+          <w:p>
+            <w:r/>
+            <w:r>
+              <w:t xml:space="preserve">меряются загруженные пакеты (проба </w:t>
+            </w:r>
+            <w:r>
+              <w:rPr>
+                <w:rFonts w:ascii="Consolas" w:hAnsi="Consolas"/>
+                <w:color w:val="224488"/>
+                <w:sz w:val="19"/>
+              </w:rPr>
+              <w:t>sys.modules</w:t>
+            </w:r>
+            <w:r>
+              <w:t xml:space="preserve">), веса — файлы снимка ревизии </w:t>
+            </w:r>
+            <w:r>
+              <w:rPr>
+                <w:rFonts w:ascii="Consolas" w:hAnsi="Consolas"/>
+                <w:color w:val="224488"/>
+                <w:sz w:val="19"/>
+              </w:rPr>
+              <w:t>refs/main</w:t>
+            </w:r>
+            <w:r>
+              <w:t>: библиотеки 813,8 МБ, веса 554,3 МБ, хранение 1368,2 МБ ≤ 1,5 ГБ</w:t>
+            </w:r>
+          </w:p>
+        </w:tc>
+      </w:tr>
+    </w:tbl>
+    <w:p/>
+    <w:p>
+      <w:r>
+        <w:t xml:space="preserve">Актуальные числа всех документов — в </w:t>
+      </w:r>
+      <w:r>
+        <w:rPr>
+          <w:rFonts w:ascii="Consolas" w:hAnsi="Consolas"/>
+          <w:color w:val="224488"/>
+          <w:sz w:val="19"/>
+        </w:rPr>
+        <w:t>reports/METRICS.json</w:t>
+      </w:r>
+      <w:r>
+        <w:t xml:space="preserve"> и </w:t>
+      </w:r>
       <w:r>
         <w:rPr>
           <w:rFonts w:ascii="Consolas" w:hAnsi="Consolas"/>

--- a/PROGRESS.docx
+++ b/PROGRESS.docx
@@ -29914,6 +29914,1057 @@
       </w:tr>
     </w:tbl>
     <w:p/>
+    <w:p>
+      <w:r>
+        <w:t xml:space="preserve">Актуальные числа всех документов — в </w:t>
+      </w:r>
+      <w:r>
+        <w:rPr>
+          <w:rFonts w:ascii="Consolas" w:hAnsi="Consolas"/>
+          <w:color w:val="224488"/>
+          <w:sz w:val="19"/>
+        </w:rPr>
+        <w:t>reports/METRICS.json</w:t>
+      </w:r>
+      <w:r>
+        <w:t xml:space="preserve"> и </w:t>
+      </w:r>
+      <w:r>
+        <w:rPr>
+          <w:rFonts w:ascii="Consolas" w:hAnsi="Consolas"/>
+          <w:color w:val="224488"/>
+          <w:sz w:val="19"/>
+        </w:rPr>
+        <w:t>reports/NUMBERS.json</w:t>
+      </w:r>
+      <w:r>
+        <w:t>.</w:t>
+      </w:r>
+    </w:p>
+    <w:p>
+      <w:pPr>
+        <w:pStyle w:val="Heading2"/>
+      </w:pPr>
+      <w:r>
+        <w:t>Шаг 38. Вердикт на реальных актах с запасом: F1 0.8315 при FPR 0.0875 (код 637a562)</w:t>
+      </w:r>
+    </w:p>
+    <w:p>
+      <w:r>
+        <w:t>Что проверено и чем (числа — из артефактов прогонов; номера прогонов CI — из</w:t>
+      </w:r>
+    </w:p>
+    <w:p>
+      <w:r>
+        <w:rPr>
+          <w:rFonts w:ascii="Consolas" w:hAnsi="Consolas"/>
+          <w:color w:val="224488"/>
+          <w:sz w:val="19"/>
+        </w:rPr>
+        <w:t>reports/CI_RUNS.json</w:t>
+      </w:r>
+      <w:r>
+        <w:t>):</w:t>
+      </w:r>
+    </w:p>
+    <w:tbl>
+      <w:tblPr>
+        <w:tblStyle w:val="LightGrid-Accent1"/>
+        <w:tblW w:type="auto" w:w="0"/>
+        <w:tblLook w:firstColumn="1" w:firstRow="1" w:lastColumn="0" w:lastRow="0" w:noHBand="0" w:noVBand="1" w:val="04A0"/>
+      </w:tblPr>
+      <w:tblGrid>
+        <w:gridCol w:w="2880"/>
+        <w:gridCol w:w="2880"/>
+        <w:gridCol w:w="2880"/>
+      </w:tblGrid>
+      <w:tr>
+        <w:tc>
+          <w:tcPr>
+            <w:tcW w:type="dxa" w:w="2880"/>
+          </w:tcPr>
+          <w:p>
+            <w:r>
+              <w:rPr>
+                <w:b/>
+              </w:rPr>
+            </w:r>
+            <w:r>
+              <w:rPr>
+                <w:b/>
+              </w:rPr>
+              <w:t>Что</w:t>
+            </w:r>
+          </w:p>
+        </w:tc>
+        <w:tc>
+          <w:tcPr>
+            <w:tcW w:type="dxa" w:w="2880"/>
+          </w:tcPr>
+          <w:p>
+            <w:r>
+              <w:rPr>
+                <w:b/>
+              </w:rPr>
+            </w:r>
+            <w:r>
+              <w:rPr>
+                <w:b/>
+              </w:rPr>
+              <w:t>Команда</w:t>
+            </w:r>
+          </w:p>
+        </w:tc>
+        <w:tc>
+          <w:tcPr>
+            <w:tcW w:type="dxa" w:w="2880"/>
+          </w:tcPr>
+          <w:p>
+            <w:r>
+              <w:rPr>
+                <w:b/>
+              </w:rPr>
+            </w:r>
+            <w:r>
+              <w:rPr>
+                <w:b/>
+              </w:rPr>
+              <w:t>Итог</w:t>
+            </w:r>
+          </w:p>
+        </w:tc>
+      </w:tr>
+      <w:tr>
+        <w:tc>
+          <w:tcPr>
+            <w:tcW w:type="dxa" w:w="2880"/>
+          </w:tcPr>
+          <w:p>
+            <w:r/>
+            <w:r>
+              <w:t>Сборка артефактов локально</w:t>
+            </w:r>
+          </w:p>
+        </w:tc>
+        <w:tc>
+          <w:tcPr>
+            <w:tcW w:type="dxa" w:w="2880"/>
+          </w:tcPr>
+          <w:p>
+            <w:r/>
+            <w:r>
+              <w:rPr>
+                <w:rFonts w:ascii="Consolas" w:hAnsi="Consolas"/>
+                <w:color w:val="224488"/>
+                <w:sz w:val="19"/>
+              </w:rPr>
+              <w:t>python3 -m venv .venv &amp;&amp; .venv/bin/pip install -r requirements.txt</w:t>
+            </w:r>
+            <w:r>
+              <w:t xml:space="preserve"> (в песочнице каталог </w:t>
+            </w:r>
+            <w:r>
+              <w:rPr>
+                <w:rFonts w:ascii="Consolas" w:hAnsi="Consolas"/>
+                <w:color w:val="224488"/>
+                <w:sz w:val="19"/>
+              </w:rPr>
+              <w:t>.venv</w:t>
+            </w:r>
+            <w:r>
+              <w:t xml:space="preserve"> не сохраняется между сессиями)</w:t>
+            </w:r>
+          </w:p>
+        </w:tc>
+        <w:tc>
+          <w:tcPr>
+            <w:tcW w:type="dxa" w:w="2880"/>
+          </w:tcPr>
+          <w:p>
+            <w:r/>
+            <w:r>
+              <w:t>pytest 9.1.1, pytest-cov, ruff, black, pyyaml</w:t>
+            </w:r>
+          </w:p>
+        </w:tc>
+      </w:tr>
+      <w:tr>
+        <w:tc>
+          <w:tcPr>
+            <w:tcW w:type="dxa" w:w="2880"/>
+          </w:tcPr>
+          <w:p>
+            <w:r/>
+            <w:r>
+              <w:t>Калибровка агрегации вердикта</w:t>
+            </w:r>
+          </w:p>
+        </w:tc>
+        <w:tc>
+          <w:tcPr>
+            <w:tcW w:type="dxa" w:w="2880"/>
+          </w:tcPr>
+          <w:p>
+            <w:r/>
+            <w:r>
+              <w:rPr>
+                <w:rFonts w:ascii="Consolas" w:hAnsi="Consolas"/>
+                <w:color w:val="224488"/>
+                <w:sz w:val="19"/>
+              </w:rPr>
+              <w:t>.venv/bin/python scripts/calibrate_verdict.py --dataset data/corpus_a3/pairs.jsonl --splits data/corpus_a3/splits --mode demo --seed 42 --target-fpr 0.1 --freeze config/verdict.json --out reports/verdict_calibration.json --also data/corpus_a/pairs.jsonl --evidence-dir reports/verdict --save-bundle reports/verdict/bundle_a3_demo.json</w:t>
+            </w:r>
+          </w:p>
+        </w:tc>
+        <w:tc>
+          <w:tcPr>
+            <w:tcW w:type="dxa" w:w="2880"/>
+          </w:tcPr>
+          <w:p>
+            <w:r/>
+            <w:r>
+              <w:t xml:space="preserve">dev 181 / test 177; выбрано </w:t>
+            </w:r>
+            <w:r>
+              <w:rPr>
+                <w:rFonts w:ascii="Consolas" w:hAnsi="Consolas"/>
+                <w:color w:val="224488"/>
+                <w:sz w:val="19"/>
+              </w:rPr>
+              <w:t>min_mask_tokens=2, min_fragment_chars=20</w:t>
+            </w:r>
+            <w:r>
+              <w:t xml:space="preserve">; тест: </w:t>
+            </w:r>
+            <w:r>
+              <w:rPr>
+                <w:b/>
+              </w:rPr>
+              <w:t>F1 0.8315, FPR 0.0875</w:t>
+            </w:r>
+            <w:r>
+              <w:t xml:space="preserve"> (было 0.7005 / 0.3875); контроль на корпусе A без изменений (F1 0.7853, FPR 0)</w:t>
+            </w:r>
+          </w:p>
+        </w:tc>
+      </w:tr>
+      <w:tr>
+        <w:tc>
+          <w:tcPr>
+            <w:tcW w:type="dxa" w:w="2880"/>
+          </w:tcPr>
+          <w:p>
+            <w:r/>
+            <w:r>
+              <w:t>Правило вердикта</w:t>
+            </w:r>
+          </w:p>
+        </w:tc>
+        <w:tc>
+          <w:tcPr>
+            <w:tcW w:type="dxa" w:w="2880"/>
+          </w:tcPr>
+          <w:p>
+            <w:r/>
+            <w:r>
+              <w:rPr>
+                <w:rFonts w:ascii="Consolas" w:hAnsi="Consolas"/>
+                <w:color w:val="224488"/>
+                <w:sz w:val="19"/>
+              </w:rPr>
+              <w:t>tests/test_verdict_calibration.py</w:t>
+            </w:r>
+            <w:r>
+              <w:t xml:space="preserve"> (14 тестов), вкупе с </w:t>
+            </w:r>
+            <w:r>
+              <w:rPr>
+                <w:rFonts w:ascii="Consolas" w:hAnsi="Consolas"/>
+                <w:color w:val="224488"/>
+                <w:sz w:val="19"/>
+              </w:rPr>
+              <w:t>test_verdict_rule</w:t>
+            </w:r>
+            <w:r>
+              <w:t xml:space="preserve">, </w:t>
+            </w:r>
+            <w:r>
+              <w:rPr>
+                <w:rFonts w:ascii="Consolas" w:hAnsi="Consolas"/>
+                <w:color w:val="224488"/>
+                <w:sz w:val="19"/>
+              </w:rPr>
+              <w:t>test_number_attribution</w:t>
+            </w:r>
+            <w:r>
+              <w:t xml:space="preserve">, </w:t>
+            </w:r>
+            <w:r>
+              <w:rPr>
+                <w:rFonts w:ascii="Consolas" w:hAnsi="Consolas"/>
+                <w:color w:val="224488"/>
+                <w:sz w:val="19"/>
+              </w:rPr>
+              <w:t>test_number_words_in_answer</w:t>
+            </w:r>
+          </w:p>
+        </w:tc>
+        <w:tc>
+          <w:tcPr>
+            <w:tcW w:type="dxa" w:w="2880"/>
+          </w:tcPr>
+          <w:p>
+            <w:r/>
+            <w:r>
+              <w:t>37 тестов проходят: конфиг ↔ отчёт ↔ движок ↔ таблицы свидетельств</w:t>
+            </w:r>
+          </w:p>
+        </w:tc>
+      </w:tr>
+      <w:tr>
+        <w:tc>
+          <w:tcPr>
+            <w:tcW w:type="dxa" w:w="2880"/>
+          </w:tcPr>
+          <w:p>
+            <w:r/>
+            <w:r>
+              <w:t>Числа документов</w:t>
+            </w:r>
+          </w:p>
+        </w:tc>
+        <w:tc>
+          <w:tcPr>
+            <w:tcW w:type="dxa" w:w="2880"/>
+          </w:tcPr>
+          <w:p>
+            <w:r/>
+            <w:r>
+              <w:rPr>
+                <w:rFonts w:ascii="Consolas" w:hAnsi="Consolas"/>
+                <w:color w:val="224488"/>
+                <w:sz w:val="19"/>
+              </w:rPr>
+              <w:t>scripts/refresh_metrics.py</w:t>
+            </w:r>
+            <w:r>
+              <w:t xml:space="preserve">, </w:t>
+            </w:r>
+            <w:r>
+              <w:rPr>
+                <w:rFonts w:ascii="Consolas" w:hAnsi="Consolas"/>
+                <w:color w:val="224488"/>
+                <w:sz w:val="19"/>
+              </w:rPr>
+              <w:t>scripts/build_numbers.py</w:t>
+            </w:r>
+            <w:r>
+              <w:t xml:space="preserve">, </w:t>
+            </w:r>
+            <w:r>
+              <w:rPr>
+                <w:rFonts w:ascii="Consolas" w:hAnsi="Consolas"/>
+                <w:color w:val="224488"/>
+                <w:sz w:val="19"/>
+              </w:rPr>
+              <w:t>scripts/check_numbers.py</w:t>
+            </w:r>
+          </w:p>
+        </w:tc>
+        <w:tc>
+          <w:tcPr>
+            <w:tcW w:type="dxa" w:w="2880"/>
+          </w:tcPr>
+          <w:p>
+            <w:r/>
+            <w:r>
+              <w:t>тестов 606, покрытие 87.82 %; реестр 66 записей, 31 измерено</w:t>
+            </w:r>
+          </w:p>
+        </w:tc>
+      </w:tr>
+      <w:tr>
+        <w:tc>
+          <w:tcPr>
+            <w:tcW w:type="dxa" w:w="2880"/>
+          </w:tcPr>
+          <w:p>
+            <w:r/>
+            <w:r>
+              <w:t>Контур договора</w:t>
+            </w:r>
+          </w:p>
+        </w:tc>
+        <w:tc>
+          <w:tcPr>
+            <w:tcW w:type="dxa" w:w="2880"/>
+          </w:tcPr>
+          <w:p>
+            <w:r/>
+            <w:r>
+              <w:rPr>
+                <w:rFonts w:ascii="Consolas" w:hAnsi="Consolas"/>
+                <w:color w:val="224488"/>
+                <w:sz w:val="19"/>
+              </w:rPr>
+              <w:t>python scripts/contract_check.py</w:t>
+            </w:r>
+          </w:p>
+        </w:tc>
+        <w:tc>
+          <w:tcPr>
+            <w:tcW w:type="dxa" w:w="2880"/>
+          </w:tcPr>
+          <w:p>
+            <w:r/>
+            <w:r>
+              <w:rPr>
+                <w:b/>
+              </w:rPr>
+              <w:t>32 соответствует, 0 не соответствует, 1 не измерено</w:t>
+            </w:r>
+            <w:r>
+              <w:t xml:space="preserve"> (процент оригинальности — внешняя система, зона получателя); в документы добавлена таблица запаса</w:t>
+            </w:r>
+          </w:p>
+        </w:tc>
+      </w:tr>
+      <w:tr>
+        <w:tc>
+          <w:tcPr>
+            <w:tcW w:type="dxa" w:w="2880"/>
+          </w:tcPr>
+          <w:p>
+            <w:r/>
+            <w:r>
+              <w:t>Тесты целиком</w:t>
+            </w:r>
+          </w:p>
+        </w:tc>
+        <w:tc>
+          <w:tcPr>
+            <w:tcW w:type="dxa" w:w="2880"/>
+          </w:tcPr>
+          <w:p>
+            <w:r/>
+            <w:r>
+              <w:rPr>
+                <w:rFonts w:ascii="Consolas" w:hAnsi="Consolas"/>
+                <w:color w:val="224488"/>
+                <w:sz w:val="19"/>
+              </w:rPr>
+              <w:t>python -m pytest -q</w:t>
+            </w:r>
+          </w:p>
+        </w:tc>
+        <w:tc>
+          <w:tcPr>
+            <w:tcW w:type="dxa" w:w="2880"/>
+          </w:tcPr>
+          <w:p>
+            <w:r/>
+            <w:r>
+              <w:t>606 тестов, все проходят</w:t>
+            </w:r>
+          </w:p>
+        </w:tc>
+      </w:tr>
+    </w:tbl>
+    <w:p/>
+    <w:p>
+      <w:r>
+        <w:t>Что улучшено по сути, а не подгонкой:</w:t>
+      </w:r>
+    </w:p>
+    <w:p>
+      <w:pPr>
+        <w:pStyle w:val="ListBullet"/>
+      </w:pPr>
+      <w:r>
+        <w:t>вердикт уровня ответа перестал считаться той же маской, что и токены: правило</w:t>
+      </w:r>
+    </w:p>
+    <w:p>
+      <w:r>
+        <w:t xml:space="preserve">  </w:t>
+      </w:r>
+      <w:r>
+        <w:rPr>
+          <w:rFonts w:ascii="Consolas" w:hAnsi="Consolas"/>
+          <w:color w:val="224488"/>
+          <w:sz w:val="19"/>
+        </w:rPr>
+        <w:t>corroborated</w:t>
+      </w:r>
+      <w:r>
+        <w:t xml:space="preserve"> требует согласия нескольких условий (число помеченных токенов,</w:t>
+      </w:r>
+    </w:p>
+    <w:p>
+      <w:r>
+        <w:t xml:space="preserve">  длина фрагмента, доля помеченных), параметры выбраны на dev и заморожены в</w:t>
+      </w:r>
+    </w:p>
+    <w:p>
+      <w:r>
+        <w:t xml:space="preserve">  </w:t>
+      </w:r>
+      <w:r>
+        <w:rPr>
+          <w:rFonts w:ascii="Consolas" w:hAnsi="Consolas"/>
+          <w:color w:val="224488"/>
+          <w:sz w:val="19"/>
+        </w:rPr>
+        <w:t>config/verdict.json</w:t>
+      </w:r>
+      <w:r>
+        <w:t>, тест снят один раз после заморозки;</w:t>
+      </w:r>
+    </w:p>
+    <w:p>
+      <w:pPr>
+        <w:pStyle w:val="ListBullet"/>
+      </w:pPr>
+      <w:r>
+        <w:t>привязка числа к объекту (</w:t>
+      </w:r>
+      <w:r>
+        <w:rPr>
+          <w:rFonts w:ascii="Consolas" w:hAnsi="Consolas"/>
+          <w:color w:val="224488"/>
+          <w:sz w:val="19"/>
+        </w:rPr>
+        <w:t>features._attribute_tokens</w:t>
+      </w:r>
+      <w:r>
+        <w:t>) принимается только при</w:t>
+      </w:r>
+    </w:p>
+    <w:p>
+      <w:r>
+        <w:t xml:space="preserve">  однозначном совпадении субъекта: неоднозначные «пункт 7» и «подпункты 4.1»</w:t>
+      </w:r>
+    </w:p>
+    <w:p>
+      <w:r>
+        <w:t xml:space="preserve">  больше не обвиняют честный ответ (на A3 так помечались 28 из 80 чистых пар);</w:t>
+      </w:r>
+    </w:p>
+    <w:p>
+      <w:pPr>
+        <w:pStyle w:val="ListBullet"/>
+      </w:pPr>
+      <w:r>
+        <w:t xml:space="preserve">ключ реестра </w:t>
+      </w:r>
+      <w:r>
+        <w:rPr>
+          <w:rFonts w:ascii="Consolas" w:hAnsi="Consolas"/>
+          <w:color w:val="224488"/>
+          <w:sz w:val="19"/>
+        </w:rPr>
+        <w:t>corpus_b</w:t>
+      </w:r>
+      <w:r>
+        <w:t xml:space="preserve"> больше не используется для локального набора</w:t>
+      </w:r>
+    </w:p>
+    <w:p>
+      <w:r>
+        <w:t xml:space="preserve">  «другие шаблоны» — он называется </w:t>
+      </w:r>
+      <w:r>
+        <w:rPr>
+          <w:rFonts w:ascii="Consolas" w:hAnsi="Consolas"/>
+          <w:color w:val="224488"/>
+          <w:sz w:val="19"/>
+        </w:rPr>
+        <w:t>alt_generator</w:t>
+      </w:r>
+      <w:r>
+        <w:t xml:space="preserve">; </w:t>
+      </w:r>
+      <w:r>
+        <w:rPr>
+          <w:rFonts w:ascii="Consolas" w:hAnsi="Consolas"/>
+          <w:color w:val="224488"/>
+          <w:sz w:val="19"/>
+        </w:rPr>
+        <w:t>corpus_b</w:t>
+      </w:r>
+      <w:r>
+        <w:t xml:space="preserve"> остаётся за</w:t>
+      </w:r>
+    </w:p>
+    <w:p>
+      <w:r>
+        <w:t xml:space="preserve">  внешним RusHallu-RAG;</w:t>
+      </w:r>
+    </w:p>
+    <w:p>
+      <w:pPr>
+        <w:pStyle w:val="ListBullet"/>
+      </w:pPr>
+      <w:r>
+        <w:t>честные «запас не взят» на месте: MAE 0.0352 против цели 0.03, покрытие 87.82 %</w:t>
+      </w:r>
+    </w:p>
+    <w:p>
+      <w:r>
+        <w:t xml:space="preserve">  против внутренней планки 90 %, внутренний ориентир F1 ≥ 0,90 по токенам</w:t>
+      </w:r>
+    </w:p>
+    <w:p>
+      <w:r>
+        <w:t xml:space="preserve">  (0.7338) и размер </w:t>
+      </w:r>
+      <w:r>
+        <w:rPr>
+          <w:rFonts w:ascii="Consolas" w:hAnsi="Consolas"/>
+          <w:color w:val="224488"/>
+          <w:sz w:val="19"/>
+        </w:rPr>
+        <w:t>.exe</w:t>
+      </w:r>
+      <w:r>
+        <w:t xml:space="preserve"> под планку 8,5 МБ (в релизе v1.3.1 — 8 969 008 байт).</w:t>
+      </w:r>
+    </w:p>
+    <w:p>
+      <w:r>
+        <w:t xml:space="preserve">Осталось честно не достигнутым и вынесено в план: вердикты режима </w:t>
+      </w:r>
+      <w:r>
+        <w:rPr>
+          <w:rFonts w:ascii="Consolas" w:hAnsi="Consolas"/>
+          <w:color w:val="224488"/>
+          <w:sz w:val="19"/>
+        </w:rPr>
+        <w:t>hf</w:t>
+      </w:r>
+      <w:r>
+        <w:t xml:space="preserve"> на</w:t>
+      </w:r>
+    </w:p>
+    <w:p>
+      <w:r>
+        <w:t>реальных актах (FPR 0.80), полнота типов ошибок «пропуск факта» и</w:t>
+      </w:r>
+    </w:p>
+    <w:p>
+      <w:r>
+        <w:t>«неатрибутированное число» (по 10–16 ложных отрицаний на тип в тесте),</w:t>
+      </w:r>
+    </w:p>
+    <w:p>
+      <w:r>
+        <w:t>расширение корпуса A3 до 800+ документов / 2000 пар, покрытие тестами до 90 %.</w:t>
+      </w:r>
+    </w:p>
+    <w:p>
+      <w:r>
+        <w:t xml:space="preserve">Актуальные числа всех документов — в </w:t>
+      </w:r>
+      <w:r>
+        <w:rPr>
+          <w:rFonts w:ascii="Consolas" w:hAnsi="Consolas"/>
+          <w:color w:val="224488"/>
+          <w:sz w:val="19"/>
+        </w:rPr>
+        <w:t>reports/METRICS.json</w:t>
+      </w:r>
+      <w:r>
+        <w:t xml:space="preserve"> и </w:t>
+      </w:r>
+      <w:r>
+        <w:rPr>
+          <w:rFonts w:ascii="Consolas" w:hAnsi="Consolas"/>
+          <w:color w:val="224488"/>
+          <w:sz w:val="19"/>
+        </w:rPr>
+        <w:t>reports/NUMBERS.json</w:t>
+      </w:r>
+      <w:r>
+        <w:t>.</w:t>
+      </w:r>
+    </w:p>
+    <w:p>
+      <w:pPr>
+        <w:pStyle w:val="Heading2"/>
+      </w:pPr>
+      <w:r>
+        <w:t>Шаг 39. PR #8 слит, релиз v1.3.1 собран; реестр больше не отстаёт от сборки тега</w:t>
+      </w:r>
+    </w:p>
+    <w:p>
+      <w:r>
+        <w:t>Что сделано (числа — из артефактов прогонов):</w:t>
+      </w:r>
+    </w:p>
+    <w:tbl>
+      <w:tblPr>
+        <w:tblStyle w:val="LightGrid-Accent1"/>
+        <w:tblW w:type="auto" w:w="0"/>
+        <w:tblLook w:firstColumn="1" w:firstRow="1" w:lastColumn="0" w:lastRow="0" w:noHBand="0" w:noVBand="1" w:val="04A0"/>
+      </w:tblPr>
+      <w:tblGrid>
+        <w:gridCol w:w="2880"/>
+        <w:gridCol w:w="2880"/>
+        <w:gridCol w:w="2880"/>
+      </w:tblGrid>
+      <w:tr>
+        <w:tc>
+          <w:tcPr>
+            <w:tcW w:type="dxa" w:w="2880"/>
+          </w:tcPr>
+          <w:p>
+            <w:r>
+              <w:rPr>
+                <w:b/>
+              </w:rPr>
+            </w:r>
+            <w:r>
+              <w:rPr>
+                <w:b/>
+              </w:rPr>
+              <w:t>Что</w:t>
+            </w:r>
+          </w:p>
+        </w:tc>
+        <w:tc>
+          <w:tcPr>
+            <w:tcW w:type="dxa" w:w="2880"/>
+          </w:tcPr>
+          <w:p>
+            <w:r>
+              <w:rPr>
+                <w:b/>
+              </w:rPr>
+            </w:r>
+            <w:r>
+              <w:rPr>
+                <w:b/>
+              </w:rPr>
+              <w:t>Прогон</w:t>
+            </w:r>
+          </w:p>
+        </w:tc>
+        <w:tc>
+          <w:tcPr>
+            <w:tcW w:type="dxa" w:w="2880"/>
+          </w:tcPr>
+          <w:p>
+            <w:r>
+              <w:rPr>
+                <w:b/>
+              </w:rPr>
+            </w:r>
+            <w:r>
+              <w:rPr>
+                <w:b/>
+              </w:rPr>
+              <w:t>Итог</w:t>
+            </w:r>
+          </w:p>
+        </w:tc>
+      </w:tr>
+      <w:tr>
+        <w:tc>
+          <w:tcPr>
+            <w:tcW w:type="dxa" w:w="2880"/>
+          </w:tcPr>
+          <w:p>
+            <w:r/>
+            <w:r>
+              <w:t>CI ветки (6 комбинаций Python 3.10–3.12 × ubuntu/windows, линтер, покрытие, контракт, числа)</w:t>
+            </w:r>
+          </w:p>
+        </w:tc>
+        <w:tc>
+          <w:tcPr>
+            <w:tcW w:type="dxa" w:w="2880"/>
+          </w:tcPr>
+          <w:p>
+            <w:r/>
+            <w:r>
+              <w:rPr>
+                <w:rFonts w:ascii="Consolas" w:hAnsi="Consolas"/>
+                <w:color w:val="224488"/>
+                <w:sz w:val="19"/>
+              </w:rPr>
+              <w:t>38577720604</w:t>
+            </w:r>
+            <w:r>
+              <w:t xml:space="preserve"> (PR #8), </w:t>
+            </w:r>
+            <w:r>
+              <w:rPr>
+                <w:rFonts w:ascii="Consolas" w:hAnsi="Consolas"/>
+                <w:color w:val="224488"/>
+                <w:sz w:val="19"/>
+              </w:rPr>
+              <w:t>38577694503</w:t>
+            </w:r>
+            <w:r>
+              <w:t xml:space="preserve"> (push)</w:t>
+            </w:r>
+          </w:p>
+        </w:tc>
+        <w:tc>
+          <w:tcPr>
+            <w:tcW w:type="dxa" w:w="2880"/>
+          </w:tcPr>
+          <w:p>
+            <w:r/>
+            <w:r>
+              <w:t>успех</w:t>
+            </w:r>
+          </w:p>
+        </w:tc>
+      </w:tr>
+      <w:tr>
+        <w:tc>
+          <w:tcPr>
+            <w:tcW w:type="dxa" w:w="2880"/>
+          </w:tcPr>
+          <w:p>
+            <w:r/>
+            <w:r>
+              <w:t>Слияние</w:t>
+            </w:r>
+          </w:p>
+        </w:tc>
+        <w:tc>
+          <w:tcPr>
+            <w:tcW w:type="dxa" w:w="2880"/>
+          </w:tcPr>
+          <w:p>
+            <w:r/>
+            <w:r>
+              <w:t>—</w:t>
+            </w:r>
+          </w:p>
+        </w:tc>
+        <w:tc>
+          <w:tcPr>
+            <w:tcW w:type="dxa" w:w="2880"/>
+          </w:tcPr>
+          <w:p>
+            <w:r/>
+            <w:r>
+              <w:t xml:space="preserve">merge-коммит </w:t>
+            </w:r>
+            <w:r>
+              <w:rPr>
+                <w:rFonts w:ascii="Consolas" w:hAnsi="Consolas"/>
+                <w:color w:val="224488"/>
+                <w:sz w:val="19"/>
+              </w:rPr>
+              <w:t>c809eb1</w:t>
+            </w:r>
+            <w:r>
+              <w:t xml:space="preserve">; PR #8 </w:t>
+            </w:r>
+            <w:r>
+              <w:rPr>
+                <w:rFonts w:ascii="Consolas" w:hAnsi="Consolas"/>
+                <w:color w:val="224488"/>
+                <w:sz w:val="19"/>
+              </w:rPr>
+              <w:t>MERGED</w:t>
+            </w:r>
+          </w:p>
+        </w:tc>
+      </w:tr>
+      <w:tr>
+        <w:tc>
+          <w:tcPr>
+            <w:tcW w:type="dxa" w:w="2880"/>
+          </w:tcPr>
+          <w:p>
+            <w:r/>
+            <w:r>
+              <w:t xml:space="preserve">Сборка и публикация релиза от тега </w:t>
+            </w:r>
+            <w:r>
+              <w:rPr>
+                <w:rFonts w:ascii="Consolas" w:hAnsi="Consolas"/>
+                <w:color w:val="224488"/>
+                <w:sz w:val="19"/>
+              </w:rPr>
+              <w:t>v1.3.1</w:t>
+            </w:r>
+          </w:p>
+        </w:tc>
+        <w:tc>
+          <w:tcPr>
+            <w:tcW w:type="dxa" w:w="2880"/>
+          </w:tcPr>
+          <w:p>
+            <w:r/>
+            <w:r>
+              <w:rPr>
+                <w:rFonts w:ascii="Consolas" w:hAnsi="Consolas"/>
+                <w:color w:val="224488"/>
+                <w:sz w:val="19"/>
+              </w:rPr>
+              <w:t>38582542536</w:t>
+            </w:r>
+          </w:p>
+        </w:tc>
+        <w:tc>
+          <w:tcPr>
+            <w:tcW w:type="dxa" w:w="2880"/>
+          </w:tcPr>
+          <w:p>
+            <w:r/>
+            <w:r>
+              <w:t xml:space="preserve">успех: </w:t>
+            </w:r>
+            <w:r>
+              <w:rPr>
+                <w:rFonts w:ascii="Consolas" w:hAnsi="Consolas"/>
+                <w:color w:val="224488"/>
+                <w:sz w:val="19"/>
+              </w:rPr>
+              <w:t>spanverify.exe</w:t>
+            </w:r>
+            <w:r>
+              <w:t xml:space="preserve"> 8 969 008 Б, </w:t>
+            </w:r>
+            <w:r>
+              <w:rPr>
+                <w:rFonts w:ascii="Consolas" w:hAnsi="Consolas"/>
+                <w:color w:val="224488"/>
+                <w:sz w:val="19"/>
+              </w:rPr>
+              <w:t>spanverify-win.zip</w:t>
+            </w:r>
+            <w:r>
+              <w:t xml:space="preserve"> 9 121 782 Б, </w:t>
+            </w:r>
+            <w:r>
+              <w:rPr>
+                <w:rFonts w:ascii="Consolas" w:hAnsi="Consolas"/>
+                <w:color w:val="224488"/>
+                <w:sz w:val="19"/>
+              </w:rPr>
+              <w:t>spanverify.pyz</w:t>
+            </w:r>
+            <w:r>
+              <w:t xml:space="preserve"> 174 634 Б, </w:t>
+            </w:r>
+            <w:r>
+              <w:rPr>
+                <w:rFonts w:ascii="Consolas" w:hAnsi="Consolas"/>
+                <w:color w:val="224488"/>
+                <w:sz w:val="19"/>
+              </w:rPr>
+              <w:t>SHA256SUMS.txt</w:t>
+            </w:r>
+          </w:p>
+        </w:tc>
+      </w:tr>
+    </w:tbl>
+    <w:p/>
+    <w:p>
+      <w:r>
+        <w:t>Найдено и исправлено сразу после релиза: шаг «Записать измеренные размеры» для</w:t>
+      </w:r>
+    </w:p>
+    <w:p>
+      <w:r>
+        <w:t xml:space="preserve">тега обновлял через API только </w:t>
+      </w:r>
+      <w:r>
+        <w:rPr>
+          <w:rFonts w:ascii="Consolas" w:hAnsi="Consolas"/>
+          <w:color w:val="224488"/>
+          <w:sz w:val="19"/>
+        </w:rPr>
+        <w:t>reports/release_sizes.json</w:t>
+      </w:r>
+      <w:r>
+        <w:t>, а пересобранный в</w:t>
+      </w:r>
+    </w:p>
+    <w:p>
+      <w:r>
+        <w:t xml:space="preserve">прогоне </w:t>
+      </w:r>
+      <w:r>
+        <w:rPr>
+          <w:rFonts w:ascii="Consolas" w:hAnsi="Consolas"/>
+          <w:color w:val="224488"/>
+          <w:sz w:val="19"/>
+        </w:rPr>
+        <w:t>reports/NUMBERS.json</w:t>
+      </w:r>
+      <w:r>
+        <w:t xml:space="preserve"> не отправлял — реестр на </w:t>
+      </w:r>
+      <w:r>
+        <w:rPr>
+          <w:rFonts w:ascii="Consolas" w:hAnsi="Consolas"/>
+          <w:color w:val="224488"/>
+          <w:sz w:val="19"/>
+        </w:rPr>
+        <w:t>main</w:t>
+      </w:r>
+      <w:r>
+        <w:t xml:space="preserve"> разошёлся с</w:t>
+      </w:r>
+    </w:p>
+    <w:p>
+      <w:r>
+        <w:t>артефактом, и контрактное задание («Реестр чисел и его сверка с артефактами»)</w:t>
+      </w:r>
+    </w:p>
+    <w:p>
+      <w:r>
+        <w:t>стало бы красным. Теперь для тега через API уходят все три файла</w:t>
+      </w:r>
+    </w:p>
+    <w:p>
+      <w:r>
+        <w:t>(</w:t>
+      </w:r>
+      <w:r>
+        <w:rPr>
+          <w:rFonts w:ascii="Consolas" w:hAnsi="Consolas"/>
+          <w:color w:val="224488"/>
+          <w:sz w:val="19"/>
+        </w:rPr>
+        <w:t>reports/release_sizes.json</w:t>
+      </w:r>
+      <w:r>
+        <w:t xml:space="preserve">, </w:t>
+      </w:r>
+      <w:r>
+        <w:rPr>
+          <w:rFonts w:ascii="Consolas" w:hAnsi="Consolas"/>
+          <w:color w:val="224488"/>
+          <w:sz w:val="19"/>
+        </w:rPr>
+        <w:t>spanverify-module/reports/release_sizes.json</w:t>
+      </w:r>
+      <w:r>
+        <w:t>,</w:t>
+      </w:r>
+    </w:p>
+    <w:p>
+      <w:r>
+        <w:rPr>
+          <w:rFonts w:ascii="Consolas" w:hAnsi="Consolas"/>
+          <w:color w:val="224488"/>
+          <w:sz w:val="19"/>
+        </w:rPr>
+        <w:t>reports/NUMBERS.json</w:t>
+      </w:r>
+      <w:r>
+        <w:t>), реестр пересобран, сверка с артефактами проходит.</w:t>
+      </w:r>
+    </w:p>
     <w:p>
       <w:r>
         <w:t xml:space="preserve">Актуальные числа всех документов — в </w:t>
